--- a/templates/Form32B Template.docx
+++ b/templates/Form32B Template.docx
@@ -1,6 +1,6 @@
 
 <file path=word/document.xml><?xml version="1.0" encoding="utf-8"?>
-<w:document xmlns:wpc="http://schemas.microsoft.com/office/word/2010/wordprocessingCanvas" xmlns:cx="http://schemas.microsoft.com/office/drawing/2014/chartex" xmlns:cx1="http://schemas.microsoft.com/office/drawing/2015/9/8/chartex" xmlns:cx2="http://schemas.microsoft.com/office/drawing/2015/10/21/chartex" xmlns:cx3="http://schemas.microsoft.com/office/drawing/2016/5/9/chartex" xmlns:cx4="http://schemas.microsoft.com/office/drawing/2016/5/10/chartex" xmlns:cx5="http://schemas.microsoft.com/office/drawing/2016/5/11/chartex" xmlns:cx6="http://schemas.microsoft.com/office/drawing/2016/5/12/chartex" xmlns:cx7="http://schemas.microsoft.com/office/drawing/2016/5/13/chartex" xmlns:cx8="http://schemas.microsoft.com/office/drawing/2016/5/14/chartex" xmlns:mc="http://schemas.openxmlformats.org/markup-compatibility/2006" xmlns:aink="http://schemas.microsoft.com/office/drawing/2016/ink" xmlns:am3d="http://schemas.microsoft.com/office/drawing/2017/model3d" xmlns:o="urn:schemas-microsoft-com:office:office" xmlns:oel="http://schemas.microsoft.com/office/2019/extlst" xmlns:r="http://schemas.openxmlformats.org/officeDocument/2006/relationships" xmlns:m="http://schemas.openxmlformats.org/officeDocument/2006/math" xmlns:v="urn:schemas-microsoft-com:vml" xmlns:wp14="http://schemas.microsoft.com/office/word/2010/wordprocessingDrawing" xmlns:wp="http://schemas.openxmlformats.org/drawingml/2006/wordprocessingDrawing" xmlns:w10="urn:schemas-microsoft-com:office:word" xmlns:w="http://schemas.openxmlformats.org/wordprocessingml/2006/main" xmlns:w14="http://schemas.microsoft.com/office/word/2010/wordml" xmlns:w15="http://schemas.microsoft.com/office/word/2012/wordml" xmlns:w16cex="http://schemas.microsoft.com/office/word/2018/wordml/cex" xmlns:w16cid="http://schemas.microsoft.com/office/word/2016/wordml/cid" xmlns:w16="http://schemas.microsoft.com/office/word/2018/wordml" xmlns:w16du="http://schemas.microsoft.com/office/word/2023/wordml/word16du" xmlns:w16sdtdh="http://schemas.microsoft.com/office/word/2020/wordml/sdtdatahash" xmlns:w16sdtfl="http://schemas.microsoft.com/office/word/2024/wordml/sdtformatlock" xmlns:w16se="http://schemas.microsoft.com/office/word/2015/wordml/symex" xmlns:wpg="http://schemas.microsoft.com/office/word/2010/wordprocessingGroup" xmlns:wpi="http://schemas.microsoft.com/office/word/2010/wordprocessingInk" xmlns:wne="http://schemas.microsoft.com/office/word/2006/wordml" xmlns:wps="http://schemas.microsoft.com/office/word/2010/wordprocessingShape" mc:Ignorable="w14 w15 w16se w16cid w16 w16cex w16sdtdh w16sdtfl w16du wp14">
+<w:document xmlns:ns1="http://schemas.openxmlformats.org/markup-compatibility/2006" xmlns:ns2="http://schemas.microsoft.com/office/word/2010/wordml" xmlns:ns3="http://schemas.openxmlformats.org/officeDocument/2006/relationships" xmlns:w="http://schemas.openxmlformats.org/wordprocessingml/2006/main" ns1:Ignorable="w14 w15 w16se w16cid w16 w16cex w16sdtdh w16sdtfl w16du wp14">
   <w:body>
     <w:tbl>
       <w:tblPr>
@@ -17,7 +17,7 @@
         <w:gridCol w:w="1786"/>
         <w:gridCol w:w="2467"/>
       </w:tblGrid>
-      <w:tr>
+      <w:tr ns2:paraId="24C3B3D5" ns2:textId="77777777">
         <w:trPr>
           <w:cantSplit/>
           <w:trHeight w:hRule="exact" w:val="284"/>
@@ -30,7 +30,7 @@
               <w:right w:w="113" w:type="dxa"/>
             </w:tcMar>
           </w:tcPr>
-          <w:p>
+          <w:p ns2:paraId="3F43A285" ns2:textId="77777777">
             <w:pPr>
               <w:spacing w:line="360" w:lineRule="exact"/>
               <w:jc w:val="right"/>
@@ -83,7 +83,7 @@
               <w:t>b</w:t>
             </w:r>
           </w:p>
-          <w:p>
+          <w:p ns2:paraId="20BE8DA1" ns2:textId="77777777">
             <w:pPr>
               <w:pStyle w:val="Heading1"/>
             </w:pPr>
@@ -91,7 +91,7 @@
               <w:t>Tax Invoice</w:t>
             </w:r>
           </w:p>
-          <w:p>
+          <w:p ns2:paraId="494C0DA3" ns2:textId="77777777">
             <w:pPr>
               <w:pStyle w:val="Heading2"/>
             </w:pPr>
@@ -99,7 +99,7 @@
               <w:t>Family Legal Aid</w:t>
             </w:r>
           </w:p>
-          <w:p>
+          <w:p ns2:paraId="05B4103E" ns2:textId="77777777">
             <w:pPr>
               <w:pStyle w:val="Heading2"/>
             </w:pPr>
@@ -110,7 +110,7 @@
               <w:t>s</w:t>
             </w:r>
           </w:p>
-          <w:p>
+          <w:p ns2:paraId="67DFCED2" ns2:textId="77777777">
             <w:pPr>
               <w:pStyle w:val="Heading4"/>
             </w:pPr>
@@ -130,7 +130,7 @@
             </w:tcMar>
             <w:vAlign w:val="bottom"/>
           </w:tcPr>
-          <w:p>
+          <w:p ns2:paraId="100E4641" ns2:textId="77777777">
             <w:pPr>
               <w:pStyle w:val="DetailsFlushRight"/>
             </w:pPr>
@@ -153,7 +153,7 @@
             </w:tcMar>
             <w:vAlign w:val="center"/>
           </w:tcPr>
-          <w:p>
+          <w:p ns2:paraId="0EA9D7AD" ns2:textId="14A9824A">
             <w:pPr>
               <w:pStyle w:val="Details"/>
             </w:pPr>
@@ -165,7 +165,7 @@
           </w:p>
         </w:tc>
       </w:tr>
-      <w:tr>
+      <w:tr ns2:paraId="298A988F" ns2:textId="77777777">
         <w:trPr>
           <w:cantSplit/>
           <w:trHeight w:hRule="exact" w:val="284"/>
@@ -178,7 +178,7 @@
               <w:right w:w="113" w:type="dxa"/>
             </w:tcMar>
           </w:tcPr>
-          <w:p>
+          <w:p ns2:paraId="02D6BDC3" ns2:textId="77777777">
             <w:pPr>
               <w:pStyle w:val="Heading4"/>
             </w:pPr>
@@ -195,7 +195,7 @@
             </w:tcMar>
             <w:vAlign w:val="bottom"/>
           </w:tcPr>
-          <w:p>
+          <w:p ns2:paraId="033A8AFB" ns2:textId="77777777">
             <w:pPr>
               <w:pStyle w:val="DetailsFlushRight"/>
             </w:pPr>
@@ -218,7 +218,7 @@
             </w:tcMar>
             <w:vAlign w:val="center"/>
           </w:tcPr>
-          <w:p>
+          <w:p ns2:paraId="77F267F2" ns2:textId="23EB5076">
             <w:pPr>
               <w:pStyle w:val="Details"/>
             </w:pPr>
@@ -230,7 +230,7 @@
           </w:p>
         </w:tc>
       </w:tr>
-      <w:tr>
+      <w:tr ns2:paraId="659CC19F" ns2:textId="77777777">
         <w:trPr>
           <w:cantSplit/>
           <w:trHeight w:hRule="exact" w:val="284"/>
@@ -243,7 +243,7 @@
               <w:right w:w="113" w:type="dxa"/>
             </w:tcMar>
           </w:tcPr>
-          <w:p/>
+          <w:p ns2:paraId="450B7C7E" ns2:textId="77777777"/>
         </w:tc>
         <w:tc>
           <w:tcPr>
@@ -256,7 +256,7 @@
             </w:tcMar>
             <w:vAlign w:val="bottom"/>
           </w:tcPr>
-          <w:p>
+          <w:p ns2:paraId="64B3BFBE" ns2:textId="77777777">
             <w:pPr>
               <w:pStyle w:val="DetailsFlushRight"/>
             </w:pPr>
@@ -279,7 +279,7 @@
             </w:tcMar>
             <w:vAlign w:val="center"/>
           </w:tcPr>
-          <w:p>
+          <w:p ns2:paraId="5ECFD149" ns2:textId="59E96652">
             <w:pPr>
               <w:pStyle w:val="Details"/>
             </w:pPr>
@@ -291,7 +291,7 @@
           </w:p>
         </w:tc>
       </w:tr>
-      <w:tr>
+      <w:tr ns2:paraId="689F466F" ns2:textId="77777777">
         <w:trPr>
           <w:cantSplit/>
           <w:trHeight w:hRule="exact" w:val="284"/>
@@ -304,7 +304,7 @@
               <w:right w:w="113" w:type="dxa"/>
             </w:tcMar>
           </w:tcPr>
-          <w:p/>
+          <w:p ns2:paraId="49BCE460" ns2:textId="77777777"/>
         </w:tc>
         <w:tc>
           <w:tcPr>
@@ -317,7 +317,7 @@
             </w:tcMar>
             <w:vAlign w:val="bottom"/>
           </w:tcPr>
-          <w:p>
+          <w:p ns2:paraId="6E921B20" ns2:textId="77777777">
             <w:pPr>
               <w:pStyle w:val="DetailsFlushRight"/>
             </w:pPr>
@@ -340,7 +340,7 @@
             </w:tcMar>
             <w:vAlign w:val="center"/>
           </w:tcPr>
-          <w:p>
+          <w:p ns2:paraId="76279C2C" ns2:textId="34325AB1">
             <w:pPr>
               <w:pStyle w:val="Details"/>
             </w:pPr>
@@ -352,7 +352,7 @@
           </w:p>
         </w:tc>
       </w:tr>
-      <w:tr>
+      <w:tr ns2:paraId="06EFD729" ns2:textId="77777777">
         <w:trPr>
           <w:cantSplit/>
           <w:trHeight w:hRule="exact" w:val="284"/>
@@ -365,7 +365,7 @@
               <w:right w:w="113" w:type="dxa"/>
             </w:tcMar>
           </w:tcPr>
-          <w:p/>
+          <w:p ns2:paraId="415DF34E" ns2:textId="77777777"/>
         </w:tc>
         <w:tc>
           <w:tcPr>
@@ -378,7 +378,7 @@
             </w:tcMar>
             <w:vAlign w:val="bottom"/>
           </w:tcPr>
-          <w:p>
+          <w:p ns2:paraId="4C4BCF27" ns2:textId="77777777">
             <w:pPr>
               <w:pStyle w:val="DetailsFlushRight"/>
             </w:pPr>
@@ -401,7 +401,7 @@
             </w:tcMar>
             <w:vAlign w:val="center"/>
           </w:tcPr>
-          <w:p>
+          <w:p ns2:paraId="1356E084" ns2:textId="300EB48F">
             <w:pPr>
               <w:pStyle w:val="Details"/>
             </w:pPr>
@@ -413,7 +413,7 @@
           </w:p>
         </w:tc>
       </w:tr>
-      <w:tr>
+      <w:tr ns2:paraId="465FC178" ns2:textId="77777777">
         <w:trPr>
           <w:cantSplit/>
           <w:trHeight w:hRule="exact" w:val="907"/>
@@ -429,7 +429,7 @@
               <w:right w:w="113" w:type="dxa"/>
             </w:tcMar>
           </w:tcPr>
-          <w:p/>
+          <w:p ns2:paraId="3A1E0401" ns2:textId="77777777"/>
         </w:tc>
         <w:tc>
           <w:tcPr>
@@ -439,7 +439,7 @@
             </w:tcMar>
             <w:vAlign w:val="bottom"/>
           </w:tcPr>
-          <w:p>
+          <w:p ns2:paraId="2C8C787A" ns2:textId="77777777">
             <w:pPr>
               <w:pStyle w:val="DetailsFlushRight"/>
             </w:pPr>
@@ -456,7 +456,7 @@
             </w:tcMar>
             <w:vAlign w:val="center"/>
           </w:tcPr>
-          <w:p>
+          <w:p ns2:paraId="23F69931" ns2:textId="77777777">
             <w:pPr>
               <w:pStyle w:val="Details"/>
             </w:pPr>
@@ -464,7 +464,7 @@
         </w:tc>
       </w:tr>
     </w:tbl>
-    <w:p/>
+    <w:p ns2:paraId="628DFC2C" ns2:textId="77777777"/>
     <w:tbl>
       <w:tblPr>
         <w:tblW w:w="10603" w:type="dxa"/>
@@ -481,7 +481,7 @@
         <w:gridCol w:w="2394"/>
         <w:gridCol w:w="17"/>
       </w:tblGrid>
-      <w:tr>
+      <w:tr ns2:paraId="5A976A34" ns2:textId="77777777">
         <w:trPr>
           <w:gridAfter w:val="1"/>
           <w:wAfter w:w="17" w:type="dxa"/>
@@ -498,7 +498,7 @@
             </w:tcMar>
             <w:vAlign w:val="bottom"/>
           </w:tcPr>
-          <w:p>
+          <w:p ns2:paraId="7C100D2E" ns2:textId="77777777">
             <w:pPr>
               <w:pStyle w:val="Details"/>
             </w:pPr>
@@ -513,14 +513,14 @@
             </w:tcBorders>
             <w:vAlign w:val="center"/>
           </w:tcPr>
-          <w:p>
+          <w:p ns2:paraId="0ED69ED1" ns2:textId="77777777">
             <w:pPr>
               <w:pStyle w:val="Details"/>
             </w:pPr>
           </w:p>
         </w:tc>
       </w:tr>
-      <w:tr>
+      <w:tr ns2:paraId="0C2AC972" ns2:textId="77777777">
         <w:trPr>
           <w:trHeight w:hRule="exact" w:val="284"/>
         </w:trPr>
@@ -534,7 +534,7 @@
             </w:tcMar>
             <w:vAlign w:val="bottom"/>
           </w:tcPr>
-          <w:p>
+          <w:p ns2:paraId="7DD22228" ns2:textId="77777777">
             <w:pPr>
               <w:pStyle w:val="Details"/>
             </w:pPr>
@@ -561,7 +561,7 @@
             </w:tcMar>
             <w:vAlign w:val="bottom"/>
           </w:tcPr>
-          <w:p>
+          <w:p ns2:paraId="01754D80" ns2:textId="77777777">
             <w:pPr>
               <w:pStyle w:val="Details"/>
               <w:tabs>
@@ -582,7 +582,7 @@
           </w:p>
         </w:tc>
       </w:tr>
-      <w:tr>
+      <w:tr ns2:paraId="401CBF39" ns2:textId="77777777">
         <w:trPr>
           <w:trHeight w:hRule="exact" w:val="227"/>
         </w:trPr>
@@ -592,7 +592,7 @@
             <w:gridSpan w:val="2"/>
             <w:vAlign w:val="bottom"/>
           </w:tcPr>
-          <w:p>
+          <w:p ns2:paraId="607ED8C1" ns2:textId="77777777">
             <w:pPr>
               <w:pStyle w:val="Heading3"/>
             </w:pPr>
@@ -607,7 +607,7 @@
             </w:tcBorders>
             <w:vAlign w:val="bottom"/>
           </w:tcPr>
-          <w:p>
+          <w:p ns2:paraId="7D4E4E3F" ns2:textId="77777777">
             <w:pPr>
               <w:pStyle w:val="8PtDetails"/>
               <w:tabs>
@@ -626,7 +626,7 @@
           </w:p>
         </w:tc>
       </w:tr>
-      <w:tr>
+      <w:tr ns2:paraId="63EF31C2" ns2:textId="77777777">
         <w:trPr>
           <w:trHeight w:hRule="exact" w:val="227"/>
         </w:trPr>
@@ -639,7 +639,7 @@
             </w:tcMar>
             <w:vAlign w:val="bottom"/>
           </w:tcPr>
-          <w:p>
+          <w:p ns2:paraId="29E0BC9C" ns2:textId="77777777">
             <w:pPr>
               <w:pStyle w:val="Details"/>
             </w:pPr>
@@ -657,7 +657,7 @@
             </w:tcBorders>
             <w:vAlign w:val="bottom"/>
           </w:tcPr>
-          <w:p>
+          <w:p ns2:paraId="2DB06A6A" ns2:textId="6B25E944">
             <w:pPr>
               <w:pStyle w:val="Details"/>
             </w:pPr>
@@ -669,7 +669,7 @@
           </w:p>
         </w:tc>
       </w:tr>
-      <w:tr>
+      <w:tr ns2:paraId="0A04211F" ns2:textId="77777777">
         <w:trPr>
           <w:trHeight w:hRule="exact" w:val="57"/>
         </w:trPr>
@@ -682,7 +682,7 @@
             </w:tcMar>
             <w:vAlign w:val="center"/>
           </w:tcPr>
-          <w:p>
+          <w:p ns2:paraId="6A54C3BA" ns2:textId="77777777">
             <w:pPr>
               <w:pStyle w:val="Details"/>
             </w:pPr>
@@ -697,7 +697,7 @@
             </w:tcBorders>
             <w:vAlign w:val="center"/>
           </w:tcPr>
-          <w:p>
+          <w:p ns2:paraId="50E5B81F" ns2:textId="77777777">
             <w:pPr>
               <w:pStyle w:val="Details"/>
             </w:pPr>
@@ -714,7 +714,7 @@
             </w:tcMar>
             <w:vAlign w:val="center"/>
           </w:tcPr>
-          <w:p>
+          <w:p ns2:paraId="17D55947" ns2:textId="77777777">
             <w:pPr>
               <w:pStyle w:val="DetailsFlushRight"/>
             </w:pPr>
@@ -729,14 +729,14 @@
             </w:tcBorders>
             <w:vAlign w:val="center"/>
           </w:tcPr>
-          <w:p>
+          <w:p ns2:paraId="6ECEAE5D" ns2:textId="77777777">
             <w:pPr>
               <w:pStyle w:val="Responses"/>
             </w:pPr>
           </w:p>
         </w:tc>
       </w:tr>
-      <w:tr>
+      <w:tr ns2:paraId="5C17EF4F" ns2:textId="77777777">
         <w:trPr>
           <w:trHeight w:hRule="exact" w:val="284"/>
         </w:trPr>
@@ -749,7 +749,7 @@
             </w:tcMar>
             <w:vAlign w:val="bottom"/>
           </w:tcPr>
-          <w:p>
+          <w:p ns2:paraId="5B7754FD" ns2:textId="77777777">
             <w:pPr>
               <w:pStyle w:val="Details"/>
             </w:pPr>
@@ -769,7 +769,7 @@
             </w:tcBorders>
             <w:vAlign w:val="bottom"/>
           </w:tcPr>
-          <w:p>
+          <w:p ns2:paraId="0C0446A1" ns2:textId="157706AC">
             <w:pPr>
               <w:pStyle w:val="Details"/>
             </w:pPr>
@@ -789,7 +789,7 @@
             </w:tcMar>
             <w:vAlign w:val="bottom"/>
           </w:tcPr>
-          <w:p>
+          <w:p ns2:paraId="1B16445D" ns2:textId="77777777">
             <w:pPr>
               <w:pStyle w:val="DetailsFlushRight"/>
             </w:pPr>
@@ -807,7 +807,7 @@
             </w:tcBorders>
             <w:vAlign w:val="bottom"/>
           </w:tcPr>
-          <w:p>
+          <w:p ns2:paraId="40496E44" ns2:textId="576D8129">
             <w:pPr>
               <w:pStyle w:val="Details"/>
             </w:pPr>
@@ -819,7 +819,7 @@
           </w:p>
         </w:tc>
       </w:tr>
-      <w:tr>
+      <w:tr ns2:paraId="5D946D35" ns2:textId="77777777">
         <w:trPr>
           <w:trHeight w:hRule="exact" w:val="57"/>
         </w:trPr>
@@ -832,7 +832,7 @@
             </w:tcMar>
             <w:vAlign w:val="bottom"/>
           </w:tcPr>
-          <w:p>
+          <w:p ns2:paraId="1D4483EA" ns2:textId="77777777">
             <w:pPr>
               <w:pStyle w:val="Details"/>
             </w:pPr>
@@ -846,7 +846,7 @@
             </w:tcBorders>
             <w:vAlign w:val="bottom"/>
           </w:tcPr>
-          <w:p>
+          <w:p ns2:paraId="68857628" ns2:textId="77777777">
             <w:pPr>
               <w:pStyle w:val="Details"/>
             </w:pPr>
@@ -861,7 +861,7 @@
             </w:tcMar>
             <w:vAlign w:val="bottom"/>
           </w:tcPr>
-          <w:p>
+          <w:p ns2:paraId="6312C7AD" ns2:textId="77777777">
             <w:pPr>
               <w:pStyle w:val="DetailsFlushRight"/>
             </w:pPr>
@@ -876,14 +876,14 @@
             </w:tcBorders>
             <w:vAlign w:val="bottom"/>
           </w:tcPr>
-          <w:p>
+          <w:p ns2:paraId="62832E4F" ns2:textId="77777777">
             <w:pPr>
               <w:pStyle w:val="Details"/>
             </w:pPr>
           </w:p>
         </w:tc>
       </w:tr>
-      <w:tr>
+      <w:tr ns2:paraId="62657D6F" ns2:textId="77777777">
         <w:trPr>
           <w:trHeight w:hRule="exact" w:val="284"/>
         </w:trPr>
@@ -896,7 +896,7 @@
             </w:tcMar>
             <w:vAlign w:val="bottom"/>
           </w:tcPr>
-          <w:p>
+          <w:p ns2:paraId="222E624C" ns2:textId="77777777">
             <w:pPr>
               <w:pStyle w:val="Details"/>
             </w:pPr>
@@ -916,7 +916,7 @@
             </w:tcBorders>
             <w:vAlign w:val="bottom"/>
           </w:tcPr>
-          <w:p>
+          <w:p ns2:paraId="687DC17E" ns2:textId="51398C0F">
             <w:pPr>
               <w:pStyle w:val="Details"/>
             </w:pPr>
@@ -936,7 +936,7 @@
             </w:tcMar>
             <w:vAlign w:val="bottom"/>
           </w:tcPr>
-          <w:p>
+          <w:p ns2:paraId="3B74EE58" ns2:textId="77777777">
             <w:pPr>
               <w:pStyle w:val="DetailsFlushRight"/>
             </w:pPr>
@@ -954,7 +954,7 @@
             </w:tcBorders>
             <w:vAlign w:val="bottom"/>
           </w:tcPr>
-          <w:p>
+          <w:p ns2:paraId="0FE86B35" ns2:textId="61838C7D">
             <w:pPr>
               <w:pStyle w:val="Details"/>
             </w:pPr>
@@ -967,7 +967,7 @@
         </w:tc>
       </w:tr>
     </w:tbl>
-    <w:p>
+    <w:p ns2:paraId="6A89F977" ns2:textId="77777777">
       <w:pPr>
         <w:pStyle w:val="7PtDetails"/>
       </w:pPr>
@@ -993,7 +993,7 @@
         <w:gridCol w:w="1475"/>
         <w:gridCol w:w="38"/>
       </w:tblGrid>
-      <w:tr>
+      <w:tr ns2:paraId="7D4E6C5E" ns2:textId="77777777">
         <w:trPr>
           <w:trHeight w:hRule="exact" w:val="340"/>
         </w:trPr>
@@ -1004,7 +1004,7 @@
             <w:shd w:val="clear" w:color="auto" w:fill="999999"/>
             <w:vAlign w:val="center"/>
           </w:tcPr>
-          <w:p>
+          <w:p ns2:paraId="4A344AE2" ns2:textId="77777777">
             <w:pPr>
               <w:pStyle w:val="SectionHeads"/>
             </w:pPr>
@@ -1022,7 +1022,7 @@
             </w:tcBorders>
             <w:vAlign w:val="center"/>
           </w:tcPr>
-          <w:p>
+          <w:p ns2:paraId="53299538" ns2:textId="77777777">
             <w:pPr>
               <w:pStyle w:val="Details"/>
               <w:rPr>
@@ -1032,7 +1032,7 @@
           </w:p>
         </w:tc>
       </w:tr>
-      <w:tr>
+      <w:tr ns2:paraId="6F45F334" ns2:textId="77777777">
         <w:trPr>
           <w:trHeight w:hRule="exact" w:val="57"/>
         </w:trPr>
@@ -1042,7 +1042,7 @@
             <w:gridSpan w:val="5"/>
             <w:vAlign w:val="center"/>
           </w:tcPr>
-          <w:p>
+          <w:p ns2:paraId="44A048FC" ns2:textId="77777777">
             <w:pPr>
               <w:pStyle w:val="SectionHeads"/>
             </w:pPr>
@@ -1054,7 +1054,7 @@
             <w:gridSpan w:val="7"/>
             <w:vAlign w:val="center"/>
           </w:tcPr>
-          <w:p>
+          <w:p ns2:paraId="541CC888" ns2:textId="77777777">
             <w:pPr>
               <w:pStyle w:val="Details"/>
               <w:rPr>
@@ -1064,7 +1064,7 @@
           </w:p>
         </w:tc>
       </w:tr>
-      <w:tr>
+      <w:tr ns2:paraId="7EBD6619" ns2:textId="77777777">
         <w:trPr>
           <w:gridAfter w:val="1"/>
           <w:wAfter w:w="38" w:type="dxa"/>
@@ -1080,7 +1080,7 @@
             </w:tcMar>
             <w:vAlign w:val="bottom"/>
           </w:tcPr>
-          <w:p>
+          <w:p ns2:paraId="698FFE03" ns2:textId="77777777">
             <w:pPr>
               <w:pStyle w:val="Details"/>
             </w:pPr>
@@ -1107,7 +1107,7 @@
             </w:tcMar>
             <w:vAlign w:val="center"/>
           </w:tcPr>
-          <w:p>
+          <w:p ns2:paraId="54109720" ns2:textId="77777777">
             <w:pPr>
               <w:pStyle w:val="CenteredDetails"/>
             </w:pPr>
@@ -1124,7 +1124,7 @@
             </w:tcMar>
             <w:vAlign w:val="bottom"/>
           </w:tcPr>
-          <w:p>
+          <w:p ns2:paraId="1B827EE5" ns2:textId="77777777">
             <w:pPr>
               <w:pStyle w:val="Details"/>
             </w:pPr>
@@ -1147,7 +1147,7 @@
             </w:tcBorders>
             <w:vAlign w:val="center"/>
           </w:tcPr>
-          <w:p>
+          <w:p ns2:paraId="784AC99D" ns2:textId="77777777">
             <w:pPr>
               <w:pStyle w:val="CenteredDetails"/>
             </w:pPr>
@@ -1160,7 +1160,7 @@
             <w:tcW w:w="425" w:type="dxa"/>
             <w:vAlign w:val="bottom"/>
           </w:tcPr>
-          <w:p>
+          <w:p ns2:paraId="6825959A" ns2:textId="77777777">
             <w:pPr>
               <w:pStyle w:val="Details"/>
             </w:pPr>
@@ -1177,7 +1177,7 @@
             </w:tcBorders>
             <w:vAlign w:val="center"/>
           </w:tcPr>
-          <w:p>
+          <w:p ns2:paraId="04E921AC" ns2:textId="77777777">
             <w:pPr>
               <w:pStyle w:val="CenteredDetails"/>
             </w:pPr>
@@ -1186,7 +1186,7 @@
           </w:p>
         </w:tc>
       </w:tr>
-      <w:tr>
+      <w:tr ns2:paraId="08BF4101" ns2:textId="77777777">
         <w:trPr>
           <w:gridAfter w:val="6"/>
           <w:wAfter w:w="7267" w:type="dxa"/>
@@ -1200,7 +1200,7 @@
             </w:tcBorders>
             <w:vAlign w:val="center"/>
           </w:tcPr>
-          <w:p>
+          <w:p ns2:paraId="4302CA23" ns2:textId="77777777">
             <w:pPr>
               <w:pStyle w:val="Tick"/>
             </w:pPr>
@@ -1214,7 +1214,7 @@
             </w:tcBorders>
             <w:vAlign w:val="bottom"/>
           </w:tcPr>
-          <w:p>
+          <w:p ns2:paraId="5D1180B2" ns2:textId="77777777">
             <w:pPr>
               <w:pStyle w:val="Details"/>
             </w:pPr>
@@ -1228,7 +1228,7 @@
             </w:tcBorders>
             <w:vAlign w:val="center"/>
           </w:tcPr>
-          <w:p>
+          <w:p ns2:paraId="038320A8" ns2:textId="77777777">
             <w:pPr>
               <w:pStyle w:val="Tick"/>
             </w:pPr>
@@ -1243,14 +1243,14 @@
             </w:tcBorders>
             <w:vAlign w:val="bottom"/>
           </w:tcPr>
-          <w:p>
+          <w:p ns2:paraId="58888766" ns2:textId="77777777">
             <w:pPr>
               <w:pStyle w:val="Details"/>
             </w:pPr>
           </w:p>
         </w:tc>
       </w:tr>
-      <w:tr>
+      <w:tr ns2:paraId="50904326" ns2:textId="77777777">
         <w:trPr>
           <w:gridAfter w:val="6"/>
           <w:wAfter w:w="7267" w:type="dxa"/>
@@ -1267,7 +1267,7 @@
             </w:tcBorders>
             <w:vAlign w:val="center"/>
           </w:tcPr>
-          <w:p>
+          <w:p ns2:paraId="2C2D7AE3" ns2:textId="77777777">
             <w:pPr>
               <w:pStyle w:val="Tick"/>
             </w:pPr>
@@ -1284,7 +1284,7 @@
             </w:tcBorders>
             <w:vAlign w:val="center"/>
           </w:tcPr>
-          <w:p>
+          <w:p ns2:paraId="67D020CB" ns2:textId="77777777">
             <w:pPr>
               <w:pStyle w:val="Details"/>
             </w:pPr>
@@ -1304,7 +1304,7 @@
             </w:tcBorders>
             <w:vAlign w:val="center"/>
           </w:tcPr>
-          <w:p>
+          <w:p ns2:paraId="3686ECC7" ns2:textId="77777777">
             <w:pPr>
               <w:pStyle w:val="Tick"/>
             </w:pPr>
@@ -1321,7 +1321,7 @@
             </w:tcBorders>
             <w:vAlign w:val="center"/>
           </w:tcPr>
-          <w:p>
+          <w:p ns2:paraId="713670BF" ns2:textId="77777777">
             <w:pPr>
               <w:pStyle w:val="Details"/>
             </w:pPr>
@@ -1332,7 +1332,7 @@
         </w:tc>
       </w:tr>
     </w:tbl>
-    <w:p/>
+    <w:p ns2:paraId="496CFB12" ns2:textId="77777777"/>
     <w:tbl>
       <w:tblPr>
         <w:tblW w:w="10669" w:type="dxa"/>
@@ -1388,7 +1388,7 @@
         <w:gridCol w:w="10"/>
         <w:gridCol w:w="28"/>
       </w:tblGrid>
-      <w:tr>
+      <w:tr ns2:paraId="4CF96A95" ns2:textId="77777777">
         <w:trPr>
           <w:gridBefore w:val="1"/>
           <w:gridAfter w:val="3"/>
@@ -1410,7 +1410,7 @@
             </w:tcMar>
             <w:vAlign w:val="center"/>
           </w:tcPr>
-          <w:p>
+          <w:p ns2:paraId="74E8BB73" ns2:textId="77777777">
             <w:pPr>
               <w:pStyle w:val="Details"/>
               <w:rPr>
@@ -1441,7 +1441,7 @@
             </w:tcMar>
             <w:vAlign w:val="center"/>
           </w:tcPr>
-          <w:p>
+          <w:p ns2:paraId="1F6C29C8" ns2:textId="77777777">
             <w:pPr>
               <w:pStyle w:val="Details"/>
               <w:rPr>
@@ -1466,7 +1466,7 @@
             </w:tcMar>
             <w:vAlign w:val="center"/>
           </w:tcPr>
-          <w:p>
+          <w:p ns2:paraId="138BB301" ns2:textId="77777777">
             <w:pPr>
               <w:pStyle w:val="Heading3"/>
             </w:pPr>
@@ -1495,7 +1495,7 @@
             </w:tcMar>
             <w:vAlign w:val="center"/>
           </w:tcPr>
-          <w:p>
+          <w:p ns2:paraId="715EDC91" ns2:textId="77777777">
             <w:pPr>
               <w:pStyle w:val="Heading3"/>
             </w:pPr>
@@ -1503,7 +1503,7 @@
               <w:t>Fixed fee</w:t>
             </w:r>
           </w:p>
-          <w:p>
+          <w:p ns2:paraId="5F409126" ns2:textId="77777777">
             <w:pPr>
               <w:pStyle w:val="CenteredDetails"/>
             </w:pPr>
@@ -1523,7 +1523,7 @@
             </w:tcBorders>
             <w:vAlign w:val="center"/>
           </w:tcPr>
-          <w:p>
+          <w:p ns2:paraId="4B0D3CFD" ns2:textId="77777777">
             <w:pPr>
               <w:pStyle w:val="Heading3"/>
             </w:pPr>
@@ -1531,7 +1531,7 @@
               <w:t>Total fixed fees</w:t>
             </w:r>
           </w:p>
-          <w:p>
+          <w:p ns2:paraId="55E99C1D" ns2:textId="77777777">
             <w:pPr>
               <w:pStyle w:val="CenteredDetails"/>
             </w:pPr>
@@ -1554,14 +1554,14 @@
               <w:right w:w="57" w:type="dxa"/>
             </w:tcMar>
           </w:tcPr>
-          <w:p>
+          <w:p ns2:paraId="7E16D514" ns2:textId="77777777">
             <w:pPr>
               <w:pStyle w:val="Heading3"/>
             </w:pPr>
           </w:p>
         </w:tc>
       </w:tr>
-      <w:tr>
+      <w:tr ns2:paraId="286E4FDF" ns2:textId="77777777">
         <w:trPr>
           <w:gridBefore w:val="1"/>
           <w:gridAfter w:val="3"/>
@@ -1582,7 +1582,7 @@
             </w:tcMar>
             <w:vAlign w:val="bottom"/>
           </w:tcPr>
-          <w:p>
+          <w:p ns2:paraId="177ABBCF" ns2:textId="77777777">
             <w:pPr>
               <w:pStyle w:val="Heading5"/>
             </w:pPr>
@@ -1605,7 +1605,7 @@
             </w:tcMar>
             <w:vAlign w:val="bottom"/>
           </w:tcPr>
-          <w:p>
+          <w:p ns2:paraId="5A83BA55" ns2:textId="77777777">
             <w:pPr>
               <w:pStyle w:val="Details"/>
             </w:pPr>
@@ -1620,7 +1620,7 @@
             </w:tcBorders>
             <w:vAlign w:val="bottom"/>
           </w:tcPr>
-          <w:p>
+          <w:p ns2:paraId="0A902952" ns2:textId="77777777">
             <w:pPr>
               <w:pStyle w:val="DetailsFlushRight"/>
             </w:pPr>
@@ -1636,7 +1636,7 @@
             </w:tcBorders>
             <w:vAlign w:val="bottom"/>
           </w:tcPr>
-          <w:p>
+          <w:p ns2:paraId="578DEB7B" ns2:textId="77777777">
             <w:pPr>
               <w:pStyle w:val="DetailsFlushRight"/>
             </w:pPr>
@@ -1652,7 +1652,7 @@
             </w:tcBorders>
             <w:vAlign w:val="bottom"/>
           </w:tcPr>
-          <w:p>
+          <w:p ns2:paraId="7A8FAC77" ns2:textId="77777777">
             <w:pPr>
               <w:pStyle w:val="DetailsFlushRight"/>
             </w:pPr>
@@ -1672,14 +1672,14 @@
             </w:tcMar>
             <w:vAlign w:val="bottom"/>
           </w:tcPr>
-          <w:p>
+          <w:p ns2:paraId="74D848D0" ns2:textId="77777777">
             <w:pPr>
               <w:pStyle w:val="DetailsFlushRight"/>
             </w:pPr>
           </w:p>
         </w:tc>
       </w:tr>
-      <w:tr>
+      <w:tr ns2:paraId="3C0878D7" ns2:textId="77777777">
         <w:trPr>
           <w:gridBefore w:val="1"/>
           <w:gridAfter w:val="3"/>
@@ -1699,7 +1699,7 @@
             </w:tcMar>
             <w:vAlign w:val="bottom"/>
           </w:tcPr>
-          <w:p>
+          <w:p ns2:paraId="2AFADEAD" ns2:textId="77777777">
             <w:pPr>
               <w:pStyle w:val="Details"/>
             </w:pPr>
@@ -1723,7 +1723,7 @@
             </w:tcMar>
             <w:vAlign w:val="center"/>
           </w:tcPr>
-          <w:p>
+          <w:p ns2:paraId="753D6351" ns2:textId="77777777">
             <w:pPr>
               <w:pStyle w:val="Details"/>
             </w:pPr>
@@ -1738,7 +1738,7 @@
             </w:tcBorders>
             <w:vAlign w:val="center"/>
           </w:tcPr>
-          <w:p>
+          <w:p ns2:paraId="4F181DC6" ns2:textId="77777777">
             <w:pPr>
               <w:pStyle w:val="Details"/>
             </w:pPr>
@@ -1756,7 +1756,7 @@
             </w:tcBorders>
             <w:vAlign w:val="center"/>
           </w:tcPr>
-          <w:p>
+          <w:p ns2:paraId="6B3B1ECD" ns2:textId="155531B2">
             <w:pPr>
               <w:pStyle w:val="DetailsFlushRight"/>
             </w:pPr>
@@ -1776,7 +1776,7 @@
             </w:tcBorders>
             <w:vAlign w:val="center"/>
           </w:tcPr>
-          <w:p>
+          <w:p ns2:paraId="56199190" ns2:textId="006033D0">
             <w:pPr>
               <w:pStyle w:val="DetailsFlushRight"/>
             </w:pPr>
@@ -1797,14 +1797,14 @@
               <w:right w:w="57" w:type="dxa"/>
             </w:tcMar>
           </w:tcPr>
-          <w:p>
+          <w:p ns2:paraId="2DF21B27" ns2:textId="77777777">
             <w:pPr>
               <w:pStyle w:val="Details"/>
             </w:pPr>
           </w:p>
         </w:tc>
       </w:tr>
-      <w:tr>
+      <w:tr ns2:paraId="43C5BFF4" ns2:textId="77777777">
         <w:trPr>
           <w:gridBefore w:val="1"/>
           <w:gridAfter w:val="3"/>
@@ -1825,7 +1825,7 @@
             </w:tcMar>
             <w:vAlign w:val="bottom"/>
           </w:tcPr>
-          <w:p>
+          <w:p ns2:paraId="2C10A97F" ns2:textId="77777777">
             <w:pPr>
               <w:pStyle w:val="Heading5"/>
             </w:pPr>
@@ -1847,7 +1847,7 @@
             </w:tcMar>
             <w:vAlign w:val="center"/>
           </w:tcPr>
-          <w:p>
+          <w:p ns2:paraId="16433B5D" ns2:textId="77777777">
             <w:pPr>
               <w:pStyle w:val="Details"/>
             </w:pPr>
@@ -1859,7 +1859,7 @@
             <w:gridSpan w:val="9"/>
             <w:vAlign w:val="center"/>
           </w:tcPr>
-          <w:p>
+          <w:p ns2:paraId="2C492A8A" ns2:textId="77777777">
             <w:pPr>
               <w:pStyle w:val="Details"/>
             </w:pPr>
@@ -1875,7 +1875,7 @@
             </w:tcBorders>
             <w:vAlign w:val="center"/>
           </w:tcPr>
-          <w:p>
+          <w:p ns2:paraId="0DF1BC1D" ns2:textId="77777777">
             <w:pPr>
               <w:pStyle w:val="DetailsFlushRight"/>
             </w:pPr>
@@ -1891,7 +1891,7 @@
             </w:tcBorders>
             <w:vAlign w:val="center"/>
           </w:tcPr>
-          <w:p>
+          <w:p ns2:paraId="0DCA5F0F" ns2:textId="77777777">
             <w:pPr>
               <w:pStyle w:val="DetailsFlushRight"/>
             </w:pPr>
@@ -1911,14 +1911,14 @@
             </w:tcMar>
             <w:vAlign w:val="center"/>
           </w:tcPr>
-          <w:p>
+          <w:p ns2:paraId="27AD709B" ns2:textId="77777777">
             <w:pPr>
               <w:pStyle w:val="Details"/>
             </w:pPr>
           </w:p>
         </w:tc>
       </w:tr>
-      <w:tr>
+      <w:tr ns2:paraId="2E432AE8" ns2:textId="77777777">
         <w:trPr>
           <w:gridBefore w:val="1"/>
           <w:gridAfter w:val="3"/>
@@ -1938,7 +1938,7 @@
             </w:tcMar>
             <w:vAlign w:val="center"/>
           </w:tcPr>
-          <w:p>
+          <w:p ns2:paraId="1461BEB9" ns2:textId="77777777">
             <w:pPr>
               <w:pStyle w:val="Details"/>
             </w:pPr>
@@ -1968,7 +1968,7 @@
             </w:tcMar>
             <w:vAlign w:val="center"/>
           </w:tcPr>
-          <w:p>
+          <w:p ns2:paraId="04DE72D6" ns2:textId="77777777">
             <w:pPr>
               <w:pStyle w:val="Details"/>
             </w:pPr>
@@ -1983,7 +1983,7 @@
             </w:tcBorders>
             <w:vAlign w:val="center"/>
           </w:tcPr>
-          <w:p>
+          <w:p ns2:paraId="64E834FC" ns2:textId="77777777">
             <w:pPr>
               <w:pStyle w:val="DetailsFlushRight"/>
             </w:pPr>
@@ -2001,7 +2001,7 @@
             </w:tcBorders>
             <w:vAlign w:val="center"/>
           </w:tcPr>
-          <w:p>
+          <w:p ns2:paraId="3B459F0F" ns2:textId="05B0643E">
             <w:pPr>
               <w:pStyle w:val="DetailsFlushRight"/>
             </w:pPr>
@@ -2021,7 +2021,7 @@
             </w:tcBorders>
             <w:vAlign w:val="center"/>
           </w:tcPr>
-          <w:p>
+          <w:p ns2:paraId="78F3D16C" ns2:textId="5B026269">
             <w:pPr>
               <w:pStyle w:val="DetailsFlushRight"/>
             </w:pPr>
@@ -2042,7 +2042,7 @@
               <w:right w:w="57" w:type="dxa"/>
             </w:tcMar>
           </w:tcPr>
-          <w:p>
+          <w:p ns2:paraId="3CB6074F" ns2:textId="77777777">
             <w:pPr>
               <w:pStyle w:val="DetailsFlushRight"/>
               <w:jc w:val="center"/>
@@ -2050,7 +2050,7 @@
           </w:p>
         </w:tc>
       </w:tr>
-      <w:tr>
+      <w:tr ns2:paraId="1A821AB1" ns2:textId="77777777">
         <w:trPr>
           <w:gridBefore w:val="1"/>
           <w:gridAfter w:val="3"/>
@@ -2071,7 +2071,7 @@
             </w:tcMar>
             <w:vAlign w:val="center"/>
           </w:tcPr>
-          <w:p>
+          <w:p ns2:paraId="61D1CB83" ns2:textId="77777777">
             <w:pPr>
               <w:pStyle w:val="Details"/>
             </w:pPr>
@@ -2096,7 +2096,7 @@
             </w:tcMar>
             <w:vAlign w:val="center"/>
           </w:tcPr>
-          <w:p>
+          <w:p ns2:paraId="48795A7F" ns2:textId="77777777">
             <w:pPr>
               <w:pStyle w:val="Details"/>
             </w:pPr>
@@ -2111,7 +2111,7 @@
             </w:tcBorders>
             <w:vAlign w:val="center"/>
           </w:tcPr>
-          <w:p>
+          <w:p ns2:paraId="7291A847" ns2:textId="70673A67">
             <w:pPr>
               <w:pStyle w:val="DetailsFlushRight"/>
             </w:pPr>
@@ -2129,7 +2129,7 @@
             </w:tcBorders>
             <w:vAlign w:val="center"/>
           </w:tcPr>
-          <w:p>
+          <w:p ns2:paraId="58F1AC72" ns2:textId="05862DBA">
             <w:pPr>
               <w:pStyle w:val="DetailsFlushRight"/>
             </w:pPr>
@@ -2149,7 +2149,7 @@
             </w:tcBorders>
             <w:vAlign w:val="center"/>
           </w:tcPr>
-          <w:p>
+          <w:p ns2:paraId="4A71669B" ns2:textId="0794E229">
             <w:pPr>
               <w:pStyle w:val="DetailsFlushRight"/>
             </w:pPr>
@@ -2170,14 +2170,14 @@
               <w:right w:w="57" w:type="dxa"/>
             </w:tcMar>
           </w:tcPr>
-          <w:p>
+          <w:p ns2:paraId="7B7A364D" ns2:textId="77777777">
             <w:pPr>
               <w:pStyle w:val="DetailsFlushRight"/>
             </w:pPr>
           </w:p>
         </w:tc>
       </w:tr>
-      <w:tr>
+      <w:tr ns2:paraId="30928618" ns2:textId="77777777">
         <w:trPr>
           <w:gridBefore w:val="1"/>
           <w:gridAfter w:val="3"/>
@@ -2198,7 +2198,7 @@
             </w:tcMar>
             <w:vAlign w:val="center"/>
           </w:tcPr>
-          <w:p>
+          <w:p ns2:paraId="0C46AF60" ns2:textId="77777777">
             <w:pPr>
               <w:pStyle w:val="Details"/>
             </w:pPr>
@@ -2238,7 +2238,7 @@
             </w:tcMar>
             <w:vAlign w:val="center"/>
           </w:tcPr>
-          <w:p>
+          <w:p ns2:paraId="0EC2BCC3" ns2:textId="77777777">
             <w:pPr>
               <w:pStyle w:val="Details"/>
             </w:pPr>
@@ -2253,7 +2253,7 @@
             </w:tcBorders>
             <w:vAlign w:val="center"/>
           </w:tcPr>
-          <w:p>
+          <w:p ns2:paraId="5FD031DF" ns2:textId="77777777">
             <w:pPr>
               <w:pStyle w:val="DetailsFlushRight"/>
             </w:pPr>
@@ -2271,7 +2271,7 @@
             </w:tcBorders>
             <w:vAlign w:val="center"/>
           </w:tcPr>
-          <w:p>
+          <w:p ns2:paraId="51161838" ns2:textId="75B4EB19">
             <w:pPr>
               <w:pStyle w:val="DetailsFlushRight"/>
             </w:pPr>
@@ -2291,7 +2291,7 @@
             </w:tcBorders>
             <w:vAlign w:val="center"/>
           </w:tcPr>
-          <w:p>
+          <w:p ns2:paraId="57ABFEE0" ns2:textId="38AC24BB">
             <w:pPr>
               <w:pStyle w:val="DetailsFlushRight"/>
             </w:pPr>
@@ -2312,14 +2312,14 @@
               <w:right w:w="57" w:type="dxa"/>
             </w:tcMar>
           </w:tcPr>
-          <w:p>
+          <w:p ns2:paraId="7C5DABBE" ns2:textId="77777777">
             <w:pPr>
               <w:pStyle w:val="DetailsFlushRight"/>
             </w:pPr>
           </w:p>
         </w:tc>
       </w:tr>
-      <w:tr>
+      <w:tr ns2:paraId="796FFFDB" ns2:textId="77777777">
         <w:trPr>
           <w:gridBefore w:val="1"/>
           <w:gridAfter w:val="3"/>
@@ -2340,7 +2340,7 @@
             </w:tcMar>
             <w:vAlign w:val="center"/>
           </w:tcPr>
-          <w:p>
+          <w:p ns2:paraId="002F1A1E" ns2:textId="77777777">
             <w:pPr>
               <w:pStyle w:val="Details"/>
             </w:pPr>
@@ -2365,7 +2365,7 @@
             </w:tcMar>
             <w:vAlign w:val="center"/>
           </w:tcPr>
-          <w:p>
+          <w:p ns2:paraId="2A09AABF" ns2:textId="77777777">
             <w:pPr>
               <w:pStyle w:val="Details"/>
             </w:pPr>
@@ -2380,7 +2380,7 @@
             </w:tcBorders>
             <w:vAlign w:val="center"/>
           </w:tcPr>
-          <w:p>
+          <w:p ns2:paraId="4FE81D8E" ns2:textId="77777777">
             <w:pPr>
               <w:pStyle w:val="DetailsFlushRight"/>
             </w:pPr>
@@ -2398,7 +2398,7 @@
             </w:tcBorders>
             <w:vAlign w:val="center"/>
           </w:tcPr>
-          <w:p>
+          <w:p ns2:paraId="16C2B358" ns2:textId="3F09DD25">
             <w:pPr>
               <w:pStyle w:val="DetailsFlushRight"/>
             </w:pPr>
@@ -2418,7 +2418,7 @@
             </w:tcBorders>
             <w:vAlign w:val="center"/>
           </w:tcPr>
-          <w:p>
+          <w:p ns2:paraId="4666F9E1" ns2:textId="7875ABA8">
             <w:pPr>
               <w:pStyle w:val="DetailsFlushRight"/>
             </w:pPr>
@@ -2439,14 +2439,14 @@
               <w:right w:w="57" w:type="dxa"/>
             </w:tcMar>
           </w:tcPr>
-          <w:p>
+          <w:p ns2:paraId="778D0E71" ns2:textId="77777777">
             <w:pPr>
               <w:pStyle w:val="DetailsFlushRight"/>
             </w:pPr>
           </w:p>
         </w:tc>
       </w:tr>
-      <w:tr>
+      <w:tr ns2:paraId="12520B57" ns2:textId="77777777">
         <w:trPr>
           <w:gridBefore w:val="1"/>
           <w:gridAfter w:val="3"/>
@@ -2467,7 +2467,7 @@
             </w:tcMar>
             <w:vAlign w:val="center"/>
           </w:tcPr>
-          <w:p>
+          <w:p ns2:paraId="58B769AC" ns2:textId="77777777">
             <w:pPr>
               <w:pStyle w:val="Details"/>
             </w:pPr>
@@ -2498,7 +2498,7 @@
             </w:tcMar>
             <w:vAlign w:val="center"/>
           </w:tcPr>
-          <w:p>
+          <w:p ns2:paraId="0F5DC1BB" ns2:textId="77777777">
             <w:pPr>
               <w:pStyle w:val="Details"/>
             </w:pPr>
@@ -2513,7 +2513,7 @@
             </w:tcBorders>
             <w:vAlign w:val="center"/>
           </w:tcPr>
-          <w:p>
+          <w:p ns2:paraId="1ADDD909" ns2:textId="77777777">
             <w:pPr>
               <w:pStyle w:val="DetailsFlushRight"/>
             </w:pPr>
@@ -2531,7 +2531,7 @@
             </w:tcBorders>
             <w:vAlign w:val="center"/>
           </w:tcPr>
-          <w:p>
+          <w:p ns2:paraId="4BDBE74A" ns2:textId="5547365B">
             <w:pPr>
               <w:pStyle w:val="DetailsFlushRight"/>
             </w:pPr>
@@ -2551,7 +2551,7 @@
             </w:tcBorders>
             <w:vAlign w:val="center"/>
           </w:tcPr>
-          <w:p>
+          <w:p ns2:paraId="4E44E47D" ns2:textId="27FD114F">
             <w:pPr>
               <w:pStyle w:val="DetailsFlushRight"/>
             </w:pPr>
@@ -2572,14 +2572,14 @@
               <w:right w:w="57" w:type="dxa"/>
             </w:tcMar>
           </w:tcPr>
-          <w:p>
+          <w:p ns2:paraId="43FE6ABF" ns2:textId="77777777">
             <w:pPr>
               <w:pStyle w:val="DetailsFlushRight"/>
             </w:pPr>
           </w:p>
         </w:tc>
       </w:tr>
-      <w:tr>
+      <w:tr ns2:paraId="1BA739D6" ns2:textId="77777777">
         <w:trPr>
           <w:gridBefore w:val="1"/>
           <w:gridAfter w:val="3"/>
@@ -2600,7 +2600,7 @@
             </w:tcMar>
             <w:vAlign w:val="bottom"/>
           </w:tcPr>
-          <w:p>
+          <w:p ns2:paraId="7089B5EF" ns2:textId="77777777">
             <w:pPr>
               <w:pStyle w:val="Heading5"/>
             </w:pPr>
@@ -2626,7 +2626,7 @@
             </w:tcMar>
             <w:vAlign w:val="center"/>
           </w:tcPr>
-          <w:p>
+          <w:p ns2:paraId="6E158DE7" ns2:textId="77777777">
             <w:pPr>
               <w:pStyle w:val="Details"/>
             </w:pPr>
@@ -2641,7 +2641,7 @@
             </w:tcBorders>
             <w:vAlign w:val="center"/>
           </w:tcPr>
-          <w:p>
+          <w:p ns2:paraId="4BF1CF54" ns2:textId="77777777">
             <w:pPr>
               <w:pStyle w:val="DetailsFlushRight"/>
             </w:pPr>
@@ -2657,7 +2657,7 @@
             </w:tcBorders>
             <w:vAlign w:val="center"/>
           </w:tcPr>
-          <w:p>
+          <w:p ns2:paraId="16AB9F76" ns2:textId="77777777">
             <w:pPr>
               <w:pStyle w:val="DetailsFlushRight"/>
             </w:pPr>
@@ -2673,7 +2673,7 @@
             </w:tcBorders>
             <w:vAlign w:val="center"/>
           </w:tcPr>
-          <w:p>
+          <w:p ns2:paraId="51113274" ns2:textId="77777777">
             <w:pPr>
               <w:pStyle w:val="DetailsFlushRight"/>
             </w:pPr>
@@ -2693,14 +2693,14 @@
             </w:tcMar>
             <w:vAlign w:val="center"/>
           </w:tcPr>
-          <w:p>
+          <w:p ns2:paraId="1BC97C03" ns2:textId="77777777">
             <w:pPr>
               <w:pStyle w:val="DetailsFlushRight"/>
             </w:pPr>
           </w:p>
         </w:tc>
       </w:tr>
-      <w:tr>
+      <w:tr ns2:paraId="29B297D8" ns2:textId="77777777">
         <w:trPr>
           <w:gridBefore w:val="1"/>
           <w:gridAfter w:val="3"/>
@@ -2720,7 +2720,7 @@
             </w:tcMar>
             <w:vAlign w:val="center"/>
           </w:tcPr>
-          <w:p>
+          <w:p ns2:paraId="796289CD" ns2:textId="77777777">
             <w:pPr>
               <w:pStyle w:val="Details"/>
             </w:pPr>
@@ -2743,7 +2743,7 @@
             </w:tcMar>
             <w:vAlign w:val="center"/>
           </w:tcPr>
-          <w:p>
+          <w:p ns2:paraId="544D6D1D" ns2:textId="77777777">
             <w:pPr>
               <w:pStyle w:val="Details"/>
             </w:pPr>
@@ -2761,7 +2761,7 @@
             </w:tcBorders>
             <w:vAlign w:val="center"/>
           </w:tcPr>
-          <w:p>
+          <w:p ns2:paraId="395FE41A" ns2:textId="03DE2D48">
             <w:pPr>
               <w:pStyle w:val="DetailsFlushRight"/>
             </w:pPr>
@@ -2781,7 +2781,7 @@
             </w:tcBorders>
             <w:vAlign w:val="center"/>
           </w:tcPr>
-          <w:p>
+          <w:p ns2:paraId="2EBE88DF" ns2:textId="08E63DD1">
             <w:pPr>
               <w:pStyle w:val="DetailsFlushRight"/>
             </w:pPr>
@@ -2801,7 +2801,7 @@
             </w:tcBorders>
             <w:vAlign w:val="center"/>
           </w:tcPr>
-          <w:p>
+          <w:p ns2:paraId="5E959B2B" ns2:textId="4E9A1A0D">
             <w:pPr>
               <w:pStyle w:val="DetailsFlushRight"/>
             </w:pPr>
@@ -2822,14 +2822,14 @@
               <w:right w:w="57" w:type="dxa"/>
             </w:tcMar>
           </w:tcPr>
-          <w:p>
+          <w:p ns2:paraId="2C6E9764" ns2:textId="77777777">
             <w:pPr>
               <w:pStyle w:val="DetailsFlushRight"/>
             </w:pPr>
           </w:p>
         </w:tc>
       </w:tr>
-      <w:tr>
+      <w:tr ns2:paraId="365914D1" ns2:textId="77777777">
         <w:trPr>
           <w:gridBefore w:val="1"/>
           <w:gridAfter w:val="3"/>
@@ -2850,7 +2850,7 @@
             </w:tcMar>
             <w:vAlign w:val="center"/>
           </w:tcPr>
-          <w:p>
+          <w:p ns2:paraId="4377FC01" ns2:textId="77777777">
             <w:pPr>
               <w:pStyle w:val="Details"/>
             </w:pPr>
@@ -2873,7 +2873,7 @@
             </w:tcMar>
             <w:vAlign w:val="center"/>
           </w:tcPr>
-          <w:p>
+          <w:p ns2:paraId="6D0B9797" ns2:textId="77777777">
             <w:pPr>
               <w:pStyle w:val="Details"/>
             </w:pPr>
@@ -2891,7 +2891,7 @@
             </w:tcBorders>
             <w:vAlign w:val="center"/>
           </w:tcPr>
-          <w:p>
+          <w:p ns2:paraId="70C364E7" ns2:textId="514B3E19">
             <w:pPr>
               <w:pStyle w:val="DetailsFlushRight"/>
             </w:pPr>
@@ -2914,7 +2914,7 @@
             </w:tcMar>
             <w:vAlign w:val="center"/>
           </w:tcPr>
-          <w:p>
+          <w:p ns2:paraId="1302E516" ns2:textId="557A563D">
             <w:pPr>
               <w:pStyle w:val="DetailsFlushRight"/>
               <w:rPr>
@@ -2938,7 +2938,7 @@
             </w:tcBorders>
             <w:vAlign w:val="center"/>
           </w:tcPr>
-          <w:p>
+          <w:p ns2:paraId="711B3782" ns2:textId="28440B83">
             <w:pPr>
               <w:pStyle w:val="DetailsFlushRight"/>
               <w:rPr>
@@ -2963,14 +2963,14 @@
               <w:right w:w="57" w:type="dxa"/>
             </w:tcMar>
           </w:tcPr>
-          <w:p>
+          <w:p ns2:paraId="3C2D711C" ns2:textId="77777777">
             <w:pPr>
               <w:pStyle w:val="DetailsFlushRight"/>
             </w:pPr>
           </w:p>
         </w:tc>
       </w:tr>
-      <w:tr>
+      <w:tr ns2:paraId="5F0953F5" ns2:textId="77777777">
         <w:trPr>
           <w:gridBefore w:val="1"/>
           <w:gridAfter w:val="3"/>
@@ -2991,7 +2991,7 @@
             </w:tcMar>
             <w:vAlign w:val="center"/>
           </w:tcPr>
-          <w:p>
+          <w:p ns2:paraId="12806102" ns2:textId="77777777">
             <w:pPr>
               <w:pStyle w:val="Details"/>
             </w:pPr>
@@ -3023,7 +3023,7 @@
             </w:tcMar>
             <w:vAlign w:val="center"/>
           </w:tcPr>
-          <w:p>
+          <w:p ns2:paraId="62163D5A" ns2:textId="77777777">
             <w:pPr>
               <w:pStyle w:val="Details"/>
             </w:pPr>
@@ -3041,7 +3041,7 @@
             </w:tcBorders>
             <w:vAlign w:val="center"/>
           </w:tcPr>
-          <w:p>
+          <w:p ns2:paraId="0A3C854F" ns2:textId="589A087A">
             <w:pPr>
               <w:pStyle w:val="DetailsFlushRight"/>
             </w:pPr>
@@ -3061,7 +3061,7 @@
             </w:tcBorders>
             <w:vAlign w:val="center"/>
           </w:tcPr>
-          <w:p>
+          <w:p ns2:paraId="4ED2D27C" ns2:textId="6E47EE9E">
             <w:pPr>
               <w:pStyle w:val="DetailsFlushRight"/>
             </w:pPr>
@@ -3081,7 +3081,7 @@
             </w:tcBorders>
             <w:vAlign w:val="center"/>
           </w:tcPr>
-          <w:p>
+          <w:p ns2:paraId="08E1AE06" ns2:textId="03D06F3B">
             <w:pPr>
               <w:pStyle w:val="DetailsFlushRight"/>
             </w:pPr>
@@ -3102,14 +3102,14 @@
               <w:right w:w="57" w:type="dxa"/>
             </w:tcMar>
           </w:tcPr>
-          <w:p>
+          <w:p ns2:paraId="54DDE0E3" ns2:textId="77777777">
             <w:pPr>
               <w:pStyle w:val="DetailsFlushRight"/>
             </w:pPr>
           </w:p>
         </w:tc>
       </w:tr>
-      <w:tr>
+      <w:tr ns2:paraId="619E9294" ns2:textId="77777777">
         <w:trPr>
           <w:gridBefore w:val="1"/>
           <w:gridAfter w:val="3"/>
@@ -3130,7 +3130,7 @@
             </w:tcMar>
             <w:vAlign w:val="bottom"/>
           </w:tcPr>
-          <w:p>
+          <w:p ns2:paraId="03E6C2A3" ns2:textId="77777777">
             <w:pPr>
               <w:pStyle w:val="Heading5"/>
             </w:pPr>
@@ -3154,7 +3154,7 @@
             </w:tcMar>
             <w:vAlign w:val="center"/>
           </w:tcPr>
-          <w:p>
+          <w:p ns2:paraId="46C59884" ns2:textId="77777777">
             <w:pPr>
               <w:pStyle w:val="Details"/>
             </w:pPr>
@@ -3166,7 +3166,7 @@
             <w:gridSpan w:val="9"/>
             <w:vAlign w:val="center"/>
           </w:tcPr>
-          <w:p>
+          <w:p ns2:paraId="2578EDBA" ns2:textId="77777777">
             <w:pPr>
               <w:pStyle w:val="DetailsFlushRight"/>
             </w:pPr>
@@ -3182,7 +3182,7 @@
             </w:tcBorders>
             <w:vAlign w:val="center"/>
           </w:tcPr>
-          <w:p>
+          <w:p ns2:paraId="2B44B005" ns2:textId="77777777">
             <w:pPr>
               <w:pStyle w:val="DetailsFlushRight"/>
             </w:pPr>
@@ -3198,7 +3198,7 @@
             </w:tcBorders>
             <w:vAlign w:val="center"/>
           </w:tcPr>
-          <w:p>
+          <w:p ns2:paraId="0521732E" ns2:textId="77777777">
             <w:pPr>
               <w:pStyle w:val="DetailsFlushRight"/>
             </w:pPr>
@@ -3218,14 +3218,14 @@
             </w:tcMar>
             <w:vAlign w:val="center"/>
           </w:tcPr>
-          <w:p>
+          <w:p ns2:paraId="6F4C6A80" ns2:textId="77777777">
             <w:pPr>
               <w:pStyle w:val="DetailsFlushRight"/>
             </w:pPr>
           </w:p>
         </w:tc>
       </w:tr>
-      <w:tr>
+      <w:tr ns2:paraId="1EF36D3E" ns2:textId="77777777">
         <w:trPr>
           <w:gridBefore w:val="1"/>
           <w:gridAfter w:val="3"/>
@@ -3245,7 +3245,7 @@
             </w:tcMar>
             <w:vAlign w:val="center"/>
           </w:tcPr>
-          <w:p>
+          <w:p ns2:paraId="1B6A2F21" ns2:textId="77777777">
             <w:pPr>
               <w:pStyle w:val="Details"/>
             </w:pPr>
@@ -3267,7 +3267,7 @@
             </w:tcMar>
             <w:vAlign w:val="center"/>
           </w:tcPr>
-          <w:p>
+          <w:p ns2:paraId="539EC606" ns2:textId="77777777">
             <w:pPr>
               <w:pStyle w:val="Details"/>
             </w:pPr>
@@ -3282,7 +3282,7 @@
             </w:tcBorders>
             <w:vAlign w:val="center"/>
           </w:tcPr>
-          <w:p>
+          <w:p ns2:paraId="0D1FC77F" ns2:textId="77777777">
             <w:pPr>
               <w:pStyle w:val="DetailsFlushRight"/>
             </w:pPr>
@@ -3300,7 +3300,7 @@
             </w:tcBorders>
             <w:vAlign w:val="center"/>
           </w:tcPr>
-          <w:p>
+          <w:p ns2:paraId="17351B85" ns2:textId="2C504F0D">
             <w:pPr>
               <w:pStyle w:val="DetailsFlushRight"/>
             </w:pPr>
@@ -3323,7 +3323,7 @@
             </w:tcBorders>
             <w:vAlign w:val="center"/>
           </w:tcPr>
-          <w:p>
+          <w:p ns2:paraId="6B6D829F" ns2:textId="166B8708">
             <w:pPr>
               <w:pStyle w:val="DetailsFlushRight"/>
             </w:pPr>
@@ -3347,14 +3347,14 @@
               <w:right w:w="57" w:type="dxa"/>
             </w:tcMar>
           </w:tcPr>
-          <w:p>
+          <w:p ns2:paraId="63390EA3" ns2:textId="77777777">
             <w:pPr>
               <w:pStyle w:val="DetailsFlushRight"/>
             </w:pPr>
           </w:p>
         </w:tc>
       </w:tr>
-      <w:tr>
+      <w:tr ns2:paraId="1E78E051" ns2:textId="77777777">
         <w:trPr>
           <w:gridBefore w:val="1"/>
           <w:gridAfter w:val="3"/>
@@ -3374,7 +3374,7 @@
             </w:tcMar>
             <w:vAlign w:val="center"/>
           </w:tcPr>
-          <w:p>
+          <w:p ns2:paraId="7BB297D2" ns2:textId="77777777">
             <w:pPr>
               <w:pStyle w:val="Details"/>
             </w:pPr>
@@ -3396,7 +3396,7 @@
             </w:tcMar>
             <w:vAlign w:val="center"/>
           </w:tcPr>
-          <w:p>
+          <w:p ns2:paraId="0D774B41" ns2:textId="77777777">
             <w:pPr>
               <w:pStyle w:val="Details"/>
             </w:pPr>
@@ -3412,7 +3412,7 @@
             </w:tcBorders>
             <w:vAlign w:val="center"/>
           </w:tcPr>
-          <w:p>
+          <w:p ns2:paraId="348EA8BF" ns2:textId="77777777">
             <w:pPr>
               <w:pStyle w:val="DetailsFlushRight"/>
             </w:pPr>
@@ -3431,11 +3431,9 @@
             <w:vAlign w:val="center"/>
           </w:tcPr>
           <w:p>
-            <w:pPr>
-              <w:pStyle w:val="DetailsFlushRight"/>
-            </w:pPr>
-            <w:bookmarkStart w:id="44" w:name="F11"/>
-            <w:bookmarkEnd w:id="44"/>
+            <w:r>
+              <w:t>{{CJD_QTY}}</w:t>
+            </w:r>
           </w:p>
         </w:tc>
         <w:tc>
@@ -3451,11 +3449,9 @@
             <w:vAlign w:val="center"/>
           </w:tcPr>
           <w:p>
-            <w:pPr>
-              <w:pStyle w:val="DetailsFlushRight"/>
-            </w:pPr>
-            <w:bookmarkStart w:id="45" w:name="TFF11"/>
-            <w:bookmarkEnd w:id="45"/>
+            <w:r>
+              <w:t>{{CJD_UNIT}}</w:t>
+            </w:r>
           </w:p>
         </w:tc>
         <w:tc>
@@ -3472,13 +3468,13 @@
             </w:tcMar>
           </w:tcPr>
           <w:p>
-            <w:pPr>
-              <w:pStyle w:val="DetailsFlushRight"/>
-            </w:pPr>
+            <w:r>
+              <w:t>{{CJD_TOTAL}}</w:t>
+            </w:r>
           </w:p>
         </w:tc>
       </w:tr>
-      <w:tr>
+      <w:tr ns2:paraId="5156EA95" ns2:textId="77777777">
         <w:trPr>
           <w:gridBefore w:val="1"/>
           <w:gridAfter w:val="3"/>
@@ -3498,7 +3494,7 @@
             </w:tcMar>
             <w:vAlign w:val="center"/>
           </w:tcPr>
-          <w:p>
+          <w:p ns2:paraId="1E424178" ns2:textId="77777777">
             <w:pPr>
               <w:pStyle w:val="Details"/>
             </w:pPr>
@@ -3527,7 +3523,7 @@
             </w:tcMar>
             <w:vAlign w:val="center"/>
           </w:tcPr>
-          <w:p>
+          <w:p ns2:paraId="6ED65B5A" ns2:textId="77777777">
             <w:pPr>
               <w:pStyle w:val="Details"/>
             </w:pPr>
@@ -3545,7 +3541,7 @@
             </w:tcBorders>
             <w:vAlign w:val="center"/>
           </w:tcPr>
-          <w:p>
+          <w:p ns2:paraId="307B85D4" ns2:textId="62F223D0">
             <w:pPr>
               <w:pStyle w:val="DetailsFlushRight"/>
             </w:pPr>
@@ -3568,7 +3564,7 @@
             </w:tcBorders>
             <w:vAlign w:val="center"/>
           </w:tcPr>
-          <w:p>
+          <w:p ns2:paraId="0DC9F2B5" ns2:textId="7CBFB57D">
             <w:pPr>
               <w:pStyle w:val="DetailsFlushRight"/>
             </w:pPr>
@@ -3591,7 +3587,7 @@
             </w:tcBorders>
             <w:vAlign w:val="center"/>
           </w:tcPr>
-          <w:p>
+          <w:p ns2:paraId="1770B152" ns2:textId="352F2FB3">
             <w:pPr>
               <w:pStyle w:val="DetailsFlushRight"/>
             </w:pPr>
@@ -3615,14 +3611,14 @@
               <w:right w:w="57" w:type="dxa"/>
             </w:tcMar>
           </w:tcPr>
-          <w:p>
+          <w:p ns2:paraId="594F46AB" ns2:textId="77777777">
             <w:pPr>
               <w:pStyle w:val="DetailsFlushRight"/>
             </w:pPr>
           </w:p>
         </w:tc>
       </w:tr>
-      <w:tr>
+      <w:tr ns2:paraId="7BCDA2C4" ns2:textId="77777777">
         <w:trPr>
           <w:gridBefore w:val="1"/>
           <w:gridAfter w:val="3"/>
@@ -3643,7 +3639,7 @@
             </w:tcMar>
             <w:vAlign w:val="center"/>
           </w:tcPr>
-          <w:p>
+          <w:p ns2:paraId="0E723584" ns2:textId="77777777">
             <w:pPr>
               <w:pStyle w:val="Details"/>
             </w:pPr>
@@ -3666,7 +3662,7 @@
             </w:tcMar>
             <w:vAlign w:val="center"/>
           </w:tcPr>
-          <w:p>
+          <w:p ns2:paraId="4E7BC532" ns2:textId="77777777">
             <w:pPr>
               <w:pStyle w:val="Details"/>
             </w:pPr>
@@ -3684,7 +3680,7 @@
             </w:tcBorders>
             <w:vAlign w:val="center"/>
           </w:tcPr>
-          <w:p>
+          <w:p ns2:paraId="7D48EA80" ns2:textId="3A1D7589">
             <w:pPr>
               <w:pStyle w:val="DetailsFlushRight"/>
             </w:pPr>
@@ -3705,7 +3701,7 @@
             </w:tcBorders>
             <w:vAlign w:val="center"/>
           </w:tcPr>
-          <w:p>
+          <w:p ns2:paraId="71591A72" ns2:textId="50C1AACB">
             <w:pPr>
               <w:pStyle w:val="DetailsFlushRight"/>
             </w:pPr>
@@ -3734,7 +3730,7 @@
             </w:tcBorders>
             <w:vAlign w:val="center"/>
           </w:tcPr>
-          <w:p>
+          <w:p ns2:paraId="0258817A" ns2:textId="1B105D72">
             <w:pPr>
               <w:pStyle w:val="DetailsFlushRight"/>
             </w:pPr>
@@ -3764,14 +3760,14 @@
               <w:right w:w="57" w:type="dxa"/>
             </w:tcMar>
           </w:tcPr>
-          <w:p>
+          <w:p ns2:paraId="186BD4C1" ns2:textId="77777777">
             <w:pPr>
               <w:pStyle w:val="DetailsFlushRight"/>
             </w:pPr>
           </w:p>
         </w:tc>
       </w:tr>
-      <w:tr>
+      <w:tr ns2:paraId="4046B3F3" ns2:textId="77777777">
         <w:trPr>
           <w:gridBefore w:val="1"/>
           <w:gridAfter w:val="3"/>
@@ -3792,7 +3788,7 @@
             </w:tcMar>
             <w:vAlign w:val="center"/>
           </w:tcPr>
-          <w:p>
+          <w:p ns2:paraId="1AEA21F5" ns2:textId="77777777">
             <w:pPr>
               <w:pStyle w:val="Details"/>
             </w:pPr>
@@ -3815,7 +3811,7 @@
             </w:tcMar>
             <w:vAlign w:val="center"/>
           </w:tcPr>
-          <w:p>
+          <w:p ns2:paraId="232564EF" ns2:textId="77777777">
             <w:pPr>
               <w:pStyle w:val="Details"/>
             </w:pPr>
@@ -3833,7 +3829,7 @@
             </w:tcBorders>
             <w:vAlign w:val="center"/>
           </w:tcPr>
-          <w:p>
+          <w:p ns2:paraId="6C9DEFC0" ns2:textId="19FC0298">
             <w:pPr>
               <w:pStyle w:val="DetailsFlushRight"/>
             </w:pPr>
@@ -3862,7 +3858,7 @@
             </w:tcBorders>
             <w:vAlign w:val="center"/>
           </w:tcPr>
-          <w:p>
+          <w:p ns2:paraId="02038B2B" ns2:textId="2E199B5B">
             <w:pPr>
               <w:pStyle w:val="DetailsFlushRight"/>
             </w:pPr>
@@ -3891,7 +3887,7 @@
             </w:tcBorders>
             <w:vAlign w:val="center"/>
           </w:tcPr>
-          <w:p>
+          <w:p ns2:paraId="5CFEB22F" ns2:textId="3D1992BE">
             <w:pPr>
               <w:pStyle w:val="DetailsFlushRight"/>
             </w:pPr>
@@ -3921,14 +3917,14 @@
               <w:right w:w="57" w:type="dxa"/>
             </w:tcMar>
           </w:tcPr>
-          <w:p>
+          <w:p ns2:paraId="32068C72" ns2:textId="77777777">
             <w:pPr>
               <w:pStyle w:val="DetailsFlushRight"/>
             </w:pPr>
           </w:p>
         </w:tc>
       </w:tr>
-      <w:tr>
+      <w:tr ns2:paraId="51ECD5A7" ns2:textId="77777777">
         <w:trPr>
           <w:gridBefore w:val="1"/>
           <w:gridAfter w:val="3"/>
@@ -3949,7 +3945,7 @@
             </w:tcMar>
             <w:vAlign w:val="center"/>
           </w:tcPr>
-          <w:p>
+          <w:p ns2:paraId="73725681" ns2:textId="77777777">
             <w:pPr>
               <w:pStyle w:val="Details"/>
             </w:pPr>
@@ -3972,7 +3968,7 @@
             </w:tcMar>
             <w:vAlign w:val="center"/>
           </w:tcPr>
-          <w:p>
+          <w:p ns2:paraId="046D7BEB" ns2:textId="77777777">
             <w:pPr>
               <w:pStyle w:val="Details"/>
             </w:pPr>
@@ -3990,7 +3986,7 @@
             </w:tcBorders>
             <w:vAlign w:val="center"/>
           </w:tcPr>
-          <w:p>
+          <w:p ns2:paraId="77378CCE" ns2:textId="4F179B62">
             <w:pPr>
               <w:pStyle w:val="DetailsFlushRight"/>
             </w:pPr>
@@ -4010,7 +4006,7 @@
             </w:tcBorders>
             <w:vAlign w:val="center"/>
           </w:tcPr>
-          <w:p>
+          <w:p ns2:paraId="2921C202" ns2:textId="57B0E52D">
             <w:pPr>
               <w:pStyle w:val="DetailsFlushRight"/>
             </w:pPr>
@@ -4030,7 +4026,7 @@
             </w:tcBorders>
             <w:vAlign w:val="center"/>
           </w:tcPr>
-          <w:p>
+          <w:p ns2:paraId="0F1C9448" ns2:textId="3854E2BD">
             <w:pPr>
               <w:pStyle w:val="DetailsFlushRight"/>
             </w:pPr>
@@ -4051,7 +4047,7 @@
               <w:right w:w="57" w:type="dxa"/>
             </w:tcMar>
           </w:tcPr>
-          <w:p>
+          <w:p ns2:paraId="5671418E" ns2:textId="77777777">
             <w:pPr>
               <w:pStyle w:val="DetailsFlushRight"/>
               <w:jc w:val="center"/>
@@ -4059,7 +4055,7 @@
           </w:p>
         </w:tc>
       </w:tr>
-      <w:tr>
+      <w:tr ns2:paraId="1FE13F67" ns2:textId="77777777">
         <w:trPr>
           <w:gridBefore w:val="1"/>
           <w:gridAfter w:val="3"/>
@@ -4080,7 +4076,7 @@
             </w:tcMar>
             <w:vAlign w:val="center"/>
           </w:tcPr>
-          <w:p>
+          <w:p ns2:paraId="05CD452F" ns2:textId="77777777">
             <w:pPr>
               <w:pStyle w:val="Details"/>
             </w:pPr>
@@ -4103,7 +4099,7 @@
             </w:tcMar>
             <w:vAlign w:val="center"/>
           </w:tcPr>
-          <w:p>
+          <w:p ns2:paraId="2EE3C390" ns2:textId="77777777">
             <w:pPr>
               <w:pStyle w:val="Details"/>
             </w:pPr>
@@ -4121,7 +4117,7 @@
             </w:tcBorders>
             <w:vAlign w:val="center"/>
           </w:tcPr>
-          <w:p>
+          <w:p ns2:paraId="72D23A95" ns2:textId="2B8B3C03">
             <w:pPr>
               <w:pStyle w:val="DetailsFlushRight"/>
             </w:pPr>
@@ -4141,7 +4137,7 @@
             </w:tcBorders>
             <w:vAlign w:val="center"/>
           </w:tcPr>
-          <w:p>
+          <w:p ns2:paraId="061E6D14" ns2:textId="178A0048">
             <w:pPr>
               <w:pStyle w:val="DetailsFlushRight"/>
             </w:pPr>
@@ -4161,7 +4157,7 @@
             </w:tcBorders>
             <w:vAlign w:val="center"/>
           </w:tcPr>
-          <w:p>
+          <w:p ns2:paraId="584B50FC" ns2:textId="24397EAF">
             <w:pPr>
               <w:pStyle w:val="DetailsFlushRight"/>
             </w:pPr>
@@ -4182,14 +4178,14 @@
               <w:right w:w="57" w:type="dxa"/>
             </w:tcMar>
           </w:tcPr>
-          <w:p>
+          <w:p ns2:paraId="5C6EC0A4" ns2:textId="77777777">
             <w:pPr>
               <w:pStyle w:val="DetailsFlushRight"/>
             </w:pPr>
           </w:p>
         </w:tc>
       </w:tr>
-      <w:tr>
+      <w:tr ns2:paraId="19E5739F" ns2:textId="77777777">
         <w:trPr>
           <w:gridBefore w:val="1"/>
           <w:gridAfter w:val="3"/>
@@ -4210,7 +4206,7 @@
             </w:tcMar>
             <w:vAlign w:val="center"/>
           </w:tcPr>
-          <w:p>
+          <w:p ns2:paraId="1F4A1482" ns2:textId="77777777">
             <w:pPr>
               <w:pStyle w:val="Details"/>
             </w:pPr>
@@ -4233,7 +4229,7 @@
             </w:tcMar>
             <w:vAlign w:val="center"/>
           </w:tcPr>
-          <w:p>
+          <w:p ns2:paraId="78017AA4" ns2:textId="77777777">
             <w:pPr>
               <w:pStyle w:val="Details"/>
             </w:pPr>
@@ -4251,7 +4247,7 @@
             </w:tcBorders>
             <w:vAlign w:val="center"/>
           </w:tcPr>
-          <w:p>
+          <w:p ns2:paraId="6BCAE75A" ns2:textId="4D62147B">
             <w:pPr>
               <w:pStyle w:val="DetailsFlushRight"/>
             </w:pPr>
@@ -4274,7 +4270,7 @@
             </w:tcBorders>
             <w:vAlign w:val="center"/>
           </w:tcPr>
-          <w:p>
+          <w:p ns2:paraId="621A589C" ns2:textId="30FF41D6">
             <w:pPr>
               <w:pStyle w:val="DetailsFlushRight"/>
             </w:pPr>
@@ -4297,7 +4293,7 @@
             </w:tcBorders>
             <w:vAlign w:val="center"/>
           </w:tcPr>
-          <w:p>
+          <w:p ns2:paraId="27C64EB0" ns2:textId="0D33EB08">
             <w:pPr>
               <w:pStyle w:val="DetailsFlushRight"/>
             </w:pPr>
@@ -4321,14 +4317,14 @@
               <w:right w:w="57" w:type="dxa"/>
             </w:tcMar>
           </w:tcPr>
-          <w:p>
+          <w:p ns2:paraId="7DC56CA2" ns2:textId="77777777">
             <w:pPr>
               <w:pStyle w:val="DetailsFlushRight"/>
             </w:pPr>
           </w:p>
         </w:tc>
       </w:tr>
-      <w:tr>
+      <w:tr ns2:paraId="29F940C2" ns2:textId="77777777">
         <w:trPr>
           <w:gridBefore w:val="1"/>
           <w:gridAfter w:val="3"/>
@@ -4349,7 +4345,7 @@
             </w:tcMar>
             <w:vAlign w:val="center"/>
           </w:tcPr>
-          <w:p>
+          <w:p ns2:paraId="12915C7A" ns2:textId="77777777">
             <w:pPr>
               <w:pStyle w:val="Details"/>
             </w:pPr>
@@ -4372,7 +4368,7 @@
             </w:tcMar>
             <w:vAlign w:val="center"/>
           </w:tcPr>
-          <w:p>
+          <w:p ns2:paraId="6D957342" ns2:textId="77777777">
             <w:pPr>
               <w:pStyle w:val="Details"/>
             </w:pPr>
@@ -4390,7 +4386,7 @@
             </w:tcBorders>
             <w:vAlign w:val="center"/>
           </w:tcPr>
-          <w:p>
+          <w:p ns2:paraId="19739AFF" ns2:textId="0C5F50E7">
             <w:pPr>
               <w:pStyle w:val="DetailsFlushRight"/>
             </w:pPr>
@@ -4419,7 +4415,7 @@
             </w:tcBorders>
             <w:vAlign w:val="center"/>
           </w:tcPr>
-          <w:p>
+          <w:p ns2:paraId="030DF165" ns2:textId="22C91ACC">
             <w:pPr>
               <w:pStyle w:val="DetailsFlushRight"/>
             </w:pPr>
@@ -4448,7 +4444,7 @@
             </w:tcBorders>
             <w:vAlign w:val="center"/>
           </w:tcPr>
-          <w:p>
+          <w:p ns2:paraId="48F2717A" ns2:textId="15DA3407">
             <w:pPr>
               <w:pStyle w:val="DetailsFlushRight"/>
             </w:pPr>
@@ -4478,14 +4474,14 @@
               <w:right w:w="57" w:type="dxa"/>
             </w:tcMar>
           </w:tcPr>
-          <w:p>
+          <w:p ns2:paraId="17F84199" ns2:textId="77777777">
             <w:pPr>
               <w:pStyle w:val="DetailsFlushRight"/>
             </w:pPr>
           </w:p>
         </w:tc>
       </w:tr>
-      <w:tr>
+      <w:tr ns2:paraId="323D36F2" ns2:textId="77777777">
         <w:trPr>
           <w:gridBefore w:val="1"/>
           <w:gridAfter w:val="3"/>
@@ -4506,7 +4502,7 @@
             </w:tcMar>
             <w:vAlign w:val="center"/>
           </w:tcPr>
-          <w:p>
+          <w:p ns2:paraId="5A361277" ns2:textId="77777777">
             <w:pPr>
               <w:pStyle w:val="Details"/>
             </w:pPr>
@@ -4529,7 +4525,7 @@
             </w:tcMar>
             <w:vAlign w:val="center"/>
           </w:tcPr>
-          <w:p>
+          <w:p ns2:paraId="676F3DB7" ns2:textId="77777777">
             <w:pPr>
               <w:pStyle w:val="Details"/>
             </w:pPr>
@@ -4547,7 +4543,7 @@
             </w:tcBorders>
             <w:vAlign w:val="center"/>
           </w:tcPr>
-          <w:p>
+          <w:p ns2:paraId="319F7132" ns2:textId="169141E6">
             <w:pPr>
               <w:pStyle w:val="DetailsFlushRight"/>
             </w:pPr>
@@ -4570,7 +4566,7 @@
             </w:tcBorders>
             <w:vAlign w:val="center"/>
           </w:tcPr>
-          <w:p>
+          <w:p ns2:paraId="4CC64B3A" ns2:textId="0BFEAF6A">
             <w:pPr>
               <w:pStyle w:val="DetailsFlushRight"/>
             </w:pPr>
@@ -4593,7 +4589,7 @@
             </w:tcBorders>
             <w:vAlign w:val="center"/>
           </w:tcPr>
-          <w:p>
+          <w:p ns2:paraId="6E40D585" ns2:textId="386A7BE2">
             <w:pPr>
               <w:pStyle w:val="DetailsFlushRight"/>
             </w:pPr>
@@ -4617,14 +4613,14 @@
               <w:right w:w="57" w:type="dxa"/>
             </w:tcMar>
           </w:tcPr>
-          <w:p>
+          <w:p ns2:paraId="484C4D45" ns2:textId="77777777">
             <w:pPr>
               <w:pStyle w:val="DetailsFlushRight"/>
             </w:pPr>
           </w:p>
         </w:tc>
       </w:tr>
-      <w:tr>
+      <w:tr ns2:paraId="002B956E" ns2:textId="77777777">
         <w:trPr>
           <w:gridBefore w:val="1"/>
           <w:gridAfter w:val="3"/>
@@ -4645,7 +4641,7 @@
             </w:tcMar>
             <w:vAlign w:val="center"/>
           </w:tcPr>
-          <w:p>
+          <w:p ns2:paraId="7171A473" ns2:textId="77777777">
             <w:pPr>
               <w:pStyle w:val="Details"/>
             </w:pPr>
@@ -4668,7 +4664,7 @@
             </w:tcMar>
             <w:vAlign w:val="center"/>
           </w:tcPr>
-          <w:p>
+          <w:p ns2:paraId="2FBEB502" ns2:textId="77777777">
             <w:pPr>
               <w:pStyle w:val="Details"/>
             </w:pPr>
@@ -4686,7 +4682,7 @@
             </w:tcBorders>
             <w:vAlign w:val="center"/>
           </w:tcPr>
-          <w:p>
+          <w:p ns2:paraId="4232D07D" ns2:textId="6FF22E17">
             <w:pPr>
               <w:pStyle w:val="DetailsFlushRight"/>
             </w:pPr>
@@ -4709,7 +4705,7 @@
             </w:tcBorders>
             <w:vAlign w:val="center"/>
           </w:tcPr>
-          <w:p>
+          <w:p ns2:paraId="32751F2E" ns2:textId="778683AA">
             <w:pPr>
               <w:pStyle w:val="DetailsFlushRight"/>
             </w:pPr>
@@ -4732,7 +4728,7 @@
             </w:tcBorders>
             <w:vAlign w:val="center"/>
           </w:tcPr>
-          <w:p>
+          <w:p ns2:paraId="523A0465" ns2:textId="5472161E">
             <w:pPr>
               <w:pStyle w:val="DetailsFlushRight"/>
             </w:pPr>
@@ -4756,14 +4752,14 @@
               <w:right w:w="57" w:type="dxa"/>
             </w:tcMar>
           </w:tcPr>
-          <w:p>
+          <w:p ns2:paraId="16C78AFC" ns2:textId="77777777">
             <w:pPr>
               <w:pStyle w:val="DetailsFlushRight"/>
             </w:pPr>
           </w:p>
         </w:tc>
       </w:tr>
-      <w:tr>
+      <w:tr ns2:paraId="306DAF70" ns2:textId="77777777">
         <w:trPr>
           <w:gridBefore w:val="1"/>
           <w:gridAfter w:val="3"/>
@@ -4784,7 +4780,7 @@
             </w:tcMar>
             <w:vAlign w:val="center"/>
           </w:tcPr>
-          <w:p>
+          <w:p ns2:paraId="23105310" ns2:textId="77777777">
             <w:pPr>
               <w:pStyle w:val="Details"/>
             </w:pPr>
@@ -4807,7 +4803,7 @@
             </w:tcMar>
             <w:vAlign w:val="center"/>
           </w:tcPr>
-          <w:p>
+          <w:p ns2:paraId="444F45D6" ns2:textId="77777777">
             <w:pPr>
               <w:pStyle w:val="Details"/>
             </w:pPr>
@@ -4825,7 +4821,7 @@
             </w:tcBorders>
             <w:vAlign w:val="center"/>
           </w:tcPr>
-          <w:p>
+          <w:p ns2:paraId="3036ED5F" ns2:textId="1F26B602">
             <w:pPr>
               <w:pStyle w:val="DetailsFlushRight"/>
             </w:pPr>
@@ -4854,7 +4850,7 @@
             </w:tcBorders>
             <w:vAlign w:val="center"/>
           </w:tcPr>
-          <w:p>
+          <w:p ns2:paraId="463D2C0E" ns2:textId="73E119BB">
             <w:pPr>
               <w:pStyle w:val="DetailsFlushRight"/>
             </w:pPr>
@@ -4883,7 +4879,7 @@
             </w:tcBorders>
             <w:vAlign w:val="center"/>
           </w:tcPr>
-          <w:p>
+          <w:p ns2:paraId="33CFE70F" ns2:textId="6FC18F33">
             <w:pPr>
               <w:pStyle w:val="DetailsFlushRight"/>
             </w:pPr>
@@ -4913,14 +4909,14 @@
               <w:right w:w="57" w:type="dxa"/>
             </w:tcMar>
           </w:tcPr>
-          <w:p>
+          <w:p ns2:paraId="49DFF959" ns2:textId="77777777">
             <w:pPr>
               <w:pStyle w:val="DetailsFlushRight"/>
             </w:pPr>
           </w:p>
         </w:tc>
       </w:tr>
-      <w:tr>
+      <w:tr ns2:paraId="764AD87A" ns2:textId="77777777">
         <w:trPr>
           <w:gridBefore w:val="1"/>
           <w:gridAfter w:val="3"/>
@@ -4941,7 +4937,7 @@
             </w:tcMar>
             <w:vAlign w:val="center"/>
           </w:tcPr>
-          <w:p>
+          <w:p ns2:paraId="7AF028EF" ns2:textId="77777777">
             <w:pPr>
               <w:pStyle w:val="Details"/>
             </w:pPr>
@@ -4964,7 +4960,7 @@
             </w:tcMar>
             <w:vAlign w:val="center"/>
           </w:tcPr>
-          <w:p>
+          <w:p ns2:paraId="6A5F6370" ns2:textId="77777777">
             <w:pPr>
               <w:pStyle w:val="Details"/>
             </w:pPr>
@@ -4982,7 +4978,7 @@
             </w:tcBorders>
             <w:vAlign w:val="center"/>
           </w:tcPr>
-          <w:p>
+          <w:p ns2:paraId="6876C13D" ns2:textId="257F0D97">
             <w:pPr>
               <w:pStyle w:val="DetailsFlushRight"/>
             </w:pPr>
@@ -5011,7 +5007,7 @@
             </w:tcBorders>
             <w:vAlign w:val="center"/>
           </w:tcPr>
-          <w:p>
+          <w:p ns2:paraId="2EE01D2C" ns2:textId="29C93920">
             <w:pPr>
               <w:pStyle w:val="DetailsFlushRight"/>
             </w:pPr>
@@ -5040,7 +5036,7 @@
             </w:tcBorders>
             <w:vAlign w:val="center"/>
           </w:tcPr>
-          <w:p>
+          <w:p ns2:paraId="66CBFCEB" ns2:textId="70C85F0D">
             <w:pPr>
               <w:pStyle w:val="DetailsFlushRight"/>
             </w:pPr>
@@ -5070,14 +5066,14 @@
               <w:right w:w="57" w:type="dxa"/>
             </w:tcMar>
           </w:tcPr>
-          <w:p>
+          <w:p ns2:paraId="3AB2BEB4" ns2:textId="77777777">
             <w:pPr>
               <w:pStyle w:val="DetailsFlushRight"/>
             </w:pPr>
           </w:p>
         </w:tc>
       </w:tr>
-      <w:tr>
+      <w:tr ns2:paraId="49007304" ns2:textId="77777777">
         <w:trPr>
           <w:gridBefore w:val="1"/>
           <w:gridAfter w:val="3"/>
@@ -5098,7 +5094,7 @@
             </w:tcMar>
             <w:vAlign w:val="center"/>
           </w:tcPr>
-          <w:p>
+          <w:p ns2:paraId="305FBF66" ns2:textId="77777777">
             <w:pPr>
               <w:pStyle w:val="Details"/>
             </w:pPr>
@@ -5121,7 +5117,7 @@
             </w:tcMar>
             <w:vAlign w:val="center"/>
           </w:tcPr>
-          <w:p>
+          <w:p ns2:paraId="643E884A" ns2:textId="77777777">
             <w:pPr>
               <w:pStyle w:val="Details"/>
             </w:pPr>
@@ -5139,7 +5135,7 @@
             </w:tcBorders>
             <w:vAlign w:val="center"/>
           </w:tcPr>
-          <w:p>
+          <w:p ns2:paraId="4DFF6FB9" ns2:textId="6B2E69F5">
             <w:pPr>
               <w:pStyle w:val="DetailsFlushRight"/>
             </w:pPr>
@@ -5159,7 +5155,7 @@
             </w:tcBorders>
             <w:vAlign w:val="center"/>
           </w:tcPr>
-          <w:p>
+          <w:p ns2:paraId="5B6DFB2D" ns2:textId="29603718">
             <w:pPr>
               <w:pStyle w:val="DetailsFlushRight"/>
             </w:pPr>
@@ -5179,7 +5175,7 @@
             </w:tcBorders>
             <w:vAlign w:val="center"/>
           </w:tcPr>
-          <w:p>
+          <w:p ns2:paraId="2549C790" ns2:textId="1768C527">
             <w:pPr>
               <w:pStyle w:val="DetailsFlushRight"/>
             </w:pPr>
@@ -5200,14 +5196,14 @@
               <w:right w:w="57" w:type="dxa"/>
             </w:tcMar>
           </w:tcPr>
-          <w:p>
+          <w:p ns2:paraId="1A79AD77" ns2:textId="77777777">
             <w:pPr>
               <w:pStyle w:val="DetailsFlushRight"/>
             </w:pPr>
           </w:p>
         </w:tc>
       </w:tr>
-      <w:tr>
+      <w:tr ns2:paraId="07C4157E" ns2:textId="77777777">
         <w:trPr>
           <w:gridBefore w:val="1"/>
           <w:gridAfter w:val="3"/>
@@ -5228,7 +5224,7 @@
             </w:tcMar>
             <w:vAlign w:val="center"/>
           </w:tcPr>
-          <w:p>
+          <w:p ns2:paraId="3149308D" ns2:textId="77777777">
             <w:pPr>
               <w:pStyle w:val="Details"/>
             </w:pPr>
@@ -5251,7 +5247,7 @@
             </w:tcMar>
             <w:vAlign w:val="center"/>
           </w:tcPr>
-          <w:p>
+          <w:p ns2:paraId="5FD871BB" ns2:textId="77777777">
             <w:pPr>
               <w:pStyle w:val="Details"/>
             </w:pPr>
@@ -5269,7 +5265,7 @@
             </w:tcBorders>
             <w:vAlign w:val="center"/>
           </w:tcPr>
-          <w:p>
+          <w:p ns2:paraId="0D8FEAFA" ns2:textId="6EA3DED4">
             <w:pPr>
               <w:pStyle w:val="DetailsFlushRight"/>
             </w:pPr>
@@ -5289,7 +5285,7 @@
             </w:tcBorders>
             <w:vAlign w:val="center"/>
           </w:tcPr>
-          <w:p>
+          <w:p ns2:paraId="65363CB4" ns2:textId="1FA84A8D">
             <w:pPr>
               <w:pStyle w:val="DetailsFlushRight"/>
             </w:pPr>
@@ -5309,7 +5305,7 @@
             </w:tcBorders>
             <w:vAlign w:val="center"/>
           </w:tcPr>
-          <w:p>
+          <w:p ns2:paraId="6CC3B4F5" ns2:textId="1640CD7B">
             <w:pPr>
               <w:pStyle w:val="DetailsFlushRight"/>
             </w:pPr>
@@ -5330,14 +5326,14 @@
               <w:right w:w="57" w:type="dxa"/>
             </w:tcMar>
           </w:tcPr>
-          <w:p>
+          <w:p ns2:paraId="2B02069A" ns2:textId="77777777">
             <w:pPr>
               <w:pStyle w:val="DetailsFlushRight"/>
             </w:pPr>
           </w:p>
         </w:tc>
       </w:tr>
-      <w:tr>
+      <w:tr ns2:paraId="643B283E" ns2:textId="77777777">
         <w:trPr>
           <w:gridBefore w:val="1"/>
           <w:gridAfter w:val="3"/>
@@ -5357,7 +5353,7 @@
             </w:tcMar>
             <w:vAlign w:val="bottom"/>
           </w:tcPr>
-          <w:p>
+          <w:p ns2:paraId="08794A8F" ns2:textId="77777777">
             <w:pPr>
               <w:pStyle w:val="Details"/>
             </w:pPr>
@@ -5379,7 +5375,7 @@
             </w:tcMar>
             <w:vAlign w:val="center"/>
           </w:tcPr>
-          <w:p>
+          <w:p ns2:paraId="302E03E0" ns2:textId="77777777">
             <w:pPr>
               <w:pStyle w:val="Details"/>
             </w:pPr>
@@ -5397,7 +5393,7 @@
             </w:tcBorders>
             <w:vAlign w:val="center"/>
           </w:tcPr>
-          <w:p>
+          <w:p ns2:paraId="70577D7E" ns2:textId="35AA1B93">
             <w:pPr>
               <w:pStyle w:val="DetailsFlushRight"/>
             </w:pPr>
@@ -5420,7 +5416,7 @@
             </w:tcBorders>
             <w:vAlign w:val="center"/>
           </w:tcPr>
-          <w:p>
+          <w:p ns2:paraId="677631CC" ns2:textId="7A60DDC5">
             <w:pPr>
               <w:pStyle w:val="DetailsFlushRight"/>
             </w:pPr>
@@ -5443,7 +5439,7 @@
             </w:tcBorders>
             <w:vAlign w:val="center"/>
           </w:tcPr>
-          <w:p>
+          <w:p ns2:paraId="3C615605" ns2:textId="7D272508">
             <w:pPr>
               <w:pStyle w:val="DetailsFlushRight"/>
             </w:pPr>
@@ -5467,14 +5463,14 @@
               <w:right w:w="57" w:type="dxa"/>
             </w:tcMar>
           </w:tcPr>
-          <w:p>
+          <w:p ns2:paraId="7D2DE1C4" ns2:textId="77777777">
             <w:pPr>
               <w:pStyle w:val="DetailsFlushRight"/>
             </w:pPr>
           </w:p>
         </w:tc>
       </w:tr>
-      <w:tr>
+      <w:tr ns2:paraId="7E9B6437" ns2:textId="77777777">
         <w:trPr>
           <w:gridBefore w:val="1"/>
           <w:gridAfter w:val="3"/>
@@ -5495,7 +5491,7 @@
             </w:tcMar>
             <w:vAlign w:val="bottom"/>
           </w:tcPr>
-          <w:p>
+          <w:p ns2:paraId="4C83BF18" ns2:textId="77777777">
             <w:pPr>
               <w:pStyle w:val="Details"/>
             </w:pPr>
@@ -5517,7 +5513,7 @@
             </w:tcMar>
             <w:vAlign w:val="center"/>
           </w:tcPr>
-          <w:p>
+          <w:p ns2:paraId="7546DD1F" ns2:textId="77777777">
             <w:pPr>
               <w:pStyle w:val="Details"/>
             </w:pPr>
@@ -5535,7 +5531,7 @@
             </w:tcBorders>
             <w:vAlign w:val="center"/>
           </w:tcPr>
-          <w:p>
+          <w:p ns2:paraId="3A9DF38F" ns2:textId="5A378BA1">
             <w:pPr>
               <w:pStyle w:val="DetailsFlushRight"/>
             </w:pPr>
@@ -5556,7 +5552,7 @@
             </w:tcBorders>
             <w:vAlign w:val="center"/>
           </w:tcPr>
-          <w:p>
+          <w:p ns2:paraId="5895942F" ns2:textId="0138792F">
             <w:pPr>
               <w:pStyle w:val="DetailsFlushRight"/>
             </w:pPr>
@@ -5579,7 +5575,7 @@
             </w:tcBorders>
             <w:vAlign w:val="center"/>
           </w:tcPr>
-          <w:p>
+          <w:p ns2:paraId="7D62A3BD" ns2:textId="4B36F087">
             <w:pPr>
               <w:pStyle w:val="DetailsFlushRight"/>
             </w:pPr>
@@ -5603,14 +5599,14 @@
               <w:right w:w="57" w:type="dxa"/>
             </w:tcMar>
           </w:tcPr>
-          <w:p>
+          <w:p ns2:paraId="4C30939A" ns2:textId="77777777">
             <w:pPr>
               <w:pStyle w:val="DetailsFlushRight"/>
             </w:pPr>
           </w:p>
         </w:tc>
       </w:tr>
-      <w:tr>
+      <w:tr ns2:paraId="27F54F0E" ns2:textId="77777777">
         <w:trPr>
           <w:gridBefore w:val="1"/>
           <w:gridAfter w:val="3"/>
@@ -5631,7 +5627,7 @@
             </w:tcMar>
             <w:vAlign w:val="bottom"/>
           </w:tcPr>
-          <w:p>
+          <w:p ns2:paraId="2A609A0D" ns2:textId="77777777">
             <w:pPr>
               <w:pStyle w:val="Details"/>
             </w:pPr>
@@ -5650,7 +5646,7 @@
             </w:tcMar>
             <w:vAlign w:val="center"/>
           </w:tcPr>
-          <w:p>
+          <w:p ns2:paraId="5702B92A" ns2:textId="77777777">
             <w:pPr>
               <w:pStyle w:val="Details"/>
             </w:pPr>
@@ -5666,7 +5662,7 @@
             </w:tcBorders>
             <w:vAlign w:val="center"/>
           </w:tcPr>
-          <w:p>
+          <w:p ns2:paraId="1E86754C" ns2:textId="77777777">
             <w:pPr>
               <w:pStyle w:val="DetailsFlushRight"/>
             </w:pPr>
@@ -5684,7 +5680,7 @@
             </w:tcBorders>
             <w:vAlign w:val="center"/>
           </w:tcPr>
-          <w:p>
+          <w:p ns2:paraId="274EB3CF" ns2:textId="2C10ABA8">
             <w:pPr>
               <w:pStyle w:val="DetailsFlushRight"/>
             </w:pPr>
@@ -5707,7 +5703,7 @@
             </w:tcBorders>
             <w:vAlign w:val="center"/>
           </w:tcPr>
-          <w:p>
+          <w:p ns2:paraId="1154E5D1" ns2:textId="38FFBE24">
             <w:pPr>
               <w:pStyle w:val="DetailsFlushRight"/>
             </w:pPr>
@@ -5731,14 +5727,14 @@
               <w:right w:w="57" w:type="dxa"/>
             </w:tcMar>
           </w:tcPr>
-          <w:p>
+          <w:p ns2:paraId="01013FB2" ns2:textId="77777777">
             <w:pPr>
               <w:pStyle w:val="DetailsFlushRight"/>
             </w:pPr>
           </w:p>
         </w:tc>
       </w:tr>
-      <w:tr>
+      <w:tr ns2:paraId="65F790C1" ns2:textId="77777777">
         <w:trPr>
           <w:gridBefore w:val="1"/>
           <w:gridAfter w:val="3"/>
@@ -5760,7 +5756,7 @@
             </w:tcMar>
             <w:vAlign w:val="bottom"/>
           </w:tcPr>
-          <w:p>
+          <w:p ns2:paraId="08E69931" ns2:textId="77777777">
             <w:pPr>
               <w:pStyle w:val="Details"/>
             </w:pPr>
@@ -5779,7 +5775,7 @@
             </w:tcMar>
             <w:vAlign w:val="center"/>
           </w:tcPr>
-          <w:p>
+          <w:p ns2:paraId="118FA842" ns2:textId="77777777">
             <w:pPr>
               <w:pStyle w:val="Details"/>
             </w:pPr>
@@ -5794,7 +5790,7 @@
             </w:tcBorders>
             <w:vAlign w:val="center"/>
           </w:tcPr>
-          <w:p>
+          <w:p ns2:paraId="4F36B7B1" ns2:textId="77777777">
             <w:pPr>
               <w:pStyle w:val="DetailsFlushRight"/>
             </w:pPr>
@@ -5810,7 +5806,7 @@
             </w:tcBorders>
             <w:vAlign w:val="center"/>
           </w:tcPr>
-          <w:p>
+          <w:p ns2:paraId="0131DCFB" ns2:textId="77777777">
             <w:pPr>
               <w:pStyle w:val="DetailsFlushRight"/>
             </w:pPr>
@@ -5826,7 +5822,7 @@
             </w:tcBorders>
             <w:vAlign w:val="center"/>
           </w:tcPr>
-          <w:p>
+          <w:p ns2:paraId="70F7329E" ns2:textId="77777777">
             <w:pPr>
               <w:pStyle w:val="DetailsFlushRight"/>
             </w:pPr>
@@ -5846,14 +5842,14 @@
               <w:right w:w="57" w:type="dxa"/>
             </w:tcMar>
           </w:tcPr>
-          <w:p>
+          <w:p ns2:paraId="565DC265" ns2:textId="77777777">
             <w:pPr>
               <w:pStyle w:val="DetailsFlushRight"/>
             </w:pPr>
           </w:p>
         </w:tc>
       </w:tr>
-      <w:tr>
+      <w:tr ns2:paraId="403F49A6" ns2:textId="77777777">
         <w:trPr>
           <w:gridBefore w:val="1"/>
           <w:gridAfter w:val="3"/>
@@ -5873,7 +5869,7 @@
             </w:tcMar>
             <w:vAlign w:val="bottom"/>
           </w:tcPr>
-          <w:p>
+          <w:p ns2:paraId="657923D0" ns2:textId="77777777">
             <w:pPr>
               <w:pStyle w:val="Details"/>
             </w:pPr>
@@ -5892,7 +5888,7 @@
             </w:tcMar>
             <w:vAlign w:val="center"/>
           </w:tcPr>
-          <w:p>
+          <w:p ns2:paraId="735FCB62" ns2:textId="77777777">
             <w:pPr>
               <w:pStyle w:val="Details"/>
             </w:pPr>
@@ -5907,7 +5903,7 @@
             </w:tcBorders>
             <w:vAlign w:val="center"/>
           </w:tcPr>
-          <w:p>
+          <w:p ns2:paraId="3D0A733A" ns2:textId="77777777">
             <w:pPr>
               <w:pStyle w:val="DetailsFlushRight"/>
             </w:pPr>
@@ -5922,7 +5918,7 @@
             </w:tcBorders>
             <w:vAlign w:val="center"/>
           </w:tcPr>
-          <w:p>
+          <w:p ns2:paraId="54F33EE0" ns2:textId="77777777">
             <w:pPr>
               <w:pStyle w:val="DetailsFlushRight"/>
             </w:pPr>
@@ -5937,7 +5933,7 @@
             </w:tcBorders>
             <w:vAlign w:val="center"/>
           </w:tcPr>
-          <w:p>
+          <w:p ns2:paraId="12C00A2B" ns2:textId="77777777">
             <w:pPr>
               <w:pStyle w:val="DetailsFlushRight"/>
             </w:pPr>
@@ -5956,14 +5952,14 @@
               <w:right w:w="57" w:type="dxa"/>
             </w:tcMar>
           </w:tcPr>
-          <w:p>
+          <w:p ns2:paraId="6C52D196" ns2:textId="77777777">
             <w:pPr>
               <w:pStyle w:val="DetailsFlushRight"/>
             </w:pPr>
           </w:p>
         </w:tc>
       </w:tr>
-      <w:tr>
+      <w:tr ns2:paraId="2D02DF50" ns2:textId="77777777">
         <w:trPr>
           <w:gridAfter w:val="3"/>
           <w:wAfter w:w="48" w:type="dxa"/>
@@ -5977,7 +5973,7 @@
             </w:tcMar>
             <w:vAlign w:val="center"/>
           </w:tcPr>
-          <w:p>
+          <w:p ns2:paraId="56F93D32" ns2:textId="77777777">
             <w:pPr>
               <w:pStyle w:val="HiddenText"/>
             </w:pPr>
@@ -5991,7 +5987,7 @@
             <w:gridSpan w:val="3"/>
             <w:vAlign w:val="center"/>
           </w:tcPr>
-          <w:p>
+          <w:p ns2:paraId="32AD837A" ns2:textId="77777777">
             <w:pPr>
               <w:pStyle w:val="HiddenText"/>
             </w:pPr>
@@ -6009,7 +6005,7 @@
             </w:tcBorders>
             <w:vAlign w:val="center"/>
           </w:tcPr>
-          <w:p>
+          <w:p ns2:paraId="4599B0C4" ns2:textId="77777777">
             <w:pPr>
               <w:pStyle w:val="DetailsFlushRight"/>
             </w:pPr>
@@ -6041,7 +6037,7 @@
             </w:tcBorders>
             <w:vAlign w:val="center"/>
           </w:tcPr>
-          <w:p>
+          <w:p ns2:paraId="341F3A0D" ns2:textId="7FC7365D">
             <w:pPr>
               <w:pStyle w:val="Totals"/>
             </w:pPr>
@@ -6059,7 +6055,7 @@
           </w:p>
         </w:tc>
       </w:tr>
-      <w:tr>
+      <w:tr ns2:paraId="63805BF3" ns2:textId="77777777">
         <w:trPr>
           <w:gridAfter w:val="3"/>
           <w:wAfter w:w="48" w:type="dxa"/>
@@ -6073,7 +6069,7 @@
             </w:tcMar>
             <w:vAlign w:val="center"/>
           </w:tcPr>
-          <w:p>
+          <w:p ns2:paraId="623DCAB0" ns2:textId="77777777">
             <w:pPr>
               <w:pStyle w:val="HiddenText"/>
             </w:pPr>
@@ -6089,7 +6085,7 @@
             </w:tcBorders>
             <w:vAlign w:val="center"/>
           </w:tcPr>
-          <w:p>
+          <w:p ns2:paraId="7795BED7" ns2:textId="77777777">
             <w:pPr>
               <w:pStyle w:val="DetailsFlushRight"/>
               <w:rPr>
@@ -6124,7 +6120,7 @@
             </w:tcBorders>
             <w:vAlign w:val="center"/>
           </w:tcPr>
-          <w:p>
+          <w:p ns2:paraId="46C73671" ns2:textId="26B95DDC">
             <w:pPr>
               <w:pStyle w:val="Totals"/>
             </w:pPr>
@@ -6142,7 +6138,7 @@
           </w:p>
         </w:tc>
       </w:tr>
-      <w:tr>
+      <w:tr ns2:paraId="6C5336F6" ns2:textId="77777777">
         <w:trPr>
           <w:gridAfter w:val="3"/>
           <w:wAfter w:w="48" w:type="dxa"/>
@@ -6156,7 +6152,7 @@
             </w:tcMar>
             <w:vAlign w:val="center"/>
           </w:tcPr>
-          <w:p>
+          <w:p ns2:paraId="4E545D62" ns2:textId="77777777">
             <w:pPr>
               <w:pStyle w:val="HiddenText"/>
             </w:pPr>
@@ -6172,7 +6168,7 @@
             </w:tcBorders>
             <w:vAlign w:val="center"/>
           </w:tcPr>
-          <w:p>
+          <w:p ns2:paraId="158F45DB" ns2:textId="77777777">
             <w:pPr>
               <w:pStyle w:val="DetailsFlushRight"/>
             </w:pPr>
@@ -6204,7 +6200,7 @@
             </w:tcBorders>
             <w:vAlign w:val="center"/>
           </w:tcPr>
-          <w:p>
+          <w:p ns2:paraId="3477A073" ns2:textId="28D89B0D">
             <w:pPr>
               <w:pStyle w:val="Totals"/>
             </w:pPr>
@@ -6222,7 +6218,7 @@
           </w:p>
         </w:tc>
       </w:tr>
-      <w:tr>
+      <w:tr ns2:paraId="68595498" ns2:textId="77777777">
         <w:trPr>
           <w:gridAfter w:val="3"/>
           <w:wAfter w:w="48" w:type="dxa"/>
@@ -6236,7 +6232,7 @@
             </w:tcMar>
             <w:vAlign w:val="center"/>
           </w:tcPr>
-          <w:p>
+          <w:p ns2:paraId="4F707DBE" ns2:textId="77777777">
             <w:pPr>
               <w:pStyle w:val="HiddenText"/>
             </w:pPr>
@@ -6250,7 +6246,7 @@
             <w:gridSpan w:val="4"/>
             <w:vAlign w:val="center"/>
           </w:tcPr>
-          <w:p>
+          <w:p ns2:paraId="2994BDF6" ns2:textId="77777777">
             <w:pPr>
               <w:pStyle w:val="HiddenText"/>
             </w:pPr>
@@ -6268,7 +6264,7 @@
             </w:tcBorders>
             <w:vAlign w:val="center"/>
           </w:tcPr>
-          <w:p>
+          <w:p ns2:paraId="4A485B56" ns2:textId="77777777">
             <w:pPr>
               <w:pStyle w:val="DetailsFlushRight"/>
               <w:rPr>
@@ -6295,7 +6291,7 @@
             </w:tcBorders>
             <w:vAlign w:val="center"/>
           </w:tcPr>
-          <w:p>
+          <w:p ns2:paraId="54E4CB55" ns2:textId="251186E7">
             <w:pPr>
               <w:pStyle w:val="Totals"/>
             </w:pPr>
@@ -6313,7 +6309,7 @@
           </w:p>
         </w:tc>
       </w:tr>
-      <w:tr>
+      <w:tr ns2:paraId="3253B362" ns2:textId="77777777">
         <w:trPr>
           <w:gridAfter w:val="3"/>
           <w:wAfter w:w="48" w:type="dxa"/>
@@ -6327,7 +6323,7 @@
             </w:tcMar>
             <w:vAlign w:val="center"/>
           </w:tcPr>
-          <w:p>
+          <w:p ns2:paraId="460F2775" ns2:textId="77777777">
             <w:pPr>
               <w:pStyle w:val="HiddenText"/>
             </w:pPr>
@@ -6343,7 +6339,7 @@
             </w:tcBorders>
             <w:vAlign w:val="center"/>
           </w:tcPr>
-          <w:p>
+          <w:p ns2:paraId="4E697DFB" ns2:textId="77777777">
             <w:pPr>
               <w:pStyle w:val="DetailsFlushRight"/>
               <w:rPr>
@@ -6370,7 +6366,7 @@
             </w:tcBorders>
             <w:vAlign w:val="center"/>
           </w:tcPr>
-          <w:p>
+          <w:p ns2:paraId="4012F527" ns2:textId="64B49FAA">
             <w:pPr>
               <w:pStyle w:val="Totals"/>
             </w:pPr>
@@ -6394,7 +6390,7 @@
           </w:p>
         </w:tc>
       </w:tr>
-      <w:tr>
+      <w:tr ns2:paraId="1613762E" ns2:textId="77777777">
         <w:trPr>
           <w:gridAfter w:val="3"/>
           <w:wAfter w:w="48" w:type="dxa"/>
@@ -6408,7 +6404,7 @@
             </w:tcMar>
             <w:vAlign w:val="center"/>
           </w:tcPr>
-          <w:p>
+          <w:p ns2:paraId="501584C0" ns2:textId="77777777">
             <w:pPr>
               <w:pStyle w:val="8PtDetails"/>
             </w:pPr>
@@ -6426,7 +6422,7 @@
             </w:tcBorders>
             <w:vAlign w:val="center"/>
           </w:tcPr>
-          <w:p>
+          <w:p ns2:paraId="6492A4E5" ns2:textId="77777777">
             <w:pPr>
               <w:pStyle w:val="DetailsFlushRight"/>
             </w:pPr>
@@ -6458,7 +6454,7 @@
             </w:tcBorders>
             <w:vAlign w:val="center"/>
           </w:tcPr>
-          <w:p>
+          <w:p ns2:paraId="68CCDBA7" ns2:textId="288E3E2D">
             <w:pPr>
               <w:pStyle w:val="Totals"/>
             </w:pPr>
@@ -6476,7 +6472,7 @@
           </w:p>
         </w:tc>
       </w:tr>
-      <w:tr>
+      <w:tr ns2:paraId="273A85AC" ns2:textId="77777777">
         <w:trPr>
           <w:gridAfter w:val="3"/>
           <w:wAfter w:w="48" w:type="dxa"/>
@@ -6490,7 +6486,7 @@
             </w:tcMar>
             <w:vAlign w:val="center"/>
           </w:tcPr>
-          <w:p>
+          <w:p ns2:paraId="03A97464" ns2:textId="77777777">
             <w:pPr>
               <w:pStyle w:val="8PtDetails"/>
             </w:pPr>
@@ -6502,7 +6498,7 @@
             <w:gridSpan w:val="12"/>
             <w:vAlign w:val="center"/>
           </w:tcPr>
-          <w:p>
+          <w:p ns2:paraId="16E2E437" ns2:textId="77777777">
             <w:pPr>
               <w:pStyle w:val="DetailsFlushRight"/>
               <w:rPr>
@@ -6520,14 +6516,14 @@
             </w:tcBorders>
             <w:vAlign w:val="center"/>
           </w:tcPr>
-          <w:p>
+          <w:p ns2:paraId="1959DB30" ns2:textId="77777777">
             <w:pPr>
               <w:pStyle w:val="Totals"/>
             </w:pPr>
           </w:p>
         </w:tc>
       </w:tr>
-      <w:tr>
+      <w:tr ns2:paraId="09EC6D84" ns2:textId="77777777">
         <w:trPr>
           <w:gridBefore w:val="1"/>
           <w:gridAfter w:val="3"/>
@@ -6549,7 +6545,7 @@
             </w:tcMar>
             <w:vAlign w:val="bottom"/>
           </w:tcPr>
-          <w:p>
+          <w:p ns2:paraId="0B26EB08" ns2:textId="77777777">
             <w:pPr>
               <w:pStyle w:val="Heading5"/>
             </w:pPr>
@@ -6577,7 +6573,7 @@
             </w:tcMar>
             <w:vAlign w:val="center"/>
           </w:tcPr>
-          <w:p>
+          <w:p ns2:paraId="6F1359AF" ns2:textId="77777777">
             <w:pPr>
               <w:pStyle w:val="Details"/>
             </w:pPr>
@@ -6595,7 +6591,7 @@
             </w:tcBorders>
             <w:vAlign w:val="center"/>
           </w:tcPr>
-          <w:p>
+          <w:p ns2:paraId="54648F3A" ns2:textId="77777777">
             <w:pPr>
               <w:pStyle w:val="Heading3"/>
             </w:pPr>
@@ -6616,7 +6612,7 @@
             </w:tcBorders>
             <w:vAlign w:val="center"/>
           </w:tcPr>
-          <w:p>
+          <w:p ns2:paraId="30D77944" ns2:textId="77777777">
             <w:pPr>
               <w:pStyle w:val="Heading3"/>
             </w:pPr>
@@ -6624,7 +6620,7 @@
               <w:t>Fixed fee</w:t>
             </w:r>
           </w:p>
-          <w:p>
+          <w:p ns2:paraId="5553ED55" ns2:textId="77777777">
             <w:pPr>
               <w:pStyle w:val="CenteredDetails"/>
             </w:pPr>
@@ -6644,7 +6640,7 @@
             </w:tcBorders>
             <w:vAlign w:val="center"/>
           </w:tcPr>
-          <w:p>
+          <w:p ns2:paraId="0FC4C899" ns2:textId="77777777">
             <w:pPr>
               <w:pStyle w:val="Heading3"/>
             </w:pPr>
@@ -6652,7 +6648,7 @@
               <w:t>Total fixed fees</w:t>
             </w:r>
           </w:p>
-          <w:p>
+          <w:p ns2:paraId="0B504C95" ns2:textId="77777777">
             <w:pPr>
               <w:pStyle w:val="CenteredDetails"/>
             </w:pPr>
@@ -6675,14 +6671,14 @@
             </w:tcMar>
             <w:vAlign w:val="center"/>
           </w:tcPr>
-          <w:p>
+          <w:p ns2:paraId="2296B00B" ns2:textId="77777777">
             <w:pPr>
               <w:pStyle w:val="DetailsFlushRight"/>
             </w:pPr>
           </w:p>
         </w:tc>
       </w:tr>
-      <w:tr>
+      <w:tr ns2:paraId="3E3EC38C" ns2:textId="77777777">
         <w:trPr>
           <w:gridBefore w:val="1"/>
           <w:gridAfter w:val="3"/>
@@ -6702,7 +6698,7 @@
             </w:tcMar>
             <w:vAlign w:val="bottom"/>
           </w:tcPr>
-          <w:p>
+          <w:p ns2:paraId="4E321A6C" ns2:textId="77777777">
             <w:pPr>
               <w:pStyle w:val="Heading5"/>
             </w:pPr>
@@ -6726,7 +6722,7 @@
             </w:tcMar>
             <w:vAlign w:val="center"/>
           </w:tcPr>
-          <w:p>
+          <w:p ns2:paraId="732C8749" ns2:textId="77777777">
             <w:pPr>
               <w:pStyle w:val="Details"/>
             </w:pPr>
@@ -6741,7 +6737,7 @@
             </w:tcBorders>
             <w:vAlign w:val="center"/>
           </w:tcPr>
-          <w:p>
+          <w:p ns2:paraId="0E4EE47F" ns2:textId="77777777">
             <w:pPr>
               <w:pStyle w:val="DetailsFlushRight"/>
             </w:pPr>
@@ -6757,7 +6753,7 @@
             </w:tcBorders>
             <w:vAlign w:val="center"/>
           </w:tcPr>
-          <w:p>
+          <w:p ns2:paraId="03A0A20C" ns2:textId="77777777">
             <w:pPr>
               <w:pStyle w:val="DetailsFlushRight"/>
             </w:pPr>
@@ -6773,7 +6769,7 @@
             </w:tcBorders>
             <w:vAlign w:val="center"/>
           </w:tcPr>
-          <w:p>
+          <w:p ns2:paraId="44756BE5" ns2:textId="77777777">
             <w:pPr>
               <w:pStyle w:val="DetailsFlushRight"/>
             </w:pPr>
@@ -6793,14 +6789,14 @@
             </w:tcMar>
             <w:vAlign w:val="center"/>
           </w:tcPr>
-          <w:p>
+          <w:p ns2:paraId="67B8F93F" ns2:textId="77777777">
             <w:pPr>
               <w:pStyle w:val="DetailsFlushRight"/>
             </w:pPr>
           </w:p>
         </w:tc>
       </w:tr>
-      <w:tr>
+      <w:tr ns2:paraId="6D5FC0BD" ns2:textId="77777777">
         <w:trPr>
           <w:gridBefore w:val="1"/>
           <w:gridAfter w:val="3"/>
@@ -6821,7 +6817,7 @@
             </w:tcMar>
             <w:vAlign w:val="center"/>
           </w:tcPr>
-          <w:p>
+          <w:p ns2:paraId="08E0ADA6" ns2:textId="77777777">
             <w:pPr>
               <w:pStyle w:val="Details"/>
             </w:pPr>
@@ -6844,7 +6840,7 @@
             </w:tcMar>
             <w:vAlign w:val="center"/>
           </w:tcPr>
-          <w:p>
+          <w:p ns2:paraId="2E728057" ns2:textId="77777777">
             <w:pPr>
               <w:pStyle w:val="Details"/>
             </w:pPr>
@@ -6862,7 +6858,7 @@
             </w:tcBorders>
             <w:vAlign w:val="center"/>
           </w:tcPr>
-          <w:p>
+          <w:p ns2:paraId="79B24492" ns2:textId="520F8F9B">
             <w:pPr>
               <w:pStyle w:val="DetailsFlushRight"/>
             </w:pPr>
@@ -6885,7 +6881,7 @@
             </w:tcBorders>
             <w:vAlign w:val="center"/>
           </w:tcPr>
-          <w:p>
+          <w:p ns2:paraId="46FD935E" ns2:textId="3D533976">
             <w:pPr>
               <w:pStyle w:val="DetailsFlushRight"/>
             </w:pPr>
@@ -6908,7 +6904,7 @@
             </w:tcBorders>
             <w:vAlign w:val="center"/>
           </w:tcPr>
-          <w:p>
+          <w:p ns2:paraId="090B606F" ns2:textId="615E1F84">
             <w:pPr>
               <w:pStyle w:val="DetailsFlushRight"/>
             </w:pPr>
@@ -6932,14 +6928,14 @@
               <w:right w:w="57" w:type="dxa"/>
             </w:tcMar>
           </w:tcPr>
-          <w:p>
+          <w:p ns2:paraId="147F294A" ns2:textId="77777777">
             <w:pPr>
               <w:pStyle w:val="DetailsFlushRight"/>
             </w:pPr>
           </w:p>
         </w:tc>
       </w:tr>
-      <w:tr>
+      <w:tr ns2:paraId="4A1BAA1D" ns2:textId="77777777">
         <w:trPr>
           <w:gridBefore w:val="1"/>
           <w:gridAfter w:val="3"/>
@@ -6960,7 +6956,7 @@
             </w:tcMar>
             <w:vAlign w:val="center"/>
           </w:tcPr>
-          <w:p>
+          <w:p ns2:paraId="0D721018" ns2:textId="77777777">
             <w:pPr>
               <w:pStyle w:val="Details"/>
             </w:pPr>
@@ -6983,7 +6979,7 @@
             </w:tcMar>
             <w:vAlign w:val="center"/>
           </w:tcPr>
-          <w:p>
+          <w:p ns2:paraId="6BE01EBD" ns2:textId="77777777">
             <w:pPr>
               <w:pStyle w:val="Details"/>
             </w:pPr>
@@ -7001,7 +6997,7 @@
             </w:tcBorders>
             <w:vAlign w:val="center"/>
           </w:tcPr>
-          <w:p>
+          <w:p ns2:paraId="10083771" ns2:textId="5C8AA061">
             <w:pPr>
               <w:pStyle w:val="DetailsFlushRight"/>
             </w:pPr>
@@ -7024,7 +7020,7 @@
             </w:tcBorders>
             <w:vAlign w:val="center"/>
           </w:tcPr>
-          <w:p>
+          <w:p ns2:paraId="2643AA6B" ns2:textId="5102D1EF">
             <w:pPr>
               <w:pStyle w:val="DetailsFlushRight"/>
             </w:pPr>
@@ -7047,7 +7043,7 @@
             </w:tcBorders>
             <w:vAlign w:val="center"/>
           </w:tcPr>
-          <w:p>
+          <w:p ns2:paraId="0CED7F79" ns2:textId="51EC9971">
             <w:pPr>
               <w:pStyle w:val="DetailsFlushRight"/>
             </w:pPr>
@@ -7071,14 +7067,14 @@
               <w:right w:w="57" w:type="dxa"/>
             </w:tcMar>
           </w:tcPr>
-          <w:p>
+          <w:p ns2:paraId="0E400C11" ns2:textId="77777777">
             <w:pPr>
               <w:pStyle w:val="DetailsFlushRight"/>
             </w:pPr>
           </w:p>
         </w:tc>
       </w:tr>
-      <w:tr>
+      <w:tr ns2:paraId="0E20935C" ns2:textId="77777777">
         <w:trPr>
           <w:gridBefore w:val="1"/>
           <w:gridAfter w:val="3"/>
@@ -7098,7 +7094,7 @@
             </w:tcMar>
             <w:vAlign w:val="center"/>
           </w:tcPr>
-          <w:p>
+          <w:p ns2:paraId="2259EE62" ns2:textId="77777777">
             <w:pPr>
               <w:pStyle w:val="Details"/>
             </w:pPr>
@@ -7120,7 +7116,7 @@
             </w:tcMar>
             <w:vAlign w:val="center"/>
           </w:tcPr>
-          <w:p>
+          <w:p ns2:paraId="6F1AE2E4" ns2:textId="77777777">
             <w:pPr>
               <w:pStyle w:val="Details"/>
             </w:pPr>
@@ -7136,7 +7132,7 @@
             </w:tcBorders>
             <w:vAlign w:val="center"/>
           </w:tcPr>
-          <w:p>
+          <w:p ns2:paraId="757F34FE" ns2:textId="77777777">
             <w:pPr>
               <w:pStyle w:val="DetailsFlushRight"/>
             </w:pPr>
@@ -7154,7 +7150,7 @@
             </w:tcBorders>
             <w:vAlign w:val="center"/>
           </w:tcPr>
-          <w:p>
+          <w:p ns2:paraId="2C20F155" ns2:textId="7E29E61D">
             <w:pPr>
               <w:pStyle w:val="DetailsFlushRight"/>
             </w:pPr>
@@ -7174,7 +7170,7 @@
             </w:tcBorders>
             <w:vAlign w:val="center"/>
           </w:tcPr>
-          <w:p>
+          <w:p ns2:paraId="06D70381" ns2:textId="286DD8F4">
             <w:pPr>
               <w:pStyle w:val="DetailsFlushRight"/>
             </w:pPr>
@@ -7195,7 +7191,7 @@
               <w:right w:w="57" w:type="dxa"/>
             </w:tcMar>
           </w:tcPr>
-          <w:p>
+          <w:p ns2:paraId="01AE1321" ns2:textId="77777777">
             <w:pPr>
               <w:pStyle w:val="DetailsFlushRight"/>
               <w:jc w:val="center"/>
@@ -7203,7 +7199,7 @@
           </w:p>
         </w:tc>
       </w:tr>
-      <w:tr>
+      <w:tr ns2:paraId="24B8CD60" ns2:textId="77777777">
         <w:trPr>
           <w:gridBefore w:val="1"/>
           <w:gridAfter w:val="3"/>
@@ -7223,7 +7219,7 @@
             </w:tcMar>
             <w:vAlign w:val="center"/>
           </w:tcPr>
-          <w:p>
+          <w:p ns2:paraId="12C1F702" ns2:textId="77777777">
             <w:pPr>
               <w:pStyle w:val="Details"/>
             </w:pPr>
@@ -7245,7 +7241,7 @@
             </w:tcMar>
             <w:vAlign w:val="center"/>
           </w:tcPr>
-          <w:p>
+          <w:p ns2:paraId="362DD641" ns2:textId="77777777">
             <w:pPr>
               <w:pStyle w:val="Details"/>
             </w:pPr>
@@ -7261,7 +7257,7 @@
             </w:tcBorders>
             <w:vAlign w:val="center"/>
           </w:tcPr>
-          <w:p>
+          <w:p ns2:paraId="17813CE1" ns2:textId="77777777">
             <w:pPr>
               <w:pStyle w:val="DetailsFlushRight"/>
             </w:pPr>
@@ -7279,7 +7275,7 @@
             </w:tcBorders>
             <w:vAlign w:val="center"/>
           </w:tcPr>
-          <w:p>
+          <w:p ns2:paraId="54093F3B" ns2:textId="1928CA35">
             <w:pPr>
               <w:pStyle w:val="DetailsFlushRight"/>
             </w:pPr>
@@ -7299,7 +7295,7 @@
             </w:tcBorders>
             <w:vAlign w:val="center"/>
           </w:tcPr>
-          <w:p>
+          <w:p ns2:paraId="01CB9CD2" ns2:textId="4CE20442">
             <w:pPr>
               <w:pStyle w:val="DetailsFlushRight"/>
             </w:pPr>
@@ -7320,14 +7316,14 @@
               <w:right w:w="57" w:type="dxa"/>
             </w:tcMar>
           </w:tcPr>
-          <w:p>
+          <w:p ns2:paraId="7B4BC45B" ns2:textId="77777777">
             <w:pPr>
               <w:pStyle w:val="DetailsFlushRight"/>
             </w:pPr>
           </w:p>
         </w:tc>
       </w:tr>
-      <w:tr>
+      <w:tr ns2:paraId="29D4C879" ns2:textId="77777777">
         <w:trPr>
           <w:gridBefore w:val="1"/>
           <w:gridAfter w:val="3"/>
@@ -7348,7 +7344,7 @@
             </w:tcMar>
             <w:vAlign w:val="center"/>
           </w:tcPr>
-          <w:p>
+          <w:p ns2:paraId="60AB9F16" ns2:textId="77777777">
             <w:pPr>
               <w:pStyle w:val="Details"/>
             </w:pPr>
@@ -7371,7 +7367,7 @@
             </w:tcMar>
             <w:vAlign w:val="center"/>
           </w:tcPr>
-          <w:p>
+          <w:p ns2:paraId="3302E636" ns2:textId="77777777">
             <w:pPr>
               <w:pStyle w:val="Details"/>
             </w:pPr>
@@ -7389,7 +7385,7 @@
             </w:tcBorders>
             <w:vAlign w:val="center"/>
           </w:tcPr>
-          <w:p>
+          <w:p ns2:paraId="11466995" ns2:textId="15CA29E0">
             <w:pPr>
               <w:pStyle w:val="DetailsFlushRight"/>
             </w:pPr>
@@ -7409,7 +7405,7 @@
             </w:tcBorders>
             <w:vAlign w:val="center"/>
           </w:tcPr>
-          <w:p>
+          <w:p ns2:paraId="554D22F0" ns2:textId="07B53E4F">
             <w:pPr>
               <w:pStyle w:val="DetailsFlushRight"/>
             </w:pPr>
@@ -7429,7 +7425,7 @@
             </w:tcBorders>
             <w:vAlign w:val="center"/>
           </w:tcPr>
-          <w:p>
+          <w:p ns2:paraId="0B4238AB" ns2:textId="4F241E90">
             <w:pPr>
               <w:pStyle w:val="DetailsFlushRight"/>
             </w:pPr>
@@ -7450,14 +7446,14 @@
               <w:right w:w="57" w:type="dxa"/>
             </w:tcMar>
           </w:tcPr>
-          <w:p>
+          <w:p ns2:paraId="0684A5AE" ns2:textId="77777777">
             <w:pPr>
               <w:pStyle w:val="DetailsFlushRight"/>
             </w:pPr>
           </w:p>
         </w:tc>
       </w:tr>
-      <w:tr>
+      <w:tr ns2:paraId="22C9DD9F" ns2:textId="77777777">
         <w:trPr>
           <w:gridBefore w:val="1"/>
           <w:gridAfter w:val="3"/>
@@ -7478,7 +7474,7 @@
             </w:tcMar>
             <w:vAlign w:val="bottom"/>
           </w:tcPr>
-          <w:p>
+          <w:p ns2:paraId="631B8FA3" ns2:textId="77777777">
             <w:pPr>
               <w:pStyle w:val="Details"/>
             </w:pPr>
@@ -7497,7 +7493,7 @@
             </w:tcMar>
             <w:vAlign w:val="center"/>
           </w:tcPr>
-          <w:p>
+          <w:p ns2:paraId="33625D92" ns2:textId="77777777">
             <w:pPr>
               <w:pStyle w:val="Heading5"/>
             </w:pPr>
@@ -7513,7 +7509,7 @@
             </w:tcBorders>
             <w:vAlign w:val="center"/>
           </w:tcPr>
-          <w:p>
+          <w:p ns2:paraId="5FAC7F75" ns2:textId="77777777">
             <w:pPr>
               <w:pStyle w:val="DetailsFlushRight"/>
             </w:pPr>
@@ -7531,7 +7527,7 @@
             </w:tcBorders>
             <w:vAlign w:val="center"/>
           </w:tcPr>
-          <w:p>
+          <w:p ns2:paraId="77A2880A" ns2:textId="37B54731">
             <w:pPr>
               <w:pStyle w:val="DetailsFlushRight"/>
             </w:pPr>
@@ -7551,7 +7547,7 @@
             </w:tcBorders>
             <w:vAlign w:val="center"/>
           </w:tcPr>
-          <w:p>
+          <w:p ns2:paraId="3149CDFC" ns2:textId="4078E437">
             <w:pPr>
               <w:pStyle w:val="DetailsFlushRight"/>
             </w:pPr>
@@ -7572,14 +7568,14 @@
               <w:right w:w="57" w:type="dxa"/>
             </w:tcMar>
           </w:tcPr>
-          <w:p>
+          <w:p ns2:paraId="77701B07" ns2:textId="77777777">
             <w:pPr>
               <w:pStyle w:val="Heading5"/>
             </w:pPr>
           </w:p>
         </w:tc>
       </w:tr>
-      <w:tr>
+      <w:tr ns2:paraId="4A570827" ns2:textId="77777777">
         <w:trPr>
           <w:gridBefore w:val="1"/>
           <w:gridAfter w:val="3"/>
@@ -7601,7 +7597,7 @@
             </w:tcMar>
             <w:vAlign w:val="bottom"/>
           </w:tcPr>
-          <w:p>
+          <w:p ns2:paraId="3547DCD4" ns2:textId="77777777">
             <w:pPr>
               <w:pStyle w:val="Details"/>
             </w:pPr>
@@ -7620,7 +7616,7 @@
             </w:tcMar>
             <w:vAlign w:val="center"/>
           </w:tcPr>
-          <w:p>
+          <w:p ns2:paraId="20EF701C" ns2:textId="77777777">
             <w:pPr>
               <w:pStyle w:val="Heading5"/>
             </w:pPr>
@@ -7635,7 +7631,7 @@
             </w:tcBorders>
             <w:vAlign w:val="center"/>
           </w:tcPr>
-          <w:p>
+          <w:p ns2:paraId="1CAC9367" ns2:textId="77777777">
             <w:pPr>
               <w:pStyle w:val="DetailsFlushRight"/>
             </w:pPr>
@@ -7651,7 +7647,7 @@
             </w:tcBorders>
             <w:vAlign w:val="center"/>
           </w:tcPr>
-          <w:p>
+          <w:p ns2:paraId="239F96DC" ns2:textId="77777777">
             <w:pPr>
               <w:pStyle w:val="DetailsFlushRight"/>
             </w:pPr>
@@ -7667,7 +7663,7 @@
             </w:tcBorders>
             <w:vAlign w:val="center"/>
           </w:tcPr>
-          <w:p>
+          <w:p ns2:paraId="3C6B317E" ns2:textId="77777777">
             <w:pPr>
               <w:pStyle w:val="DetailsFlushRight"/>
             </w:pPr>
@@ -7686,14 +7682,14 @@
               <w:right w:w="57" w:type="dxa"/>
             </w:tcMar>
           </w:tcPr>
-          <w:p>
+          <w:p ns2:paraId="775671C2" ns2:textId="77777777">
             <w:pPr>
               <w:pStyle w:val="Heading5"/>
             </w:pPr>
           </w:p>
         </w:tc>
       </w:tr>
-      <w:tr>
+      <w:tr ns2:paraId="78299746" ns2:textId="77777777">
         <w:trPr>
           <w:gridBefore w:val="1"/>
           <w:gridAfter w:val="3"/>
@@ -7713,7 +7709,7 @@
             </w:tcMar>
             <w:vAlign w:val="bottom"/>
           </w:tcPr>
-          <w:p>
+          <w:p ns2:paraId="07E09092" ns2:textId="77777777">
             <w:pPr>
               <w:pStyle w:val="Heading5"/>
             </w:pPr>
@@ -7738,7 +7734,7 @@
             </w:tcMar>
             <w:vAlign w:val="center"/>
           </w:tcPr>
-          <w:p>
+          <w:p ns2:paraId="4D16E0B1" ns2:textId="77777777">
             <w:pPr>
               <w:pStyle w:val="Details"/>
             </w:pPr>
@@ -7753,7 +7749,7 @@
             </w:tcBorders>
             <w:vAlign w:val="center"/>
           </w:tcPr>
-          <w:p>
+          <w:p ns2:paraId="01B6D43A" ns2:textId="77777777">
             <w:pPr>
               <w:pStyle w:val="DetailsFlushRight"/>
             </w:pPr>
@@ -7769,7 +7765,7 @@
             </w:tcBorders>
             <w:vAlign w:val="center"/>
           </w:tcPr>
-          <w:p>
+          <w:p ns2:paraId="5DF85417" ns2:textId="77777777">
             <w:pPr>
               <w:pStyle w:val="DetailsFlushRight"/>
             </w:pPr>
@@ -7785,7 +7781,7 @@
             </w:tcBorders>
             <w:vAlign w:val="center"/>
           </w:tcPr>
-          <w:p>
+          <w:p ns2:paraId="1ABED7D8" ns2:textId="77777777">
             <w:pPr>
               <w:pStyle w:val="DetailsFlushRight"/>
             </w:pPr>
@@ -7806,14 +7802,14 @@
             </w:tcMar>
             <w:vAlign w:val="center"/>
           </w:tcPr>
-          <w:p>
+          <w:p ns2:paraId="266B29A6" ns2:textId="77777777">
             <w:pPr>
               <w:pStyle w:val="DetailsFlushRight"/>
             </w:pPr>
           </w:p>
         </w:tc>
       </w:tr>
-      <w:tr>
+      <w:tr ns2:paraId="128FD3CB" ns2:textId="77777777">
         <w:trPr>
           <w:gridBefore w:val="1"/>
           <w:gridAfter w:val="3"/>
@@ -7833,7 +7829,7 @@
             </w:tcMar>
             <w:vAlign w:val="center"/>
           </w:tcPr>
-          <w:p>
+          <w:p ns2:paraId="6E9D4DB1" ns2:textId="77777777">
             <w:pPr>
               <w:pStyle w:val="Details"/>
             </w:pPr>
@@ -7855,7 +7851,7 @@
             </w:tcMar>
             <w:vAlign w:val="center"/>
           </w:tcPr>
-          <w:p>
+          <w:p ns2:paraId="23BA637B" ns2:textId="77777777">
             <w:pPr>
               <w:pStyle w:val="Details"/>
             </w:pPr>
@@ -7870,7 +7866,7 @@
             </w:tcBorders>
             <w:vAlign w:val="center"/>
           </w:tcPr>
-          <w:p>
+          <w:p ns2:paraId="408739FA" ns2:textId="77777777">
             <w:pPr>
               <w:pStyle w:val="DetailsFlushRight"/>
             </w:pPr>
@@ -7888,7 +7884,7 @@
             </w:tcBorders>
             <w:vAlign w:val="center"/>
           </w:tcPr>
-          <w:p>
+          <w:p ns2:paraId="1EC812ED" ns2:textId="78D7DB68">
             <w:pPr>
               <w:pStyle w:val="DetailsFlushRight"/>
             </w:pPr>
@@ -7908,7 +7904,7 @@
             </w:tcBorders>
             <w:vAlign w:val="center"/>
           </w:tcPr>
-          <w:p>
+          <w:p ns2:paraId="7C8ABF2C" ns2:textId="0C092549">
             <w:pPr>
               <w:pStyle w:val="DetailsFlushRight"/>
             </w:pPr>
@@ -7929,14 +7925,14 @@
               <w:right w:w="57" w:type="dxa"/>
             </w:tcMar>
           </w:tcPr>
-          <w:p>
+          <w:p ns2:paraId="71D4FA36" ns2:textId="77777777">
             <w:pPr>
               <w:pStyle w:val="DetailsFlushRight"/>
             </w:pPr>
           </w:p>
         </w:tc>
       </w:tr>
-      <w:tr>
+      <w:tr ns2:paraId="1AFA5266" ns2:textId="77777777">
         <w:trPr>
           <w:gridBefore w:val="1"/>
           <w:gridAfter w:val="3"/>
@@ -7957,7 +7953,7 @@
             </w:tcMar>
             <w:vAlign w:val="center"/>
           </w:tcPr>
-          <w:p>
+          <w:p ns2:paraId="32BCD50F" ns2:textId="77777777">
             <w:pPr>
               <w:pStyle w:val="Details"/>
             </w:pPr>
@@ -7979,7 +7975,7 @@
             </w:tcMar>
             <w:vAlign w:val="center"/>
           </w:tcPr>
-          <w:p>
+          <w:p ns2:paraId="114670C7" ns2:textId="77777777">
             <w:pPr>
               <w:pStyle w:val="Details"/>
             </w:pPr>
@@ -7994,7 +7990,7 @@
             </w:tcBorders>
             <w:vAlign w:val="center"/>
           </w:tcPr>
-          <w:p>
+          <w:p ns2:paraId="56612AFA" ns2:textId="77777777">
             <w:pPr>
               <w:pStyle w:val="DetailsFlushRight"/>
             </w:pPr>
@@ -8012,7 +8008,7 @@
             </w:tcBorders>
             <w:vAlign w:val="center"/>
           </w:tcPr>
-          <w:p>
+          <w:p ns2:paraId="68BAAADC" ns2:textId="55E828C6">
             <w:pPr>
               <w:pStyle w:val="DetailsFlushRight"/>
             </w:pPr>
@@ -8032,7 +8028,7 @@
             </w:tcBorders>
             <w:vAlign w:val="center"/>
           </w:tcPr>
-          <w:p>
+          <w:p ns2:paraId="5C39A54B" ns2:textId="46712A2B">
             <w:pPr>
               <w:pStyle w:val="DetailsFlushRight"/>
             </w:pPr>
@@ -8053,14 +8049,14 @@
               <w:right w:w="57" w:type="dxa"/>
             </w:tcMar>
           </w:tcPr>
-          <w:p>
+          <w:p ns2:paraId="2A871340" ns2:textId="77777777">
             <w:pPr>
               <w:pStyle w:val="DetailsFlushRight"/>
             </w:pPr>
           </w:p>
         </w:tc>
       </w:tr>
-      <w:tr>
+      <w:tr ns2:paraId="43812A23" ns2:textId="77777777">
         <w:trPr>
           <w:gridBefore w:val="1"/>
           <w:gridAfter w:val="3"/>
@@ -8081,7 +8077,7 @@
             </w:tcMar>
             <w:vAlign w:val="center"/>
           </w:tcPr>
-          <w:p>
+          <w:p ns2:paraId="1037C5DC" ns2:textId="77777777">
             <w:pPr>
               <w:pStyle w:val="Details"/>
             </w:pPr>
@@ -8103,7 +8099,7 @@
             </w:tcMar>
             <w:vAlign w:val="center"/>
           </w:tcPr>
-          <w:p>
+          <w:p ns2:paraId="46AE423E" ns2:textId="77777777">
             <w:pPr>
               <w:pStyle w:val="Details"/>
             </w:pPr>
@@ -8119,7 +8115,7 @@
             </w:tcBorders>
             <w:vAlign w:val="center"/>
           </w:tcPr>
-          <w:p>
+          <w:p ns2:paraId="26301CA4" ns2:textId="77777777">
             <w:pPr>
               <w:pStyle w:val="DetailsFlushRight"/>
             </w:pPr>
@@ -8137,7 +8133,7 @@
             </w:tcBorders>
             <w:vAlign w:val="center"/>
           </w:tcPr>
-          <w:p>
+          <w:p ns2:paraId="1EC78A6F" ns2:textId="7E6B7F38">
             <w:pPr>
               <w:pStyle w:val="DetailsFlushRight"/>
             </w:pPr>
@@ -8157,7 +8153,7 @@
             </w:tcBorders>
             <w:vAlign w:val="center"/>
           </w:tcPr>
-          <w:p>
+          <w:p ns2:paraId="68168968" ns2:textId="7CFC921C">
             <w:pPr>
               <w:pStyle w:val="DetailsFlushRight"/>
             </w:pPr>
@@ -8178,14 +8174,14 @@
               <w:right w:w="57" w:type="dxa"/>
             </w:tcMar>
           </w:tcPr>
-          <w:p>
+          <w:p ns2:paraId="43A246C1" ns2:textId="77777777">
             <w:pPr>
               <w:pStyle w:val="DetailsFlushRight"/>
             </w:pPr>
           </w:p>
         </w:tc>
       </w:tr>
-      <w:tr>
+      <w:tr ns2:paraId="678C3F7E" ns2:textId="77777777">
         <w:trPr>
           <w:gridBefore w:val="1"/>
           <w:gridAfter w:val="3"/>
@@ -8206,7 +8202,7 @@
             </w:tcMar>
             <w:vAlign w:val="center"/>
           </w:tcPr>
-          <w:p>
+          <w:p ns2:paraId="4D3A5A41" ns2:textId="77777777">
             <w:pPr>
               <w:pStyle w:val="Details"/>
             </w:pPr>
@@ -8229,7 +8225,7 @@
             </w:tcMar>
             <w:vAlign w:val="center"/>
           </w:tcPr>
-          <w:p>
+          <w:p ns2:paraId="52A54BC6" ns2:textId="77777777">
             <w:pPr>
               <w:pStyle w:val="Details"/>
             </w:pPr>
@@ -8247,7 +8243,7 @@
             </w:tcBorders>
             <w:vAlign w:val="center"/>
           </w:tcPr>
-          <w:p>
+          <w:p ns2:paraId="2A58D4CE" ns2:textId="007E254D">
             <w:pPr>
               <w:pStyle w:val="DetailsFlushRight"/>
             </w:pPr>
@@ -8267,7 +8263,7 @@
             </w:tcBorders>
             <w:vAlign w:val="center"/>
           </w:tcPr>
-          <w:p>
+          <w:p ns2:paraId="2CE8AF90" ns2:textId="0269A875">
             <w:pPr>
               <w:pStyle w:val="DetailsFlushRight"/>
             </w:pPr>
@@ -8287,7 +8283,7 @@
             </w:tcBorders>
             <w:vAlign w:val="center"/>
           </w:tcPr>
-          <w:p>
+          <w:p ns2:paraId="75A40126" ns2:textId="2A704DCC">
             <w:pPr>
               <w:pStyle w:val="DetailsFlushRight"/>
             </w:pPr>
@@ -8308,14 +8304,14 @@
               <w:right w:w="57" w:type="dxa"/>
             </w:tcMar>
           </w:tcPr>
-          <w:p>
+          <w:p ns2:paraId="2FCD06D7" ns2:textId="77777777">
             <w:pPr>
               <w:pStyle w:val="DetailsFlushRight"/>
             </w:pPr>
           </w:p>
         </w:tc>
       </w:tr>
-      <w:tr>
+      <w:tr ns2:paraId="18CF0CCC" ns2:textId="77777777">
         <w:trPr>
           <w:gridBefore w:val="1"/>
           <w:gridAfter w:val="3"/>
@@ -8336,7 +8332,7 @@
             </w:tcMar>
             <w:vAlign w:val="center"/>
           </w:tcPr>
-          <w:p>
+          <w:p ns2:paraId="0A6CB95E" ns2:textId="77777777">
             <w:pPr>
               <w:pStyle w:val="Details"/>
             </w:pPr>
@@ -8358,7 +8354,7 @@
             </w:tcMar>
             <w:vAlign w:val="center"/>
           </w:tcPr>
-          <w:p>
+          <w:p ns2:paraId="080FF08B" ns2:textId="77777777">
             <w:pPr>
               <w:pStyle w:val="Details"/>
             </w:pPr>
@@ -8374,7 +8370,7 @@
             </w:tcBorders>
             <w:vAlign w:val="center"/>
           </w:tcPr>
-          <w:p>
+          <w:p ns2:paraId="668BAA1C" ns2:textId="77777777">
             <w:pPr>
               <w:pStyle w:val="DetailsFlushRight"/>
             </w:pPr>
@@ -8392,7 +8388,7 @@
             </w:tcBorders>
             <w:vAlign w:val="center"/>
           </w:tcPr>
-          <w:p>
+          <w:p ns2:paraId="1709D50F" ns2:textId="3165606A">
             <w:pPr>
               <w:pStyle w:val="DetailsFlushRight"/>
             </w:pPr>
@@ -8412,7 +8408,7 @@
             </w:tcBorders>
             <w:vAlign w:val="center"/>
           </w:tcPr>
-          <w:p>
+          <w:p ns2:paraId="6F3F4E9A" ns2:textId="193090C6">
             <w:pPr>
               <w:pStyle w:val="DetailsFlushRight"/>
             </w:pPr>
@@ -8433,14 +8429,14 @@
               <w:right w:w="57" w:type="dxa"/>
             </w:tcMar>
           </w:tcPr>
-          <w:p>
+          <w:p ns2:paraId="6AB765F3" ns2:textId="77777777">
             <w:pPr>
               <w:pStyle w:val="DetailsFlushRight"/>
             </w:pPr>
           </w:p>
         </w:tc>
       </w:tr>
-      <w:tr>
+      <w:tr ns2:paraId="44E7FE91" ns2:textId="77777777">
         <w:trPr>
           <w:gridBefore w:val="1"/>
           <w:gridAfter w:val="3"/>
@@ -8461,7 +8457,7 @@
             </w:tcMar>
             <w:vAlign w:val="center"/>
           </w:tcPr>
-          <w:p>
+          <w:p ns2:paraId="5A2AA8B4" ns2:textId="77777777">
             <w:pPr>
               <w:pStyle w:val="Details"/>
             </w:pPr>
@@ -8483,7 +8479,7 @@
             </w:tcMar>
             <w:vAlign w:val="center"/>
           </w:tcPr>
-          <w:p>
+          <w:p ns2:paraId="3196DCE1" ns2:textId="77777777">
             <w:pPr>
               <w:pStyle w:val="Details"/>
             </w:pPr>
@@ -8498,7 +8494,7 @@
             </w:tcBorders>
             <w:vAlign w:val="center"/>
           </w:tcPr>
-          <w:p>
+          <w:p ns2:paraId="03A47544" ns2:textId="77777777">
             <w:pPr>
               <w:pStyle w:val="DetailsFlushRight"/>
             </w:pPr>
@@ -8516,7 +8512,7 @@
             </w:tcBorders>
             <w:vAlign w:val="center"/>
           </w:tcPr>
-          <w:p>
+          <w:p ns2:paraId="573356CB" ns2:textId="772EB7FB">
             <w:pPr>
               <w:pStyle w:val="DetailsFlushRight"/>
             </w:pPr>
@@ -8536,7 +8532,7 @@
             </w:tcBorders>
             <w:vAlign w:val="center"/>
           </w:tcPr>
-          <w:p>
+          <w:p ns2:paraId="67958036" ns2:textId="56551BA5">
             <w:pPr>
               <w:pStyle w:val="DetailsFlushRight"/>
             </w:pPr>
@@ -8557,14 +8553,14 @@
               <w:right w:w="57" w:type="dxa"/>
             </w:tcMar>
           </w:tcPr>
-          <w:p>
+          <w:p ns2:paraId="6D6488FB" ns2:textId="77777777">
             <w:pPr>
               <w:pStyle w:val="DetailsFlushRight"/>
             </w:pPr>
           </w:p>
         </w:tc>
       </w:tr>
-      <w:tr>
+      <w:tr ns2:paraId="706151BB" ns2:textId="77777777">
         <w:trPr>
           <w:gridBefore w:val="1"/>
           <w:gridAfter w:val="3"/>
@@ -8586,7 +8582,7 @@
             </w:tcMar>
             <w:vAlign w:val="center"/>
           </w:tcPr>
-          <w:p>
+          <w:p ns2:paraId="131DE469" ns2:textId="77777777">
             <w:pPr>
               <w:pStyle w:val="Details"/>
             </w:pPr>
@@ -8607,7 +8603,7 @@
             </w:tcMar>
             <w:vAlign w:val="center"/>
           </w:tcPr>
-          <w:p>
+          <w:p ns2:paraId="7CD03A8D" ns2:textId="77777777">
             <w:pPr>
               <w:pStyle w:val="Details"/>
             </w:pPr>
@@ -8623,7 +8619,7 @@
             </w:tcBorders>
             <w:vAlign w:val="center"/>
           </w:tcPr>
-          <w:p>
+          <w:p ns2:paraId="5B632C15" ns2:textId="77777777">
             <w:pPr>
               <w:pStyle w:val="Details"/>
             </w:pPr>
@@ -8643,7 +8639,7 @@
             </w:tcMar>
             <w:vAlign w:val="center"/>
           </w:tcPr>
-          <w:p>
+          <w:p ns2:paraId="069EFB06" ns2:textId="77777777">
             <w:pPr>
               <w:pStyle w:val="Details"/>
             </w:pPr>
@@ -8658,7 +8654,7 @@
             </w:tcBorders>
             <w:vAlign w:val="center"/>
           </w:tcPr>
-          <w:p>
+          <w:p ns2:paraId="1C10BD0B" ns2:textId="77777777">
             <w:pPr>
               <w:pStyle w:val="Responses"/>
             </w:pPr>
@@ -8674,7 +8670,7 @@
             </w:tcBorders>
             <w:vAlign w:val="center"/>
           </w:tcPr>
-          <w:p>
+          <w:p ns2:paraId="49311AC0" ns2:textId="77777777">
             <w:pPr>
               <w:pStyle w:val="Responses"/>
             </w:pPr>
@@ -8690,7 +8686,7 @@
             </w:tcBorders>
             <w:vAlign w:val="center"/>
           </w:tcPr>
-          <w:p>
+          <w:p ns2:paraId="7BDC03B9" ns2:textId="77777777">
             <w:pPr>
               <w:pStyle w:val="Responses"/>
             </w:pPr>
@@ -8709,14 +8705,14 @@
               <w:right w:w="57" w:type="dxa"/>
             </w:tcMar>
           </w:tcPr>
-          <w:p>
+          <w:p ns2:paraId="4287D774" ns2:textId="77777777">
             <w:pPr>
               <w:pStyle w:val="DetailsFlushRight"/>
             </w:pPr>
           </w:p>
         </w:tc>
       </w:tr>
-      <w:tr>
+      <w:tr ns2:paraId="558055D8" ns2:textId="77777777">
         <w:trPr>
           <w:gridBefore w:val="1"/>
           <w:gridAfter w:val="3"/>
@@ -8736,7 +8732,7 @@
             </w:tcMar>
             <w:vAlign w:val="center"/>
           </w:tcPr>
-          <w:p>
+          <w:p ns2:paraId="608975E8" ns2:textId="77777777">
             <w:pPr>
               <w:pStyle w:val="Details"/>
             </w:pPr>
@@ -8756,7 +8752,7 @@
             </w:tcMar>
             <w:vAlign w:val="center"/>
           </w:tcPr>
-          <w:p>
+          <w:p ns2:paraId="147D329B" ns2:textId="77777777">
             <w:pPr>
               <w:pStyle w:val="Details"/>
             </w:pPr>
@@ -8771,7 +8767,7 @@
             </w:tcBorders>
             <w:vAlign w:val="center"/>
           </w:tcPr>
-          <w:p>
+          <w:p ns2:paraId="220B1850" ns2:textId="77777777">
             <w:pPr>
               <w:pStyle w:val="Details"/>
             </w:pPr>
@@ -8791,7 +8787,7 @@
             </w:tcMar>
             <w:vAlign w:val="center"/>
           </w:tcPr>
-          <w:p>
+          <w:p ns2:paraId="1EB06ACA" ns2:textId="77777777">
             <w:pPr>
               <w:pStyle w:val="Details"/>
             </w:pPr>
@@ -8806,7 +8802,7 @@
             </w:tcBorders>
             <w:vAlign w:val="center"/>
           </w:tcPr>
-          <w:p>
+          <w:p ns2:paraId="70FD83EC" ns2:textId="77777777">
             <w:pPr>
               <w:pStyle w:val="Responses"/>
             </w:pPr>
@@ -8821,7 +8817,7 @@
             </w:tcBorders>
             <w:vAlign w:val="center"/>
           </w:tcPr>
-          <w:p>
+          <w:p ns2:paraId="48BAEBF2" ns2:textId="77777777">
             <w:pPr>
               <w:pStyle w:val="Responses"/>
             </w:pPr>
@@ -8836,7 +8832,7 @@
             </w:tcBorders>
             <w:vAlign w:val="center"/>
           </w:tcPr>
-          <w:p>
+          <w:p ns2:paraId="45FA7C74" ns2:textId="77777777">
             <w:pPr>
               <w:pStyle w:val="Responses"/>
             </w:pPr>
@@ -8854,14 +8850,14 @@
               <w:right w:w="57" w:type="dxa"/>
             </w:tcMar>
           </w:tcPr>
-          <w:p>
+          <w:p ns2:paraId="35854A4E" ns2:textId="77777777">
             <w:pPr>
               <w:pStyle w:val="DetailsFlushRight"/>
             </w:pPr>
           </w:p>
         </w:tc>
       </w:tr>
-      <w:tr>
+      <w:tr ns2:paraId="1EEB1006" ns2:textId="77777777">
         <w:trPr>
           <w:gridBefore w:val="1"/>
           <w:gridAfter w:val="3"/>
@@ -8881,7 +8877,7 @@
             </w:tcMar>
             <w:vAlign w:val="bottom"/>
           </w:tcPr>
-          <w:p>
+          <w:p ns2:paraId="376A328F" ns2:textId="77777777">
             <w:pPr>
               <w:pStyle w:val="Heading5"/>
             </w:pPr>
@@ -8906,7 +8902,7 @@
             </w:tcMar>
             <w:vAlign w:val="center"/>
           </w:tcPr>
-          <w:p>
+          <w:p ns2:paraId="002271CB" ns2:textId="77777777">
             <w:pPr>
               <w:pStyle w:val="Details"/>
             </w:pPr>
@@ -8921,7 +8917,7 @@
             </w:tcBorders>
             <w:vAlign w:val="center"/>
           </w:tcPr>
-          <w:p>
+          <w:p ns2:paraId="4474240E" ns2:textId="77777777">
             <w:pPr>
               <w:pStyle w:val="Details"/>
             </w:pPr>
@@ -8937,7 +8933,7 @@
             </w:tcBorders>
             <w:vAlign w:val="center"/>
           </w:tcPr>
-          <w:p>
+          <w:p ns2:paraId="3698067A" ns2:textId="77777777">
             <w:pPr>
               <w:pStyle w:val="Details"/>
             </w:pPr>
@@ -8953,7 +8949,7 @@
             </w:tcBorders>
             <w:vAlign w:val="center"/>
           </w:tcPr>
-          <w:p>
+          <w:p ns2:paraId="013D52F0" ns2:textId="77777777">
             <w:pPr>
               <w:pStyle w:val="Details"/>
             </w:pPr>
@@ -8972,14 +8968,14 @@
               <w:right w:w="57" w:type="dxa"/>
             </w:tcMar>
           </w:tcPr>
-          <w:p>
+          <w:p ns2:paraId="28A361C8" ns2:textId="77777777">
             <w:pPr>
               <w:pStyle w:val="DetailsFlushRight"/>
             </w:pPr>
           </w:p>
         </w:tc>
       </w:tr>
-      <w:tr>
+      <w:tr ns2:paraId="6132E18C" ns2:textId="77777777">
         <w:trPr>
           <w:gridBefore w:val="1"/>
           <w:gridAfter w:val="3"/>
@@ -8999,7 +8995,7 @@
             </w:tcMar>
             <w:vAlign w:val="center"/>
           </w:tcPr>
-          <w:p>
+          <w:p ns2:paraId="3AD27768" ns2:textId="77777777">
             <w:pPr>
               <w:pStyle w:val="Details"/>
             </w:pPr>
@@ -9021,7 +9017,7 @@
             </w:tcMar>
             <w:vAlign w:val="center"/>
           </w:tcPr>
-          <w:p>
+          <w:p ns2:paraId="373B9BF9" ns2:textId="77777777">
             <w:pPr>
               <w:pStyle w:val="Details"/>
             </w:pPr>
@@ -9036,7 +9032,7 @@
             </w:tcBorders>
             <w:vAlign w:val="center"/>
           </w:tcPr>
-          <w:p>
+          <w:p ns2:paraId="04DB70C2" ns2:textId="77777777">
             <w:pPr>
               <w:pStyle w:val="Details"/>
             </w:pPr>
@@ -9054,7 +9050,7 @@
             </w:tcBorders>
             <w:vAlign w:val="center"/>
           </w:tcPr>
-          <w:p>
+          <w:p ns2:paraId="71817906" ns2:textId="1A126A20">
             <w:pPr>
               <w:pStyle w:val="DetailsFlushRight"/>
             </w:pPr>
@@ -9074,7 +9070,7 @@
             </w:tcBorders>
             <w:vAlign w:val="center"/>
           </w:tcPr>
-          <w:p>
+          <w:p ns2:paraId="0F0CBE03" ns2:textId="4F7E17A7">
             <w:pPr>
               <w:pStyle w:val="DetailsFlushRight"/>
             </w:pPr>
@@ -9095,14 +9091,14 @@
               <w:right w:w="57" w:type="dxa"/>
             </w:tcMar>
           </w:tcPr>
-          <w:p>
+          <w:p ns2:paraId="76E2430B" ns2:textId="77777777">
             <w:pPr>
               <w:pStyle w:val="Details"/>
             </w:pPr>
           </w:p>
         </w:tc>
       </w:tr>
-      <w:tr>
+      <w:tr ns2:paraId="4E8C3D3F" ns2:textId="77777777">
         <w:trPr>
           <w:gridBefore w:val="1"/>
           <w:gridAfter w:val="3"/>
@@ -9123,7 +9119,7 @@
             </w:tcMar>
             <w:vAlign w:val="center"/>
           </w:tcPr>
-          <w:p>
+          <w:p ns2:paraId="7803AEEB" ns2:textId="77777777">
             <w:pPr>
               <w:pStyle w:val="Details"/>
             </w:pPr>
@@ -9143,7 +9139,7 @@
             </w:tcMar>
             <w:vAlign w:val="center"/>
           </w:tcPr>
-          <w:p>
+          <w:p ns2:paraId="405A5F43" ns2:textId="77777777">
             <w:pPr>
               <w:pStyle w:val="Details"/>
             </w:pPr>
@@ -9158,7 +9154,7 @@
             </w:tcBorders>
             <w:vAlign w:val="center"/>
           </w:tcPr>
-          <w:p>
+          <w:p ns2:paraId="66056AC6" ns2:textId="77777777">
             <w:pPr>
               <w:pStyle w:val="Details"/>
             </w:pPr>
@@ -9178,7 +9174,7 @@
             </w:tcMar>
             <w:vAlign w:val="center"/>
           </w:tcPr>
-          <w:p>
+          <w:p ns2:paraId="78DE1B2C" ns2:textId="77777777">
             <w:pPr>
               <w:pStyle w:val="Details"/>
             </w:pPr>
@@ -9193,7 +9189,7 @@
             </w:tcBorders>
             <w:vAlign w:val="center"/>
           </w:tcPr>
-          <w:p>
+          <w:p ns2:paraId="7BC560BD" ns2:textId="77777777">
             <w:pPr>
               <w:pStyle w:val="Details"/>
             </w:pPr>
@@ -9209,7 +9205,7 @@
             </w:tcBorders>
             <w:vAlign w:val="center"/>
           </w:tcPr>
-          <w:p>
+          <w:p ns2:paraId="5E1D394E" ns2:textId="77777777">
             <w:pPr>
               <w:pStyle w:val="Details"/>
             </w:pPr>
@@ -9225,7 +9221,7 @@
             </w:tcBorders>
             <w:vAlign w:val="center"/>
           </w:tcPr>
-          <w:p>
+          <w:p ns2:paraId="222C4EE9" ns2:textId="77777777">
             <w:pPr>
               <w:pStyle w:val="Details"/>
             </w:pPr>
@@ -9245,14 +9241,14 @@
               <w:right w:w="57" w:type="dxa"/>
             </w:tcMar>
           </w:tcPr>
-          <w:p>
+          <w:p ns2:paraId="18DC17DD" ns2:textId="77777777">
             <w:pPr>
               <w:pStyle w:val="Details"/>
             </w:pPr>
           </w:p>
         </w:tc>
       </w:tr>
-      <w:tr>
+      <w:tr ns2:paraId="77EFA8EC" ns2:textId="77777777">
         <w:trPr>
           <w:gridBefore w:val="1"/>
           <w:gridAfter w:val="4"/>
@@ -9271,14 +9267,14 @@
             </w:tcMar>
             <w:vAlign w:val="center"/>
           </w:tcPr>
-          <w:p>
+          <w:p ns2:paraId="75166A0F" ns2:textId="77777777">
             <w:pPr>
               <w:pStyle w:val="8PtDetails"/>
             </w:pPr>
           </w:p>
         </w:tc>
       </w:tr>
-      <w:tr>
+      <w:tr ns2:paraId="69F69845" ns2:textId="77777777">
         <w:tblPrEx>
           <w:tblBorders>
             <w:top w:val="single" w:sz="4" w:space="0" w:color="auto"/>
@@ -9306,7 +9302,7 @@
               <w:right w:val="nil"/>
             </w:tcBorders>
           </w:tcPr>
-          <w:p>
+          <w:p ns2:paraId="40306018" ns2:textId="77777777">
             <w:pPr>
               <w:pStyle w:val="DetailsFlushRight"/>
             </w:pPr>
@@ -9326,7 +9322,7 @@
               <w:right w:w="0" w:type="dxa"/>
             </w:tcMar>
           </w:tcPr>
-          <w:p>
+          <w:p ns2:paraId="1AE34406" ns2:textId="77777777">
             <w:pPr>
               <w:pStyle w:val="CenteredDetails"/>
             </w:pPr>
@@ -9344,7 +9340,7 @@
             </w:tcBorders>
             <w:vAlign w:val="center"/>
           </w:tcPr>
-          <w:p>
+          <w:p ns2:paraId="1BB562B6" ns2:textId="77777777">
             <w:pPr>
               <w:pStyle w:val="CenteredDetails"/>
             </w:pPr>
@@ -9366,7 +9362,7 @@
             </w:tcMar>
             <w:vAlign w:val="center"/>
           </w:tcPr>
-          <w:p>
+          <w:p ns2:paraId="1898B35E" ns2:textId="77777777">
             <w:pPr>
               <w:pStyle w:val="CenteredDetails"/>
               <w:rPr>
@@ -9391,7 +9387,7 @@
               <w:right w:val="nil"/>
             </w:tcBorders>
           </w:tcPr>
-          <w:p>
+          <w:p ns2:paraId="3525C90F" ns2:textId="77777777">
             <w:pPr>
               <w:pStyle w:val="CenteredDetails"/>
             </w:pPr>
@@ -9413,7 +9409,7 @@
             </w:tcMar>
             <w:vAlign w:val="center"/>
           </w:tcPr>
-          <w:p>
+          <w:p ns2:paraId="059F08DD" ns2:textId="77777777">
             <w:pPr>
               <w:pStyle w:val="CenteredDetails"/>
             </w:pPr>
@@ -9429,7 +9425,7 @@
               <w:right w:val="nil"/>
             </w:tcBorders>
           </w:tcPr>
-          <w:p>
+          <w:p ns2:paraId="4123B38B" ns2:textId="77777777">
             <w:pPr>
               <w:pStyle w:val="CenteredDetails"/>
             </w:pPr>
@@ -9447,7 +9443,7 @@
             </w:tcBorders>
             <w:vAlign w:val="center"/>
           </w:tcPr>
-          <w:p>
+          <w:p ns2:paraId="11ABAA40" ns2:textId="77777777">
             <w:pPr>
               <w:pStyle w:val="CenteredDetails"/>
             </w:pPr>
@@ -9469,7 +9465,7 @@
             </w:tcMar>
             <w:vAlign w:val="center"/>
           </w:tcPr>
-          <w:p>
+          <w:p ns2:paraId="01AF090F" ns2:textId="77777777">
             <w:pPr>
               <w:pStyle w:val="CenteredDetails"/>
               <w:rPr>
@@ -9499,14 +9495,14 @@
               <w:right w:w="108" w:type="dxa"/>
             </w:tcMar>
           </w:tcPr>
-          <w:p>
+          <w:p ns2:paraId="32FB3395" ns2:textId="77777777">
             <w:pPr>
               <w:pStyle w:val="CenteredDetails"/>
             </w:pPr>
           </w:p>
         </w:tc>
       </w:tr>
-      <w:tr>
+      <w:tr ns2:paraId="6BC93790" ns2:textId="77777777">
         <w:tblPrEx>
           <w:tblBorders>
             <w:top w:val="single" w:sz="4" w:space="0" w:color="auto"/>
@@ -9534,7 +9530,7 @@
               <w:right w:val="single" w:sz="8" w:space="0" w:color="999999"/>
             </w:tcBorders>
           </w:tcPr>
-          <w:p>
+          <w:p ns2:paraId="343C884D" ns2:textId="77777777">
             <w:pPr>
               <w:pStyle w:val="DetailsFlushRight"/>
             </w:pPr>
@@ -9554,7 +9550,7 @@
               <w:right w:w="0" w:type="dxa"/>
             </w:tcMar>
           </w:tcPr>
-          <w:p>
+          <w:p ns2:paraId="1145C7C5" ns2:textId="77777777">
             <w:pPr>
               <w:pStyle w:val="CenteredDetails"/>
             </w:pPr>
@@ -9572,7 +9568,7 @@
             </w:tcBorders>
             <w:vAlign w:val="center"/>
           </w:tcPr>
-          <w:p>
+          <w:p ns2:paraId="3D0D8338" ns2:textId="77777777">
             <w:pPr>
               <w:pStyle w:val="CenteredDetails"/>
             </w:pPr>
@@ -9594,7 +9590,7 @@
             </w:tcMar>
             <w:vAlign w:val="center"/>
           </w:tcPr>
-          <w:p>
+          <w:p ns2:paraId="4A6FCD17" ns2:textId="77777777">
             <w:pPr>
               <w:pStyle w:val="CenteredDetails"/>
               <w:rPr>
@@ -9613,7 +9609,7 @@
               <w:right w:val="nil"/>
             </w:tcBorders>
           </w:tcPr>
-          <w:p>
+          <w:p ns2:paraId="3E1BCBB7" ns2:textId="77777777">
             <w:pPr>
               <w:pStyle w:val="CenteredDetails"/>
             </w:pPr>
@@ -9635,7 +9631,7 @@
             </w:tcMar>
             <w:vAlign w:val="center"/>
           </w:tcPr>
-          <w:p>
+          <w:p ns2:paraId="4B62F596" ns2:textId="77777777">
             <w:pPr>
               <w:pStyle w:val="CenteredDetails"/>
             </w:pPr>
@@ -9651,7 +9647,7 @@
               <w:right w:val="nil"/>
             </w:tcBorders>
           </w:tcPr>
-          <w:p>
+          <w:p ns2:paraId="2E74479F" ns2:textId="77777777">
             <w:pPr>
               <w:pStyle w:val="CenteredDetails"/>
             </w:pPr>
@@ -9669,7 +9665,7 @@
             </w:tcBorders>
             <w:vAlign w:val="center"/>
           </w:tcPr>
-          <w:p>
+          <w:p ns2:paraId="3DEC6738" ns2:textId="77777777">
             <w:pPr>
               <w:pStyle w:val="CenteredDetails"/>
             </w:pPr>
@@ -9691,7 +9687,7 @@
             </w:tcMar>
             <w:vAlign w:val="center"/>
           </w:tcPr>
-          <w:p>
+          <w:p ns2:paraId="31409B9F" ns2:textId="77777777">
             <w:pPr>
               <w:pStyle w:val="CenteredDetails"/>
               <w:rPr>
@@ -9715,14 +9711,14 @@
               <w:right w:w="108" w:type="dxa"/>
             </w:tcMar>
           </w:tcPr>
-          <w:p>
+          <w:p ns2:paraId="169EF928" ns2:textId="77777777">
             <w:pPr>
               <w:pStyle w:val="CenteredDetails"/>
             </w:pPr>
           </w:p>
         </w:tc>
       </w:tr>
-      <w:tr>
+      <w:tr ns2:paraId="416F1E28" ns2:textId="77777777">
         <w:tblPrEx>
           <w:tblBorders>
             <w:top w:val="single" w:sz="4" w:space="0" w:color="auto"/>
@@ -9751,7 +9747,7 @@
             </w:tcBorders>
             <w:vAlign w:val="center"/>
           </w:tcPr>
-          <w:p>
+          <w:p ns2:paraId="21658CD2" ns2:textId="77777777">
             <w:pPr>
               <w:pStyle w:val="DetailsFlushRight"/>
             </w:pPr>
@@ -9774,7 +9770,7 @@
               <w:right w:w="0" w:type="dxa"/>
             </w:tcMar>
           </w:tcPr>
-          <w:p>
+          <w:p ns2:paraId="4FD8115B" ns2:textId="77777777">
             <w:pPr>
               <w:pStyle w:val="CenteredDetails"/>
             </w:pPr>
@@ -9792,7 +9788,7 @@
             </w:tcBorders>
             <w:vAlign w:val="center"/>
           </w:tcPr>
-          <w:p>
+          <w:p ns2:paraId="2F1EAB53" ns2:textId="77777777">
             <w:pPr>
               <w:pStyle w:val="Details"/>
             </w:pPr>
@@ -9816,7 +9812,7 @@
             </w:tcMar>
             <w:vAlign w:val="center"/>
           </w:tcPr>
-          <w:p>
+          <w:p ns2:paraId="469F4BC5" ns2:textId="77777777">
             <w:pPr>
               <w:pStyle w:val="CenteredDetails"/>
             </w:pPr>
@@ -9832,7 +9828,7 @@
               <w:right w:val="nil"/>
             </w:tcBorders>
           </w:tcPr>
-          <w:p>
+          <w:p ns2:paraId="682A9C61" ns2:textId="77777777">
             <w:pPr>
               <w:pStyle w:val="CenteredDetails"/>
             </w:pPr>
@@ -9850,7 +9846,7 @@
             </w:tcBorders>
             <w:vAlign w:val="center"/>
           </w:tcPr>
-          <w:p>
+          <w:p ns2:paraId="45BE30F2" ns2:textId="77777777">
             <w:pPr>
               <w:pStyle w:val="Details"/>
             </w:pPr>
@@ -9874,14 +9870,14 @@
             </w:tcMar>
             <w:vAlign w:val="center"/>
           </w:tcPr>
-          <w:p>
+          <w:p ns2:paraId="2C68897C" ns2:textId="77777777">
             <w:pPr>
               <w:pStyle w:val="CenteredDetails"/>
             </w:pPr>
           </w:p>
         </w:tc>
       </w:tr>
-      <w:tr>
+      <w:tr ns2:paraId="682ED4A2" ns2:textId="77777777">
         <w:tblPrEx>
           <w:tblBorders>
             <w:right w:val="single" w:sz="4" w:space="0" w:color="auto"/>
@@ -9902,7 +9898,7 @@
               <w:right w:val="single" w:sz="8" w:space="0" w:color="999999"/>
             </w:tcBorders>
           </w:tcPr>
-          <w:p>
+          <w:p ns2:paraId="5EE4C2A4" ns2:textId="77777777">
             <w:pPr>
               <w:pStyle w:val="7PtCeneteredDetails"/>
             </w:pPr>
@@ -9922,7 +9918,7 @@
             </w:tcMar>
             <w:vAlign w:val="bottom"/>
           </w:tcPr>
-          <w:p>
+          <w:p ns2:paraId="090BECD1" ns2:textId="77777777">
             <w:pPr>
               <w:pStyle w:val="7PtCeneteredDetails"/>
             </w:pPr>
@@ -9939,7 +9935,7 @@
             </w:tcBorders>
             <w:vAlign w:val="bottom"/>
           </w:tcPr>
-          <w:p>
+          <w:p ns2:paraId="2988BC3C" ns2:textId="77777777">
             <w:pPr>
               <w:pStyle w:val="7PtCeneteredDetails"/>
             </w:pPr>
@@ -9960,7 +9956,7 @@
             </w:tcBorders>
             <w:vAlign w:val="bottom"/>
           </w:tcPr>
-          <w:p>
+          <w:p ns2:paraId="7DAA0703" ns2:textId="77777777">
             <w:pPr>
               <w:pStyle w:val="7PtCeneteredDetails"/>
             </w:pPr>
@@ -9981,7 +9977,7 @@
             </w:tcBorders>
             <w:vAlign w:val="bottom"/>
           </w:tcPr>
-          <w:p>
+          <w:p ns2:paraId="7EDBE749" ns2:textId="77777777">
             <w:pPr>
               <w:pStyle w:val="7PtCeneteredDetails"/>
             </w:pPr>
@@ -10005,7 +10001,7 @@
               <w:right w:w="0" w:type="dxa"/>
             </w:tcMar>
           </w:tcPr>
-          <w:p>
+          <w:p ns2:paraId="5544DC9F" ns2:textId="77777777">
             <w:pPr>
               <w:pStyle w:val="7PtCeneteredDetails"/>
             </w:pPr>
@@ -10023,7 +10019,7 @@
             </w:tcBorders>
             <w:vAlign w:val="bottom"/>
           </w:tcPr>
-          <w:p>
+          <w:p ns2:paraId="4DD09867" ns2:textId="77777777">
             <w:pPr>
               <w:pStyle w:val="7PtCeneteredDetails"/>
             </w:pPr>
@@ -10040,7 +10036,7 @@
             </w:tcBorders>
             <w:vAlign w:val="bottom"/>
           </w:tcPr>
-          <w:p>
+          <w:p ns2:paraId="56737CAF" ns2:textId="77777777">
             <w:pPr>
               <w:pStyle w:val="7PtCeneteredDetails"/>
             </w:pPr>
@@ -10060,7 +10056,7 @@
             </w:tcMar>
             <w:vAlign w:val="bottom"/>
           </w:tcPr>
-          <w:p>
+          <w:p ns2:paraId="27833A8A" ns2:textId="77777777">
             <w:pPr>
               <w:pStyle w:val="7PtCeneteredDetails"/>
             </w:pPr>
@@ -10075,7 +10071,7 @@
             </w:tcBorders>
             <w:vAlign w:val="bottom"/>
           </w:tcPr>
-          <w:p>
+          <w:p ns2:paraId="7069885C" ns2:textId="77777777">
             <w:pPr>
               <w:pStyle w:val="7PtCeneteredDetails"/>
             </w:pPr>
@@ -10091,7 +10087,7 @@
             </w:tcBorders>
             <w:vAlign w:val="bottom"/>
           </w:tcPr>
-          <w:p>
+          <w:p ns2:paraId="1BA13586" ns2:textId="77777777">
             <w:pPr>
               <w:pStyle w:val="7PtCeneteredDetails"/>
             </w:pPr>
@@ -10111,7 +10107,7 @@
             </w:tcBorders>
             <w:vAlign w:val="bottom"/>
           </w:tcPr>
-          <w:p>
+          <w:p ns2:paraId="128F1226" ns2:textId="77777777">
             <w:pPr>
               <w:pStyle w:val="7PtCeneteredDetails"/>
             </w:pPr>
@@ -10130,7 +10126,7 @@
             </w:tcBorders>
             <w:vAlign w:val="bottom"/>
           </w:tcPr>
-          <w:p>
+          <w:p ns2:paraId="15B805B0" ns2:textId="77777777">
             <w:pPr>
               <w:pStyle w:val="7PtCeneteredDetails"/>
             </w:pPr>
@@ -10154,7 +10150,7 @@
             </w:tcMar>
             <w:vAlign w:val="bottom"/>
           </w:tcPr>
-          <w:p>
+          <w:p ns2:paraId="4FBEE829" ns2:textId="77777777">
             <w:pPr>
               <w:pStyle w:val="7PtDetails"/>
             </w:pPr>
@@ -10178,14 +10174,14 @@
             </w:tcMar>
             <w:vAlign w:val="bottom"/>
           </w:tcPr>
-          <w:p>
+          <w:p ns2:paraId="69DD41B6" ns2:textId="77777777">
             <w:pPr>
               <w:pStyle w:val="7PtCeneteredDetails"/>
             </w:pPr>
           </w:p>
         </w:tc>
       </w:tr>
-      <w:tr>
+      <w:tr ns2:paraId="5B85B240" ns2:textId="77777777">
         <w:tblPrEx>
           <w:tblBorders>
             <w:right w:val="single" w:sz="4" w:space="0" w:color="auto"/>
@@ -10207,7 +10203,7 @@
             </w:tcBorders>
             <w:vAlign w:val="center"/>
           </w:tcPr>
-          <w:p>
+          <w:p ns2:paraId="67A02BCF" ns2:textId="77777777">
             <w:pPr>
               <w:pStyle w:val="DetailsFlushRight"/>
             </w:pPr>
@@ -10230,7 +10226,7 @@
             </w:tcMar>
             <w:vAlign w:val="center"/>
           </w:tcPr>
-          <w:p>
+          <w:p ns2:paraId="06BD7FB1" ns2:textId="77777777">
             <w:pPr>
               <w:pStyle w:val="CenteredDetails"/>
             </w:pPr>
@@ -10247,7 +10243,7 @@
             </w:tcBorders>
             <w:vAlign w:val="center"/>
           </w:tcPr>
-          <w:p>
+          <w:p ns2:paraId="2ED85476" ns2:textId="77777777">
             <w:pPr>
               <w:pStyle w:val="Tick"/>
             </w:pPr>
@@ -10267,7 +10263,7 @@
             </w:tcBorders>
             <w:vAlign w:val="center"/>
           </w:tcPr>
-          <w:p>
+          <w:p ns2:paraId="3C2CFE52" ns2:textId="77777777">
             <w:pPr>
               <w:pStyle w:val="Tick"/>
             </w:pPr>
@@ -10287,7 +10283,7 @@
             </w:tcBorders>
             <w:vAlign w:val="center"/>
           </w:tcPr>
-          <w:p>
+          <w:p ns2:paraId="25256642" ns2:textId="77777777">
             <w:pPr>
               <w:pStyle w:val="Tick"/>
             </w:pPr>
@@ -10310,7 +10306,7 @@
               <w:right w:w="0" w:type="dxa"/>
             </w:tcMar>
           </w:tcPr>
-          <w:p>
+          <w:p ns2:paraId="26D0BCFB" ns2:textId="77777777">
             <w:pPr>
               <w:pStyle w:val="Details"/>
             </w:pPr>
@@ -10328,7 +10324,7 @@
             </w:tcBorders>
             <w:vAlign w:val="center"/>
           </w:tcPr>
-          <w:p>
+          <w:p ns2:paraId="30EEBC35" ns2:textId="77777777">
             <w:pPr>
               <w:pStyle w:val="Details"/>
             </w:pPr>
@@ -10346,7 +10342,7 @@
             </w:tcBorders>
             <w:vAlign w:val="center"/>
           </w:tcPr>
-          <w:p>
+          <w:p ns2:paraId="51B6FA9F" ns2:textId="77777777">
             <w:pPr>
               <w:pStyle w:val="CenteredDetails"/>
             </w:pPr>
@@ -10366,7 +10362,7 @@
             </w:tcMar>
             <w:vAlign w:val="center"/>
           </w:tcPr>
-          <w:p>
+          <w:p ns2:paraId="73B97688" ns2:textId="77777777">
             <w:pPr>
               <w:pStyle w:val="CenteredDetails"/>
             </w:pPr>
@@ -10381,7 +10377,7 @@
             </w:tcBorders>
             <w:vAlign w:val="center"/>
           </w:tcPr>
-          <w:p>
+          <w:p ns2:paraId="2D053844" ns2:textId="77777777">
             <w:pPr>
               <w:pStyle w:val="CenteredDetails"/>
             </w:pPr>
@@ -10398,7 +10394,7 @@
             </w:tcBorders>
             <w:vAlign w:val="center"/>
           </w:tcPr>
-          <w:p>
+          <w:p ns2:paraId="3C4C6218" ns2:textId="77777777">
             <w:pPr>
               <w:pStyle w:val="Tick"/>
             </w:pPr>
@@ -10418,7 +10414,7 @@
             </w:tcBorders>
             <w:vAlign w:val="center"/>
           </w:tcPr>
-          <w:p>
+          <w:p ns2:paraId="595C00F1" ns2:textId="77777777">
             <w:pPr>
               <w:pStyle w:val="Tick"/>
             </w:pPr>
@@ -10437,7 +10433,7 @@
             </w:tcBorders>
             <w:vAlign w:val="center"/>
           </w:tcPr>
-          <w:p>
+          <w:p ns2:paraId="399D0FAB" ns2:textId="77777777">
             <w:pPr>
               <w:pStyle w:val="Tick"/>
             </w:pPr>
@@ -10461,7 +10457,7 @@
             </w:tcMar>
             <w:vAlign w:val="center"/>
           </w:tcPr>
-          <w:p>
+          <w:p ns2:paraId="596EDF19" ns2:textId="77777777">
             <w:pPr>
               <w:pStyle w:val="Tick"/>
             </w:pPr>
@@ -10481,14 +10477,14 @@
             </w:tcBorders>
             <w:vAlign w:val="center"/>
           </w:tcPr>
-          <w:p>
+          <w:p ns2:paraId="0D71A2F8" ns2:textId="77777777">
             <w:pPr>
               <w:pStyle w:val="CenteredDetails"/>
             </w:pPr>
           </w:p>
         </w:tc>
       </w:tr>
-      <w:tr>
+      <w:tr ns2:paraId="4D3A38E8" ns2:textId="77777777">
         <w:tblPrEx>
           <w:tblBorders>
             <w:right w:val="single" w:sz="4" w:space="0" w:color="auto"/>
@@ -10510,7 +10506,7 @@
             </w:tcBorders>
             <w:vAlign w:val="center"/>
           </w:tcPr>
-          <w:p>
+          <w:p ns2:paraId="331416E5" ns2:textId="77777777">
             <w:pPr>
               <w:pStyle w:val="DetailsFlushRight"/>
             </w:pPr>
@@ -10533,7 +10529,7 @@
             </w:tcMar>
             <w:vAlign w:val="center"/>
           </w:tcPr>
-          <w:p>
+          <w:p ns2:paraId="24BF1A46" ns2:textId="77777777">
             <w:pPr>
               <w:pStyle w:val="CenteredDetails"/>
             </w:pPr>
@@ -10554,7 +10550,7 @@
             </w:tcBorders>
             <w:vAlign w:val="center"/>
           </w:tcPr>
-          <w:p>
+          <w:p ns2:paraId="525FA30E" ns2:textId="77777777">
             <w:pPr>
               <w:pStyle w:val="Details"/>
             </w:pPr>
@@ -10574,7 +10570,7 @@
             </w:tcBorders>
             <w:vAlign w:val="center"/>
           </w:tcPr>
-          <w:p>
+          <w:p ns2:paraId="39FF2FB2" ns2:textId="77777777">
             <w:pPr>
               <w:pStyle w:val="Details"/>
             </w:pPr>
@@ -10592,7 +10588,7 @@
             </w:tcBorders>
             <w:vAlign w:val="center"/>
           </w:tcPr>
-          <w:p>
+          <w:p ns2:paraId="0DD590D1" ns2:textId="77777777">
             <w:pPr>
               <w:pStyle w:val="CenteredDetails"/>
             </w:pPr>
@@ -10612,7 +10608,7 @@
             </w:tcMar>
             <w:vAlign w:val="center"/>
           </w:tcPr>
-          <w:p>
+          <w:p ns2:paraId="55214A89" ns2:textId="77777777">
             <w:pPr>
               <w:pStyle w:val="CenteredDetails"/>
             </w:pPr>
@@ -10627,7 +10623,7 @@
             </w:tcBorders>
             <w:vAlign w:val="center"/>
           </w:tcPr>
-          <w:p>
+          <w:p ns2:paraId="793554D7" ns2:textId="77777777">
             <w:pPr>
               <w:pStyle w:val="CenteredDetails"/>
             </w:pPr>
@@ -10648,7 +10644,7 @@
             </w:tcBorders>
             <w:vAlign w:val="center"/>
           </w:tcPr>
-          <w:p>
+          <w:p ns2:paraId="0E04AB9A" ns2:textId="77777777">
             <w:pPr>
               <w:pStyle w:val="Details"/>
             </w:pPr>
@@ -10667,7 +10663,7 @@
             </w:tcBorders>
             <w:vAlign w:val="center"/>
           </w:tcPr>
-          <w:p>
+          <w:p ns2:paraId="6437F135" ns2:textId="77777777">
             <w:pPr>
               <w:pStyle w:val="CenteredDetails"/>
             </w:pPr>
@@ -10684,7 +10680,7 @@
             </w:tcBorders>
             <w:vAlign w:val="center"/>
           </w:tcPr>
-          <w:p>
+          <w:p ns2:paraId="512D7C48" ns2:textId="77777777">
             <w:pPr>
               <w:pStyle w:val="CenteredDetails"/>
             </w:pPr>
@@ -10702,14 +10698,14 @@
             </w:tcBorders>
             <w:vAlign w:val="center"/>
           </w:tcPr>
-          <w:p>
+          <w:p ns2:paraId="5905C3ED" ns2:textId="77777777">
             <w:pPr>
               <w:pStyle w:val="CenteredDetails"/>
             </w:pPr>
           </w:p>
         </w:tc>
       </w:tr>
-      <w:tr>
+      <w:tr ns2:paraId="2BC765C3" ns2:textId="77777777">
         <w:tblPrEx>
           <w:tblBorders>
             <w:right w:val="single" w:sz="4" w:space="0" w:color="auto"/>
@@ -10735,7 +10731,7 @@
             </w:tcMar>
             <w:vAlign w:val="center"/>
           </w:tcPr>
-          <w:p>
+          <w:p ns2:paraId="4DA60601" ns2:textId="77777777">
             <w:pPr>
               <w:pStyle w:val="Details"/>
               <w:rPr>
@@ -10766,7 +10762,7 @@
             </w:tcMar>
             <w:vAlign w:val="center"/>
           </w:tcPr>
-          <w:p>
+          <w:p ns2:paraId="75413983" ns2:textId="77777777">
             <w:pPr>
               <w:pStyle w:val="CenteredDetails"/>
             </w:pPr>
@@ -10787,7 +10783,7 @@
             </w:tcBorders>
             <w:vAlign w:val="center"/>
           </w:tcPr>
-          <w:p>
+          <w:p ns2:paraId="62485F08" ns2:textId="77777777">
             <w:pPr>
               <w:pStyle w:val="CenteredDetails"/>
             </w:pPr>
@@ -10808,7 +10804,7 @@
             </w:tcBorders>
             <w:vAlign w:val="center"/>
           </w:tcPr>
-          <w:p>
+          <w:p ns2:paraId="0D72AD45" ns2:textId="77777777">
             <w:pPr>
               <w:pStyle w:val="CenteredDetails"/>
             </w:pPr>
@@ -10829,7 +10825,7 @@
             </w:tcBorders>
             <w:vAlign w:val="center"/>
           </w:tcPr>
-          <w:p>
+          <w:p ns2:paraId="036DF11C" ns2:textId="77777777">
             <w:pPr>
               <w:pStyle w:val="CenteredDetails"/>
             </w:pPr>
@@ -10839,7 +10835,7 @@
           </w:p>
         </w:tc>
       </w:tr>
-      <w:tr>
+      <w:tr ns2:paraId="25C0FFE4" ns2:textId="77777777">
         <w:tblPrEx>
           <w:tblBorders>
             <w:right w:val="single" w:sz="4" w:space="0" w:color="auto"/>
@@ -10863,7 +10859,7 @@
             </w:tcBorders>
             <w:vAlign w:val="center"/>
           </w:tcPr>
-          <w:p>
+          <w:p ns2:paraId="1B97B239" ns2:textId="77777777">
             <w:pPr>
               <w:pStyle w:val="Details"/>
             </w:pPr>
@@ -10887,7 +10883,7 @@
             </w:tcMar>
             <w:vAlign w:val="center"/>
           </w:tcPr>
-          <w:p>
+          <w:p ns2:paraId="259CFA05" ns2:textId="77777777">
             <w:pPr>
               <w:pStyle w:val="DetailsFlushRight"/>
             </w:pPr>
@@ -10907,7 +10903,7 @@
             </w:tcBorders>
             <w:vAlign w:val="center"/>
           </w:tcPr>
-          <w:p>
+          <w:p ns2:paraId="123045F8" ns2:textId="77777777">
             <w:pPr>
               <w:pStyle w:val="DetailsFlushRight"/>
             </w:pPr>
@@ -10927,7 +10923,7 @@
             </w:tcBorders>
             <w:vAlign w:val="center"/>
           </w:tcPr>
-          <w:p>
+          <w:p ns2:paraId="60F8FEC1" ns2:textId="77777777">
             <w:pPr>
               <w:pStyle w:val="DetailsFlushRight"/>
             </w:pPr>
@@ -10947,7 +10943,7 @@
             </w:tcBorders>
             <w:vAlign w:val="center"/>
           </w:tcPr>
-          <w:p>
+          <w:p ns2:paraId="4B520CC7" ns2:textId="77777777">
             <w:pPr>
               <w:pStyle w:val="DetailsFlushRight"/>
             </w:pPr>
@@ -10956,7 +10952,7 @@
           </w:p>
         </w:tc>
       </w:tr>
-      <w:tr>
+      <w:tr ns2:paraId="245432C8" ns2:textId="77777777">
         <w:tblPrEx>
           <w:tblBorders>
             <w:right w:val="single" w:sz="4" w:space="0" w:color="auto"/>
@@ -10980,7 +10976,7 @@
             </w:tcBorders>
             <w:vAlign w:val="center"/>
           </w:tcPr>
-          <w:p>
+          <w:p ns2:paraId="7825A03F" ns2:textId="77777777">
             <w:pPr>
               <w:pStyle w:val="Details"/>
             </w:pPr>
@@ -11004,7 +11000,7 @@
             </w:tcMar>
             <w:vAlign w:val="center"/>
           </w:tcPr>
-          <w:p>
+          <w:p ns2:paraId="56818998" ns2:textId="77777777">
             <w:pPr>
               <w:pStyle w:val="DetailsFlushRight"/>
             </w:pPr>
@@ -11024,7 +11020,7 @@
             </w:tcBorders>
             <w:vAlign w:val="center"/>
           </w:tcPr>
-          <w:p>
+          <w:p ns2:paraId="42887E09" ns2:textId="77777777">
             <w:pPr>
               <w:pStyle w:val="DetailsFlushRight"/>
             </w:pPr>
@@ -11044,7 +11040,7 @@
             </w:tcBorders>
             <w:vAlign w:val="center"/>
           </w:tcPr>
-          <w:p>
+          <w:p ns2:paraId="0957F5BE" ns2:textId="77777777">
             <w:pPr>
               <w:pStyle w:val="DetailsFlushRight"/>
             </w:pPr>
@@ -11064,7 +11060,7 @@
             </w:tcBorders>
             <w:vAlign w:val="center"/>
           </w:tcPr>
-          <w:p>
+          <w:p ns2:paraId="0E7B1EAB" ns2:textId="77777777">
             <w:pPr>
               <w:pStyle w:val="DetailsFlushRight"/>
             </w:pPr>
@@ -11073,7 +11069,7 @@
           </w:p>
         </w:tc>
       </w:tr>
-      <w:tr>
+      <w:tr ns2:paraId="3EF5AA22" ns2:textId="77777777">
         <w:tblPrEx>
           <w:tblBorders>
             <w:right w:val="single" w:sz="4" w:space="0" w:color="auto"/>
@@ -11097,7 +11093,7 @@
             </w:tcBorders>
             <w:vAlign w:val="center"/>
           </w:tcPr>
-          <w:p>
+          <w:p ns2:paraId="4D2CE006" ns2:textId="77777777">
             <w:pPr>
               <w:pStyle w:val="Details"/>
             </w:pPr>
@@ -11121,7 +11117,7 @@
             </w:tcMar>
             <w:vAlign w:val="center"/>
           </w:tcPr>
-          <w:p>
+          <w:p ns2:paraId="4D9B16F4" ns2:textId="77777777">
             <w:pPr>
               <w:pStyle w:val="DetailsFlushRight"/>
             </w:pPr>
@@ -11141,7 +11137,7 @@
             </w:tcBorders>
             <w:vAlign w:val="center"/>
           </w:tcPr>
-          <w:p>
+          <w:p ns2:paraId="51CC6123" ns2:textId="77777777">
             <w:pPr>
               <w:pStyle w:val="DetailsFlushRight"/>
             </w:pPr>
@@ -11161,7 +11157,7 @@
             </w:tcBorders>
             <w:vAlign w:val="center"/>
           </w:tcPr>
-          <w:p>
+          <w:p ns2:paraId="28B75508" ns2:textId="77777777">
             <w:pPr>
               <w:pStyle w:val="DetailsFlushRight"/>
             </w:pPr>
@@ -11181,7 +11177,7 @@
             </w:tcBorders>
             <w:vAlign w:val="center"/>
           </w:tcPr>
-          <w:p>
+          <w:p ns2:paraId="1C45DB2A" ns2:textId="77777777">
             <w:pPr>
               <w:pStyle w:val="DetailsFlushRight"/>
             </w:pPr>
@@ -11190,7 +11186,7 @@
           </w:p>
         </w:tc>
       </w:tr>
-      <w:tr>
+      <w:tr ns2:paraId="7F5B1A24" ns2:textId="77777777">
         <w:tblPrEx>
           <w:tblBorders>
             <w:right w:val="single" w:sz="4" w:space="0" w:color="auto"/>
@@ -11214,7 +11210,7 @@
             </w:tcBorders>
             <w:vAlign w:val="center"/>
           </w:tcPr>
-          <w:p>
+          <w:p ns2:paraId="718CA5F4" ns2:textId="77777777">
             <w:pPr>
               <w:pStyle w:val="Details"/>
             </w:pPr>
@@ -11238,7 +11234,7 @@
             </w:tcMar>
             <w:vAlign w:val="center"/>
           </w:tcPr>
-          <w:p>
+          <w:p ns2:paraId="3BC7660C" ns2:textId="77777777">
             <w:pPr>
               <w:pStyle w:val="DetailsFlushRight"/>
             </w:pPr>
@@ -11258,7 +11254,7 @@
             </w:tcBorders>
             <w:vAlign w:val="center"/>
           </w:tcPr>
-          <w:p>
+          <w:p ns2:paraId="6BA29D1E" ns2:textId="77777777">
             <w:pPr>
               <w:pStyle w:val="DetailsFlushRight"/>
             </w:pPr>
@@ -11278,7 +11274,7 @@
             </w:tcBorders>
             <w:vAlign w:val="center"/>
           </w:tcPr>
-          <w:p>
+          <w:p ns2:paraId="58728208" ns2:textId="77777777">
             <w:pPr>
               <w:pStyle w:val="DetailsFlushRight"/>
             </w:pPr>
@@ -11298,7 +11294,7 @@
             </w:tcBorders>
             <w:vAlign w:val="center"/>
           </w:tcPr>
-          <w:p>
+          <w:p ns2:paraId="3BF34998" ns2:textId="77777777">
             <w:pPr>
               <w:pStyle w:val="DetailsFlushRight"/>
             </w:pPr>
@@ -11307,7 +11303,7 @@
           </w:p>
         </w:tc>
       </w:tr>
-      <w:tr>
+      <w:tr ns2:paraId="792E6E84" ns2:textId="77777777">
         <w:tblPrEx>
           <w:tblBorders>
             <w:right w:val="single" w:sz="4" w:space="0" w:color="auto"/>
@@ -11331,7 +11327,7 @@
             </w:tcBorders>
             <w:vAlign w:val="center"/>
           </w:tcPr>
-          <w:p>
+          <w:p ns2:paraId="6506D3AF" ns2:textId="77777777">
             <w:pPr>
               <w:pStyle w:val="Details"/>
             </w:pPr>
@@ -11355,7 +11351,7 @@
             </w:tcMar>
             <w:vAlign w:val="center"/>
           </w:tcPr>
-          <w:p>
+          <w:p ns2:paraId="51F3BD1C" ns2:textId="77777777">
             <w:pPr>
               <w:pStyle w:val="DetailsFlushRight"/>
             </w:pPr>
@@ -11375,7 +11371,7 @@
             </w:tcBorders>
             <w:vAlign w:val="center"/>
           </w:tcPr>
-          <w:p>
+          <w:p ns2:paraId="0EAAC187" ns2:textId="77777777">
             <w:pPr>
               <w:pStyle w:val="DetailsFlushRight"/>
             </w:pPr>
@@ -11395,7 +11391,7 @@
             </w:tcBorders>
             <w:vAlign w:val="center"/>
           </w:tcPr>
-          <w:p>
+          <w:p ns2:paraId="47CF102A" ns2:textId="77777777">
             <w:pPr>
               <w:pStyle w:val="DetailsFlushRight"/>
             </w:pPr>
@@ -11415,7 +11411,7 @@
             </w:tcBorders>
             <w:vAlign w:val="center"/>
           </w:tcPr>
-          <w:p>
+          <w:p ns2:paraId="6DABF6F8" ns2:textId="77777777">
             <w:pPr>
               <w:pStyle w:val="DetailsFlushRight"/>
             </w:pPr>
@@ -11424,7 +11420,7 @@
           </w:p>
         </w:tc>
       </w:tr>
-      <w:tr>
+      <w:tr ns2:paraId="1ABFDCAF" ns2:textId="77777777">
         <w:tblPrEx>
           <w:tblBorders>
             <w:right w:val="single" w:sz="4" w:space="0" w:color="auto"/>
@@ -11450,7 +11446,7 @@
             </w:tcMar>
             <w:vAlign w:val="center"/>
           </w:tcPr>
-          <w:p>
+          <w:p ns2:paraId="0552C9D9" ns2:textId="77777777">
             <w:pPr>
               <w:pStyle w:val="8PtDetails"/>
             </w:pPr>
@@ -11475,7 +11471,7 @@
             </w:tcMar>
             <w:vAlign w:val="center"/>
           </w:tcPr>
-          <w:p>
+          <w:p ns2:paraId="5416421A" ns2:textId="77777777">
             <w:pPr>
               <w:pStyle w:val="HiddenText"/>
             </w:pPr>
@@ -11495,7 +11491,7 @@
             </w:tcBorders>
             <w:vAlign w:val="center"/>
           </w:tcPr>
-          <w:p>
+          <w:p ns2:paraId="74F2C917" ns2:textId="77777777">
             <w:pPr>
               <w:pStyle w:val="CenteredDetails"/>
             </w:pPr>
@@ -11513,7 +11509,7 @@
             </w:tcBorders>
             <w:vAlign w:val="center"/>
           </w:tcPr>
-          <w:p>
+          <w:p ns2:paraId="21197BE8" ns2:textId="77777777">
             <w:pPr>
               <w:pStyle w:val="CenteredDetails"/>
             </w:pPr>
@@ -11531,14 +11527,14 @@
             </w:tcBorders>
             <w:vAlign w:val="center"/>
           </w:tcPr>
-          <w:p>
+          <w:p ns2:paraId="69B33331" ns2:textId="77777777">
             <w:pPr>
               <w:pStyle w:val="CenteredDetails"/>
             </w:pPr>
           </w:p>
         </w:tc>
       </w:tr>
-      <w:tr>
+      <w:tr ns2:paraId="54D8B113" ns2:textId="77777777">
         <w:tblPrEx>
           <w:tblLook w:val="01E0" w:firstRow="1" w:lastRow="1" w:firstColumn="1" w:lastColumn="1" w:noHBand="0" w:noVBand="0"/>
         </w:tblPrEx>
@@ -11561,7 +11557,7 @@
             </w:tcMar>
             <w:vAlign w:val="center"/>
           </w:tcPr>
-          <w:p>
+          <w:p ns2:paraId="4D81DF0B" ns2:textId="77777777">
             <w:pPr>
               <w:pStyle w:val="Responses"/>
             </w:pPr>
@@ -11587,7 +11583,7 @@
             </w:tcBorders>
             <w:vAlign w:val="center"/>
           </w:tcPr>
-          <w:p>
+          <w:p ns2:paraId="0A568F0D" ns2:textId="77777777">
             <w:pPr>
               <w:pStyle w:val="CenteredDetails"/>
               <w:rPr>
@@ -11611,7 +11607,7 @@
             </w:tcBorders>
             <w:vAlign w:val="center"/>
           </w:tcPr>
-          <w:p>
+          <w:p ns2:paraId="35BAA856" ns2:textId="77777777">
             <w:pPr>
               <w:pStyle w:val="CenteredDetails"/>
               <w:rPr>
@@ -11627,7 +11623,7 @@
           </w:p>
         </w:tc>
       </w:tr>
-      <w:tr>
+      <w:tr ns2:paraId="57F80865" ns2:textId="77777777">
         <w:tblPrEx>
           <w:tblLook w:val="01E0" w:firstRow="1" w:lastRow="1" w:firstColumn="1" w:lastColumn="1" w:noHBand="0" w:noVBand="0"/>
         </w:tblPrEx>
@@ -11651,7 +11647,7 @@
             </w:tcMar>
             <w:vAlign w:val="center"/>
           </w:tcPr>
-          <w:p>
+          <w:p ns2:paraId="180E0AD5" ns2:textId="77777777">
             <w:pPr>
               <w:pStyle w:val="Responses"/>
             </w:pPr>
@@ -11671,7 +11667,7 @@
             </w:tcBorders>
             <w:vAlign w:val="center"/>
           </w:tcPr>
-          <w:p>
+          <w:p ns2:paraId="6DC25A8D" ns2:textId="77777777">
             <w:pPr>
               <w:pStyle w:val="DetailsFlushRight"/>
             </w:pPr>
@@ -11689,7 +11685,7 @@
             </w:tcBorders>
             <w:vAlign w:val="center"/>
           </w:tcPr>
-          <w:p>
+          <w:p ns2:paraId="5418D6DF" ns2:textId="2BAA8E21">
             <w:pPr>
               <w:pStyle w:val="DetailsFlushRight"/>
             </w:pPr>
@@ -11698,7 +11694,7 @@
           </w:p>
         </w:tc>
       </w:tr>
-      <w:tr>
+      <w:tr ns2:paraId="5DB299FB" ns2:textId="77777777">
         <w:tblPrEx>
           <w:tblLook w:val="01E0" w:firstRow="1" w:lastRow="1" w:firstColumn="1" w:lastColumn="1" w:noHBand="0" w:noVBand="0"/>
         </w:tblPrEx>
@@ -11722,7 +11718,7 @@
             </w:tcMar>
             <w:vAlign w:val="center"/>
           </w:tcPr>
-          <w:p>
+          <w:p ns2:paraId="6166ED4C" ns2:textId="77777777">
             <w:pPr>
               <w:pStyle w:val="Responses"/>
             </w:pPr>
@@ -11742,7 +11738,7 @@
             </w:tcBorders>
             <w:vAlign w:val="center"/>
           </w:tcPr>
-          <w:p>
+          <w:p ns2:paraId="44AA57F2" ns2:textId="77777777">
             <w:pPr>
               <w:pStyle w:val="DetailsFlushRight"/>
             </w:pPr>
@@ -11760,7 +11756,7 @@
             </w:tcBorders>
             <w:vAlign w:val="center"/>
           </w:tcPr>
-          <w:p>
+          <w:p ns2:paraId="55FCC8DD" ns2:textId="4BE502D5">
             <w:pPr>
               <w:pStyle w:val="DetailsFlushRight"/>
             </w:pPr>
@@ -11769,7 +11765,7 @@
           </w:p>
         </w:tc>
       </w:tr>
-      <w:tr>
+      <w:tr ns2:paraId="7210EC90" ns2:textId="77777777">
         <w:tblPrEx>
           <w:tblLook w:val="01E0" w:firstRow="1" w:lastRow="1" w:firstColumn="1" w:lastColumn="1" w:noHBand="0" w:noVBand="0"/>
         </w:tblPrEx>
@@ -11793,7 +11789,7 @@
             </w:tcMar>
             <w:vAlign w:val="center"/>
           </w:tcPr>
-          <w:p>
+          <w:p ns2:paraId="27CA07E7" ns2:textId="77777777">
             <w:pPr>
               <w:pStyle w:val="Responses"/>
             </w:pPr>
@@ -11813,7 +11809,7 @@
             </w:tcBorders>
             <w:vAlign w:val="center"/>
           </w:tcPr>
-          <w:p>
+          <w:p ns2:paraId="0C9DFAF8" ns2:textId="77777777">
             <w:pPr>
               <w:pStyle w:val="DetailsFlushRight"/>
             </w:pPr>
@@ -11831,7 +11827,7 @@
             </w:tcBorders>
             <w:vAlign w:val="center"/>
           </w:tcPr>
-          <w:p>
+          <w:p ns2:paraId="23B1AB9A" ns2:textId="09F6609C">
             <w:pPr>
               <w:pStyle w:val="DetailsFlushRight"/>
             </w:pPr>
@@ -11840,7 +11836,7 @@
           </w:p>
         </w:tc>
       </w:tr>
-      <w:tr>
+      <w:tr ns2:paraId="4FDADD20" ns2:textId="77777777">
         <w:tblPrEx>
           <w:tblLook w:val="01E0" w:firstRow="1" w:lastRow="1" w:firstColumn="1" w:lastColumn="1" w:noHBand="0" w:noVBand="0"/>
         </w:tblPrEx>
@@ -11864,7 +11860,7 @@
             </w:tcMar>
             <w:vAlign w:val="center"/>
           </w:tcPr>
-          <w:p>
+          <w:p ns2:paraId="0E50444E" ns2:textId="77777777">
             <w:pPr>
               <w:pStyle w:val="Responses"/>
             </w:pPr>
@@ -11884,7 +11880,7 @@
             </w:tcBorders>
             <w:vAlign w:val="center"/>
           </w:tcPr>
-          <w:p>
+          <w:p ns2:paraId="38591EB5" ns2:textId="77777777">
             <w:pPr>
               <w:pStyle w:val="DetailsFlushRight"/>
             </w:pPr>
@@ -11902,7 +11898,7 @@
             </w:tcBorders>
             <w:vAlign w:val="center"/>
           </w:tcPr>
-          <w:p>
+          <w:p ns2:paraId="4DFBCC56" ns2:textId="7EE7495D">
             <w:pPr>
               <w:pStyle w:val="DetailsFlushRight"/>
             </w:pPr>
@@ -11911,7 +11907,7 @@
           </w:p>
         </w:tc>
       </w:tr>
-      <w:tr>
+      <w:tr ns2:paraId="6A6469C4" ns2:textId="77777777">
         <w:tblPrEx>
           <w:tblLook w:val="01E0" w:firstRow="1" w:lastRow="1" w:firstColumn="1" w:lastColumn="1" w:noHBand="0" w:noVBand="0"/>
         </w:tblPrEx>
@@ -11935,7 +11931,7 @@
             </w:tcMar>
             <w:vAlign w:val="center"/>
           </w:tcPr>
-          <w:p>
+          <w:p ns2:paraId="1A620552" ns2:textId="77777777">
             <w:pPr>
               <w:pStyle w:val="Responses"/>
             </w:pPr>
@@ -11955,7 +11951,7 @@
             </w:tcBorders>
             <w:vAlign w:val="center"/>
           </w:tcPr>
-          <w:p>
+          <w:p ns2:paraId="3D72D575" ns2:textId="77777777">
             <w:pPr>
               <w:pStyle w:val="DetailsFlushRight"/>
             </w:pPr>
@@ -11973,7 +11969,7 @@
             </w:tcBorders>
             <w:vAlign w:val="center"/>
           </w:tcPr>
-          <w:p>
+          <w:p ns2:paraId="7973CBF5" ns2:textId="0946DF0A">
             <w:pPr>
               <w:pStyle w:val="DetailsFlushRight"/>
             </w:pPr>
@@ -11982,7 +11978,7 @@
           </w:p>
         </w:tc>
       </w:tr>
-      <w:tr>
+      <w:tr ns2:paraId="7808CBEA" ns2:textId="77777777">
         <w:tblPrEx>
           <w:tblLook w:val="01E0" w:firstRow="1" w:lastRow="1" w:firstColumn="1" w:lastColumn="1" w:noHBand="0" w:noVBand="0"/>
         </w:tblPrEx>
@@ -12006,7 +12002,7 @@
             </w:tcMar>
             <w:vAlign w:val="center"/>
           </w:tcPr>
-          <w:p>
+          <w:p ns2:paraId="293A7678" ns2:textId="77777777">
             <w:pPr>
               <w:pStyle w:val="Responses"/>
             </w:pPr>
@@ -12026,7 +12022,7 @@
             </w:tcBorders>
             <w:vAlign w:val="center"/>
           </w:tcPr>
-          <w:p>
+          <w:p ns2:paraId="42DFB382" ns2:textId="77777777">
             <w:pPr>
               <w:pStyle w:val="DetailsFlushRight"/>
             </w:pPr>
@@ -12044,7 +12040,7 @@
             </w:tcBorders>
             <w:vAlign w:val="center"/>
           </w:tcPr>
-          <w:p>
+          <w:p ns2:paraId="1AF65ADF" ns2:textId="20EB9885">
             <w:pPr>
               <w:pStyle w:val="DetailsFlushRight"/>
             </w:pPr>
@@ -12053,7 +12049,7 @@
           </w:p>
         </w:tc>
       </w:tr>
-      <w:tr>
+      <w:tr ns2:paraId="0B7BE822" ns2:textId="77777777">
         <w:tblPrEx>
           <w:tblLook w:val="01E0" w:firstRow="1" w:lastRow="1" w:firstColumn="1" w:lastColumn="1" w:noHBand="0" w:noVBand="0"/>
         </w:tblPrEx>
@@ -12077,7 +12073,7 @@
             </w:tcMar>
             <w:vAlign w:val="center"/>
           </w:tcPr>
-          <w:p>
+          <w:p ns2:paraId="0483C4FA" ns2:textId="77777777">
             <w:pPr>
               <w:pStyle w:val="Responses"/>
             </w:pPr>
@@ -12097,7 +12093,7 @@
             </w:tcBorders>
             <w:vAlign w:val="center"/>
           </w:tcPr>
-          <w:p>
+          <w:p ns2:paraId="4E284CC3" ns2:textId="77777777">
             <w:pPr>
               <w:pStyle w:val="DetailsFlushRight"/>
             </w:pPr>
@@ -12115,7 +12111,7 @@
             </w:tcBorders>
             <w:vAlign w:val="center"/>
           </w:tcPr>
-          <w:p>
+          <w:p ns2:paraId="7B15B98A" ns2:textId="2C284BAB">
             <w:pPr>
               <w:pStyle w:val="DetailsFlushRight"/>
             </w:pPr>
@@ -12124,7 +12120,7 @@
           </w:p>
         </w:tc>
       </w:tr>
-      <w:tr>
+      <w:tr ns2:paraId="2A32A9BB" ns2:textId="77777777">
         <w:tblPrEx>
           <w:tblLook w:val="01E0" w:firstRow="1" w:lastRow="1" w:firstColumn="1" w:lastColumn="1" w:noHBand="0" w:noVBand="0"/>
         </w:tblPrEx>
@@ -12148,7 +12144,7 @@
             </w:tcMar>
             <w:vAlign w:val="center"/>
           </w:tcPr>
-          <w:p>
+          <w:p ns2:paraId="2B8523B7" ns2:textId="77777777">
             <w:pPr>
               <w:pStyle w:val="Responses"/>
             </w:pPr>
@@ -12168,7 +12164,7 @@
             </w:tcBorders>
             <w:vAlign w:val="center"/>
           </w:tcPr>
-          <w:p>
+          <w:p ns2:paraId="2DB7E246" ns2:textId="77777777">
             <w:pPr>
               <w:pStyle w:val="DetailsFlushRight"/>
             </w:pPr>
@@ -12186,7 +12182,7 @@
             </w:tcBorders>
             <w:vAlign w:val="center"/>
           </w:tcPr>
-          <w:p>
+          <w:p ns2:paraId="02705327" ns2:textId="56C7056F">
             <w:pPr>
               <w:pStyle w:val="DetailsFlushRight"/>
             </w:pPr>
@@ -12195,7 +12191,7 @@
           </w:p>
         </w:tc>
       </w:tr>
-      <w:tr>
+      <w:tr ns2:paraId="426849CC" ns2:textId="77777777">
         <w:tblPrEx>
           <w:tblLook w:val="01E0" w:firstRow="1" w:lastRow="1" w:firstColumn="1" w:lastColumn="1" w:noHBand="0" w:noVBand="0"/>
         </w:tblPrEx>
@@ -12219,7 +12215,7 @@
             </w:tcMar>
             <w:vAlign w:val="center"/>
           </w:tcPr>
-          <w:p>
+          <w:p ns2:paraId="74A62501" ns2:textId="77777777">
             <w:pPr>
               <w:pStyle w:val="Responses"/>
             </w:pPr>
@@ -12239,7 +12235,7 @@
             </w:tcBorders>
             <w:vAlign w:val="center"/>
           </w:tcPr>
-          <w:p>
+          <w:p ns2:paraId="24E67F71" ns2:textId="77777777">
             <w:pPr>
               <w:pStyle w:val="DetailsFlushRight"/>
             </w:pPr>
@@ -12257,7 +12253,7 @@
             </w:tcBorders>
             <w:vAlign w:val="center"/>
           </w:tcPr>
-          <w:p>
+          <w:p ns2:paraId="39B3D111" ns2:textId="32FAB38D">
             <w:pPr>
               <w:pStyle w:val="DetailsFlushRight"/>
             </w:pPr>
@@ -12266,7 +12262,7 @@
           </w:p>
         </w:tc>
       </w:tr>
-      <w:tr>
+      <w:tr ns2:paraId="641F3693" ns2:textId="77777777">
         <w:tblPrEx>
           <w:tblLook w:val="01E0" w:firstRow="1" w:lastRow="1" w:firstColumn="1" w:lastColumn="1" w:noHBand="0" w:noVBand="0"/>
         </w:tblPrEx>
@@ -12290,7 +12286,7 @@
             </w:tcMar>
             <w:vAlign w:val="center"/>
           </w:tcPr>
-          <w:p>
+          <w:p ns2:paraId="35E40208" ns2:textId="77777777">
             <w:pPr>
               <w:pStyle w:val="Responses"/>
             </w:pPr>
@@ -12310,7 +12306,7 @@
             </w:tcBorders>
             <w:vAlign w:val="center"/>
           </w:tcPr>
-          <w:p>
+          <w:p ns2:paraId="072ECE77" ns2:textId="77777777">
             <w:pPr>
               <w:pStyle w:val="DetailsFlushRight"/>
             </w:pPr>
@@ -12328,7 +12324,7 @@
             </w:tcBorders>
             <w:vAlign w:val="center"/>
           </w:tcPr>
-          <w:p>
+          <w:p ns2:paraId="29B371BD" ns2:textId="3DC468F1">
             <w:pPr>
               <w:pStyle w:val="DetailsFlushRight"/>
             </w:pPr>
@@ -12337,7 +12333,7 @@
           </w:p>
         </w:tc>
       </w:tr>
-      <w:tr>
+      <w:tr ns2:paraId="09E9FF28" ns2:textId="77777777">
         <w:tblPrEx>
           <w:tblLook w:val="01E0" w:firstRow="1" w:lastRow="1" w:firstColumn="1" w:lastColumn="1" w:noHBand="0" w:noVBand="0"/>
         </w:tblPrEx>
@@ -12362,7 +12358,7 @@
             </w:tcMar>
             <w:vAlign w:val="center"/>
           </w:tcPr>
-          <w:p>
+          <w:p ns2:paraId="1C7D9A38" ns2:textId="77777777">
             <w:pPr>
               <w:pStyle w:val="Responses"/>
             </w:pPr>
@@ -12375,7 +12371,7 @@
               <w:t xml:space="preserve"> per km (as per policy). There is no GST on mileage.</w:t>
             </w:r>
           </w:p>
-          <w:p>
+          <w:p ns2:paraId="199210A4" ns2:textId="77777777">
             <w:pPr>
               <w:pStyle w:val="Responses"/>
             </w:pPr>
@@ -12392,7 +12388,7 @@
             </w:tcBorders>
             <w:vAlign w:val="center"/>
           </w:tcPr>
-          <w:p>
+          <w:p ns2:paraId="13952332" ns2:textId="56930A59">
             <w:pPr>
               <w:pStyle w:val="DetailsFlushRight"/>
             </w:pPr>
@@ -12415,7 +12411,7 @@
             </w:tcBorders>
             <w:vAlign w:val="center"/>
           </w:tcPr>
-          <w:p>
+          <w:p ns2:paraId="5B73F0CE" ns2:textId="1A9B0E09">
             <w:pPr>
               <w:pStyle w:val="DetailsFlushRight"/>
             </w:pPr>
@@ -12435,7 +12431,7 @@
           </w:p>
         </w:tc>
       </w:tr>
-      <w:tr>
+      <w:tr ns2:paraId="3D882182" ns2:textId="77777777">
         <w:tblPrEx>
           <w:tblLook w:val="01E0" w:firstRow="1" w:lastRow="1" w:firstColumn="1" w:lastColumn="1" w:noHBand="0" w:noVBand="0"/>
         </w:tblPrEx>
@@ -12459,7 +12455,7 @@
             </w:tcMar>
             <w:vAlign w:val="center"/>
           </w:tcPr>
-          <w:p>
+          <w:p ns2:paraId="70EE5FB8" ns2:textId="77777777">
             <w:pPr>
               <w:pStyle w:val="Responses"/>
             </w:pPr>
@@ -12479,7 +12475,7 @@
             </w:tcBorders>
             <w:vAlign w:val="center"/>
           </w:tcPr>
-          <w:p>
+          <w:p ns2:paraId="03DB0CE9" ns2:textId="77777777">
             <w:pPr>
               <w:pStyle w:val="DetailsFlushRight"/>
             </w:pPr>
@@ -12497,7 +12493,7 @@
             </w:tcBorders>
             <w:vAlign w:val="center"/>
           </w:tcPr>
-          <w:p>
+          <w:p ns2:paraId="058AEBE3" ns2:textId="4E8BF2CC">
             <w:pPr>
               <w:pStyle w:val="DetailsFlushRight"/>
             </w:pPr>
@@ -12509,7 +12505,7 @@
           </w:p>
         </w:tc>
       </w:tr>
-      <w:tr>
+      <w:tr ns2:paraId="32E09F7B" ns2:textId="77777777">
         <w:tblPrEx>
           <w:tblLook w:val="01E0" w:firstRow="1" w:lastRow="1" w:firstColumn="1" w:lastColumn="1" w:noHBand="0" w:noVBand="0"/>
         </w:tblPrEx>
@@ -12533,7 +12529,7 @@
             </w:tcMar>
             <w:vAlign w:val="center"/>
           </w:tcPr>
-          <w:p>
+          <w:p ns2:paraId="2A7A3AFD" ns2:textId="77777777">
             <w:pPr>
               <w:pStyle w:val="Responses"/>
             </w:pPr>
@@ -12553,7 +12549,7 @@
             </w:tcBorders>
             <w:vAlign w:val="center"/>
           </w:tcPr>
-          <w:p>
+          <w:p ns2:paraId="2E35CFAE" ns2:textId="77777777">
             <w:pPr>
               <w:pStyle w:val="DetailsFlushRight"/>
             </w:pPr>
@@ -12571,7 +12567,7 @@
             </w:tcBorders>
             <w:vAlign w:val="center"/>
           </w:tcPr>
-          <w:p>
+          <w:p ns2:paraId="616D22E5" ns2:textId="29084824">
             <w:pPr>
               <w:pStyle w:val="DetailsFlushRight"/>
             </w:pPr>
@@ -12580,7 +12576,7 @@
           </w:p>
         </w:tc>
       </w:tr>
-      <w:tr>
+      <w:tr ns2:paraId="07F01B7E" ns2:textId="77777777">
         <w:tblPrEx>
           <w:tblLook w:val="01E0" w:firstRow="1" w:lastRow="1" w:firstColumn="1" w:lastColumn="1" w:noHBand="0" w:noVBand="0"/>
         </w:tblPrEx>
@@ -12605,7 +12601,7 @@
             </w:tcMar>
             <w:vAlign w:val="center"/>
           </w:tcPr>
-          <w:p>
+          <w:p ns2:paraId="6E5307EC" ns2:textId="77777777">
             <w:pPr>
               <w:pStyle w:val="Responses"/>
             </w:pPr>
@@ -12627,7 +12623,7 @@
             </w:tcBorders>
             <w:vAlign w:val="center"/>
           </w:tcPr>
-          <w:p>
+          <w:p ns2:paraId="0263EB90" ns2:textId="7872460D">
             <w:pPr>
               <w:pStyle w:val="DetailsFlushRight"/>
             </w:pPr>
@@ -12658,7 +12654,7 @@
             </w:tcBorders>
             <w:vAlign w:val="center"/>
           </w:tcPr>
-          <w:p>
+          <w:p ns2:paraId="4E50AC55" ns2:textId="74365D68">
             <w:pPr>
               <w:pStyle w:val="DetailsFlushRight"/>
             </w:pPr>
@@ -12678,7 +12674,7 @@
           </w:p>
         </w:tc>
       </w:tr>
-      <w:tr>
+      <w:tr ns2:paraId="21E23B57" ns2:textId="77777777">
         <w:tblPrEx>
           <w:tblLook w:val="01E0" w:firstRow="1" w:lastRow="1" w:firstColumn="1" w:lastColumn="1" w:noHBand="0" w:noVBand="0"/>
         </w:tblPrEx>
@@ -12703,7 +12699,7 @@
             </w:tcMar>
             <w:vAlign w:val="center"/>
           </w:tcPr>
-          <w:p>
+          <w:p ns2:paraId="215B5664" ns2:textId="77777777">
             <w:pPr>
               <w:pStyle w:val="Responses"/>
             </w:pPr>
@@ -12730,7 +12726,7 @@
             </w:tcBorders>
             <w:vAlign w:val="center"/>
           </w:tcPr>
-          <w:p>
+          <w:p ns2:paraId="480DF4D9" ns2:textId="77777777">
             <w:pPr>
               <w:pStyle w:val="DetailsFlushRight"/>
             </w:pPr>
@@ -12746,14 +12742,14 @@
             </w:tcBorders>
             <w:vAlign w:val="center"/>
           </w:tcPr>
-          <w:p>
+          <w:p ns2:paraId="5A76FD5A" ns2:textId="77777777">
             <w:pPr>
               <w:pStyle w:val="DetailsFlushRight"/>
             </w:pPr>
           </w:p>
         </w:tc>
       </w:tr>
-      <w:tr>
+      <w:tr ns2:paraId="6C0E0FD3" ns2:textId="77777777">
         <w:tblPrEx>
           <w:tblLook w:val="01E0" w:firstRow="1" w:lastRow="1" w:firstColumn="1" w:lastColumn="1" w:noHBand="0" w:noVBand="0"/>
         </w:tblPrEx>
@@ -12778,7 +12774,7 @@
             </w:tcMar>
             <w:vAlign w:val="center"/>
           </w:tcPr>
-          <w:p>
+          <w:p ns2:paraId="7F0B43AE" ns2:textId="77777777">
             <w:pPr>
               <w:pStyle w:val="Details"/>
             </w:pPr>
@@ -12797,7 +12793,7 @@
             </w:tcBorders>
             <w:vAlign w:val="center"/>
           </w:tcPr>
-          <w:p>
+          <w:p ns2:paraId="6E306A90" ns2:textId="77777777">
             <w:pPr>
               <w:pStyle w:val="DetailsFlushRight"/>
             </w:pPr>
@@ -12815,7 +12811,7 @@
             </w:tcBorders>
             <w:vAlign w:val="center"/>
           </w:tcPr>
-          <w:p>
+          <w:p ns2:paraId="5274F5FF" ns2:textId="77777777">
             <w:pPr>
               <w:pStyle w:val="DetailsFlushRight"/>
             </w:pPr>
@@ -12824,7 +12820,7 @@
           </w:p>
         </w:tc>
       </w:tr>
-      <w:tr>
+      <w:tr ns2:paraId="4B49070E" ns2:textId="77777777">
         <w:tblPrEx>
           <w:tblLook w:val="01E0" w:firstRow="1" w:lastRow="1" w:firstColumn="1" w:lastColumn="1" w:noHBand="0" w:noVBand="0"/>
         </w:tblPrEx>
@@ -12849,7 +12845,7 @@
             </w:tcMar>
             <w:vAlign w:val="center"/>
           </w:tcPr>
-          <w:p>
+          <w:p ns2:paraId="728209D6" ns2:textId="77777777">
             <w:pPr>
               <w:pStyle w:val="Responses"/>
             </w:pPr>
@@ -12868,7 +12864,7 @@
             </w:tcBorders>
             <w:vAlign w:val="center"/>
           </w:tcPr>
-          <w:p>
+          <w:p ns2:paraId="01C03E13" ns2:textId="77777777">
             <w:pPr>
               <w:pStyle w:val="DetailsFlushRight"/>
             </w:pPr>
@@ -12886,7 +12882,7 @@
             </w:tcBorders>
             <w:vAlign w:val="center"/>
           </w:tcPr>
-          <w:p>
+          <w:p ns2:paraId="4719FE99" ns2:textId="77777777">
             <w:pPr>
               <w:pStyle w:val="DetailsFlushRight"/>
             </w:pPr>
@@ -12895,7 +12891,7 @@
           </w:p>
         </w:tc>
       </w:tr>
-      <w:tr>
+      <w:tr ns2:paraId="3FFB63C1" ns2:textId="77777777">
         <w:tblPrEx>
           <w:tblLook w:val="01E0" w:firstRow="1" w:lastRow="1" w:firstColumn="1" w:lastColumn="1" w:noHBand="0" w:noVBand="0"/>
         </w:tblPrEx>
@@ -12920,7 +12916,7 @@
             </w:tcMar>
             <w:vAlign w:val="center"/>
           </w:tcPr>
-          <w:p>
+          <w:p ns2:paraId="4BA07BE7" ns2:textId="77777777">
             <w:pPr>
               <w:pStyle w:val="Responses"/>
               <w:rPr>
@@ -12942,7 +12938,7 @@
             </w:tcBorders>
             <w:vAlign w:val="center"/>
           </w:tcPr>
-          <w:p>
+          <w:p ns2:paraId="66BE2242" ns2:textId="77777777">
             <w:pPr>
               <w:pStyle w:val="DetailsFlushRight"/>
             </w:pPr>
@@ -12960,7 +12956,7 @@
             </w:tcBorders>
             <w:vAlign w:val="center"/>
           </w:tcPr>
-          <w:p>
+          <w:p ns2:paraId="273539E9" ns2:textId="77777777">
             <w:pPr>
               <w:pStyle w:val="DetailsFlushRight"/>
             </w:pPr>
@@ -12969,7 +12965,7 @@
           </w:p>
         </w:tc>
       </w:tr>
-      <w:tr>
+      <w:tr ns2:paraId="15CF67ED" ns2:textId="77777777">
         <w:tblPrEx>
           <w:tblLook w:val="01E0" w:firstRow="1" w:lastRow="1" w:firstColumn="1" w:lastColumn="1" w:noHBand="0" w:noVBand="0"/>
         </w:tblPrEx>
@@ -12994,7 +12990,7 @@
             </w:tcMar>
             <w:vAlign w:val="center"/>
           </w:tcPr>
-          <w:p>
+          <w:p ns2:paraId="2A2EC13A" ns2:textId="77777777">
             <w:pPr>
               <w:pStyle w:val="Responses"/>
               <w:rPr>
@@ -13016,7 +13012,7 @@
             </w:tcBorders>
             <w:vAlign w:val="center"/>
           </w:tcPr>
-          <w:p>
+          <w:p ns2:paraId="5EB786F0" ns2:textId="77777777">
             <w:pPr>
               <w:pStyle w:val="DetailsFlushRight"/>
             </w:pPr>
@@ -13034,7 +13030,7 @@
             </w:tcBorders>
             <w:vAlign w:val="center"/>
           </w:tcPr>
-          <w:p>
+          <w:p ns2:paraId="41C0A038" ns2:textId="77777777">
             <w:pPr>
               <w:pStyle w:val="DetailsFlushRight"/>
             </w:pPr>
@@ -13043,7 +13039,7 @@
           </w:p>
         </w:tc>
       </w:tr>
-      <w:tr>
+      <w:tr ns2:paraId="00927A0B" ns2:textId="77777777">
         <w:tblPrEx>
           <w:tblLook w:val="01E0" w:firstRow="1" w:lastRow="1" w:firstColumn="1" w:lastColumn="1" w:noHBand="0" w:noVBand="0"/>
         </w:tblPrEx>
@@ -13068,7 +13064,7 @@
             </w:tcMar>
             <w:vAlign w:val="center"/>
           </w:tcPr>
-          <w:p>
+          <w:p ns2:paraId="50D2B1EF" ns2:textId="77777777">
             <w:pPr>
               <w:pStyle w:val="Responses"/>
               <w:rPr>
@@ -13090,7 +13086,7 @@
             </w:tcBorders>
             <w:vAlign w:val="center"/>
           </w:tcPr>
-          <w:p>
+          <w:p ns2:paraId="3E00F890" ns2:textId="77777777">
             <w:pPr>
               <w:pStyle w:val="DetailsFlushRight"/>
             </w:pPr>
@@ -13108,7 +13104,7 @@
             </w:tcBorders>
             <w:vAlign w:val="center"/>
           </w:tcPr>
-          <w:p>
+          <w:p ns2:paraId="464C84E1" ns2:textId="77777777">
             <w:pPr>
               <w:pStyle w:val="DetailsFlushRight"/>
             </w:pPr>
@@ -13117,7 +13113,7 @@
           </w:p>
         </w:tc>
       </w:tr>
-      <w:tr>
+      <w:tr ns2:paraId="6D2995D9" ns2:textId="77777777">
         <w:tblPrEx>
           <w:tblLook w:val="01E0" w:firstRow="1" w:lastRow="1" w:firstColumn="1" w:lastColumn="1" w:noHBand="0" w:noVBand="0"/>
         </w:tblPrEx>
@@ -13141,7 +13137,7 @@
             </w:tcMar>
             <w:vAlign w:val="center"/>
           </w:tcPr>
-          <w:p>
+          <w:p ns2:paraId="0E60A45B" ns2:textId="77777777">
             <w:pPr>
               <w:pStyle w:val="Responses"/>
               <w:rPr>
@@ -13159,7 +13155,7 @@
             </w:tcBorders>
             <w:vAlign w:val="center"/>
           </w:tcPr>
-          <w:p>
+          <w:p ns2:paraId="2C8DFEEB" ns2:textId="77777777">
             <w:pPr>
               <w:pStyle w:val="DetailsFlushRight"/>
             </w:pPr>
@@ -13174,14 +13170,14 @@
             </w:tcBorders>
             <w:vAlign w:val="center"/>
           </w:tcPr>
-          <w:p>
+          <w:p ns2:paraId="5E7943C4" ns2:textId="77777777">
             <w:pPr>
               <w:pStyle w:val="DetailsFlushRight"/>
             </w:pPr>
           </w:p>
         </w:tc>
       </w:tr>
-      <w:tr>
+      <w:tr ns2:paraId="4A718FBF" ns2:textId="77777777">
         <w:tblPrEx>
           <w:tblLook w:val="01E0" w:firstRow="1" w:lastRow="1" w:firstColumn="1" w:lastColumn="1" w:noHBand="0" w:noVBand="0"/>
         </w:tblPrEx>
@@ -13202,7 +13198,7 @@
             </w:tcMar>
             <w:vAlign w:val="center"/>
           </w:tcPr>
-          <w:p>
+          <w:p ns2:paraId="6F668DAE" ns2:textId="77777777">
             <w:pPr>
               <w:pStyle w:val="Responses"/>
               <w:rPr>
@@ -13217,7 +13213,7 @@
             <w:gridSpan w:val="11"/>
             <w:vAlign w:val="center"/>
           </w:tcPr>
-          <w:p>
+          <w:p ns2:paraId="4C5642F9" ns2:textId="77777777">
             <w:pPr>
               <w:pStyle w:val="DetailsFlushRight"/>
             </w:pPr>
@@ -13229,14 +13225,14 @@
             <w:gridSpan w:val="8"/>
             <w:vAlign w:val="center"/>
           </w:tcPr>
-          <w:p>
+          <w:p ns2:paraId="2454208D" ns2:textId="77777777">
             <w:pPr>
               <w:pStyle w:val="DetailsFlushRight"/>
             </w:pPr>
           </w:p>
         </w:tc>
       </w:tr>
-      <w:tr>
+      <w:tr ns2:paraId="27B6744C" ns2:textId="77777777">
         <w:tblPrEx>
           <w:tblLook w:val="01E0" w:firstRow="1" w:lastRow="1" w:firstColumn="1" w:lastColumn="1" w:noHBand="0" w:noVBand="0"/>
         </w:tblPrEx>
@@ -13253,7 +13249,7 @@
             <w:shd w:val="clear" w:color="auto" w:fill="999999"/>
             <w:vAlign w:val="center"/>
           </w:tcPr>
-          <w:p>
+          <w:p ns2:paraId="01A47A04" ns2:textId="77777777">
             <w:pPr>
               <w:pStyle w:val="SectionHeads"/>
             </w:pPr>
@@ -13271,7 +13267,7 @@
             </w:tcBorders>
             <w:vAlign w:val="center"/>
           </w:tcPr>
-          <w:p>
+          <w:p ns2:paraId="1DE9A6F3" ns2:textId="77777777">
             <w:pPr>
               <w:pStyle w:val="Details"/>
             </w:pPr>
@@ -13289,7 +13285,7 @@
           </w:p>
         </w:tc>
       </w:tr>
-      <w:tr>
+      <w:tr ns2:paraId="143353B4" ns2:textId="77777777">
         <w:tblPrEx>
           <w:tblLook w:val="01E0" w:firstRow="1" w:lastRow="1" w:firstColumn="1" w:lastColumn="1" w:noHBand="0" w:noVBand="0"/>
         </w:tblPrEx>
@@ -13306,7 +13302,7 @@
               <w:right w:val="single" w:sz="4" w:space="0" w:color="999999"/>
             </w:tcBorders>
           </w:tcPr>
-          <w:p>
+          <w:p ns2:paraId="1D98598C" ns2:textId="77777777">
             <w:pPr>
               <w:pStyle w:val="Details"/>
             </w:pPr>
@@ -13327,7 +13323,7 @@
               <w:bottom w:w="57" w:type="dxa"/>
             </w:tcMar>
           </w:tcPr>
-          <w:p>
+          <w:p ns2:paraId="78B00817" ns2:textId="36075504">
             <w:pPr>
               <w:pStyle w:val="Responses"/>
             </w:pPr>
@@ -13347,7 +13343,7 @@
           </w:p>
         </w:tc>
       </w:tr>
-      <w:tr>
+      <w:tr ns2:paraId="7B2742C8" ns2:textId="77777777">
         <w:tblPrEx>
           <w:tblLook w:val="01E0" w:firstRow="1" w:lastRow="1" w:firstColumn="1" w:lastColumn="1" w:noHBand="0" w:noVBand="0"/>
         </w:tblPrEx>
@@ -13361,7 +13357,7 @@
             <w:tcW w:w="3153" w:type="dxa"/>
             <w:gridSpan w:val="5"/>
           </w:tcPr>
-          <w:p>
+          <w:p ns2:paraId="101EED7F" ns2:textId="77777777">
             <w:pPr>
               <w:pStyle w:val="Details"/>
             </w:pPr>
@@ -13376,7 +13372,7 @@
             </w:tcBorders>
             <w:vAlign w:val="bottom"/>
           </w:tcPr>
-          <w:p>
+          <w:p ns2:paraId="0D89D118" ns2:textId="77777777">
             <w:pPr>
               <w:pStyle w:val="DetailsFlushRight"/>
               <w:rPr>
@@ -13401,7 +13397,7 @@
         </w:tc>
       </w:tr>
     </w:tbl>
-    <w:p>
+    <w:p ns2:paraId="2C39F449" ns2:textId="77777777">
       <w:pPr>
         <w:pStyle w:val="NoSpacing"/>
       </w:pPr>
@@ -13435,7 +13431,7 @@
         <w:gridCol w:w="856"/>
         <w:gridCol w:w="31"/>
       </w:tblGrid>
-      <w:tr>
+      <w:tr ns2:paraId="3308CDC0" ns2:textId="77777777">
         <w:trPr>
           <w:trHeight w:hRule="exact" w:val="340"/>
         </w:trPr>
@@ -13446,7 +13442,7 @@
             <w:shd w:val="clear" w:color="auto" w:fill="999999"/>
             <w:vAlign w:val="center"/>
           </w:tcPr>
-          <w:p>
+          <w:p ns2:paraId="465D5123" ns2:textId="77777777">
             <w:pPr>
               <w:pStyle w:val="SectionHeads"/>
             </w:pPr>
@@ -13464,7 +13460,7 @@
             </w:tcBorders>
             <w:vAlign w:val="bottom"/>
           </w:tcPr>
-          <w:p>
+          <w:p ns2:paraId="04FE8389" ns2:textId="77777777">
             <w:pPr>
               <w:pStyle w:val="Details"/>
             </w:pPr>
@@ -13474,7 +13470,7 @@
           </w:p>
         </w:tc>
       </w:tr>
-      <w:tr>
+      <w:tr ns2:paraId="28CB18F1" ns2:textId="77777777">
         <w:tblPrEx>
           <w:tblLook w:val="04A0" w:firstRow="1" w:lastRow="0" w:firstColumn="1" w:lastColumn="0" w:noHBand="0" w:noVBand="1"/>
         </w:tblPrEx>
@@ -13486,7 +13482,7 @@
           <w:tcPr>
             <w:tcW w:w="2958" w:type="dxa"/>
           </w:tcPr>
-          <w:p>
+          <w:p ns2:paraId="73CA1451" ns2:textId="77777777">
             <w:pPr>
               <w:pStyle w:val="Details"/>
             </w:pPr>
@@ -13497,7 +13493,7 @@
             <w:tcW w:w="838" w:type="dxa"/>
             <w:gridSpan w:val="4"/>
           </w:tcPr>
-          <w:p>
+          <w:p ns2:paraId="2A7A51E7" ns2:textId="77777777">
             <w:pPr>
               <w:pStyle w:val="Details"/>
             </w:pPr>
@@ -13508,7 +13504,7 @@
             <w:tcW w:w="839" w:type="dxa"/>
             <w:gridSpan w:val="3"/>
           </w:tcPr>
-          <w:p>
+          <w:p ns2:paraId="31A4C2BE" ns2:textId="77777777">
             <w:pPr>
               <w:pStyle w:val="Details"/>
             </w:pPr>
@@ -13519,7 +13515,7 @@
             <w:tcW w:w="842" w:type="dxa"/>
             <w:gridSpan w:val="3"/>
           </w:tcPr>
-          <w:p>
+          <w:p ns2:paraId="18CFB2DD" ns2:textId="77777777">
             <w:pPr>
               <w:pStyle w:val="Details"/>
             </w:pPr>
@@ -13530,7 +13526,7 @@
             <w:tcW w:w="839" w:type="dxa"/>
             <w:gridSpan w:val="3"/>
           </w:tcPr>
-          <w:p>
+          <w:p ns2:paraId="730D98D5" ns2:textId="77777777">
             <w:pPr>
               <w:pStyle w:val="Details"/>
             </w:pPr>
@@ -13540,7 +13536,7 @@
           <w:tcPr>
             <w:tcW w:w="1375" w:type="dxa"/>
           </w:tcPr>
-          <w:p>
+          <w:p ns2:paraId="6BAD0755" ns2:textId="77777777">
             <w:pPr>
               <w:pStyle w:val="Details"/>
             </w:pPr>
@@ -13551,7 +13547,7 @@
             <w:tcW w:w="360" w:type="dxa"/>
             <w:gridSpan w:val="2"/>
           </w:tcPr>
-          <w:p>
+          <w:p ns2:paraId="67FF2D8E" ns2:textId="77777777">
             <w:pPr>
               <w:pStyle w:val="Details"/>
             </w:pPr>
@@ -13561,14 +13557,14 @@
           <w:tcPr>
             <w:tcW w:w="1696" w:type="dxa"/>
           </w:tcPr>
-          <w:p>
+          <w:p ns2:paraId="43838D28" ns2:textId="77777777">
             <w:pPr>
               <w:pStyle w:val="Details"/>
             </w:pPr>
           </w:p>
         </w:tc>
       </w:tr>
-      <w:tr>
+      <w:tr ns2:paraId="7D13E082" ns2:textId="77777777">
         <w:tblPrEx>
           <w:tblLook w:val="04A0" w:firstRow="1" w:lastRow="0" w:firstColumn="1" w:lastColumn="0" w:noHBand="0" w:noVBand="1"/>
         </w:tblPrEx>
@@ -13580,7 +13576,7 @@
           <w:tcPr>
             <w:tcW w:w="2958" w:type="dxa"/>
           </w:tcPr>
-          <w:p>
+          <w:p ns2:paraId="12888E20" ns2:textId="77777777">
             <w:pPr>
               <w:pStyle w:val="Details"/>
             </w:pPr>
@@ -13591,7 +13587,7 @@
             <w:tcW w:w="838" w:type="dxa"/>
             <w:gridSpan w:val="4"/>
           </w:tcPr>
-          <w:p>
+          <w:p ns2:paraId="1BC11A6C" ns2:textId="77777777">
             <w:pPr>
               <w:pStyle w:val="CenteredDetails"/>
             </w:pPr>
@@ -13605,7 +13601,7 @@
             <w:tcW w:w="839" w:type="dxa"/>
             <w:gridSpan w:val="3"/>
           </w:tcPr>
-          <w:p>
+          <w:p ns2:paraId="5A1F6EEF" ns2:textId="77777777">
             <w:pPr>
               <w:pStyle w:val="CenteredDetails"/>
             </w:pPr>
@@ -13619,7 +13615,7 @@
             <w:tcW w:w="842" w:type="dxa"/>
             <w:gridSpan w:val="3"/>
           </w:tcPr>
-          <w:p>
+          <w:p ns2:paraId="02EFAE87" ns2:textId="77777777">
             <w:pPr>
               <w:pStyle w:val="CenteredDetails"/>
             </w:pPr>
@@ -13633,7 +13629,7 @@
             <w:tcW w:w="839" w:type="dxa"/>
             <w:gridSpan w:val="3"/>
           </w:tcPr>
-          <w:p>
+          <w:p ns2:paraId="40073381" ns2:textId="77777777">
             <w:pPr>
               <w:pStyle w:val="CenteredDetails"/>
             </w:pPr>
@@ -13650,7 +13646,7 @@
               <w:bottom w:val="single" w:sz="2" w:space="0" w:color="999999"/>
             </w:tcBorders>
           </w:tcPr>
-          <w:p>
+          <w:p ns2:paraId="6F4FBA1F" ns2:textId="77777777">
             <w:pPr>
               <w:pStyle w:val="CenteredDetails"/>
             </w:pPr>
@@ -13663,7 +13659,7 @@
           <w:tcPr>
             <w:tcW w:w="261" w:type="dxa"/>
           </w:tcPr>
-          <w:p>
+          <w:p ns2:paraId="60A43B6F" ns2:textId="77777777">
             <w:pPr>
               <w:pStyle w:val="CenteredDetails"/>
             </w:pPr>
@@ -13677,7 +13673,7 @@
               <w:left w:w="57" w:type="dxa"/>
             </w:tcMar>
           </w:tcPr>
-          <w:p>
+          <w:p ns2:paraId="1788FB0D" ns2:textId="77777777">
             <w:pPr>
               <w:pStyle w:val="CenteredDetails"/>
             </w:pPr>
@@ -13687,7 +13683,7 @@
           </w:p>
         </w:tc>
       </w:tr>
-      <w:tr>
+      <w:tr ns2:paraId="0B97FFA8" ns2:textId="77777777">
         <w:tblPrEx>
           <w:tblLook w:val="04A0" w:firstRow="1" w:lastRow="0" w:firstColumn="1" w:lastColumn="0" w:noHBand="0" w:noVBand="1"/>
         </w:tblPrEx>
@@ -13701,7 +13697,7 @@
             <w:tcW w:w="2958" w:type="dxa"/>
             <w:vAlign w:val="center"/>
           </w:tcPr>
-          <w:p>
+          <w:p ns2:paraId="7E98E3AB" ns2:textId="77777777">
             <w:pPr>
               <w:pStyle w:val="Details"/>
             </w:pPr>
@@ -13716,7 +13712,7 @@
             </w:tcBorders>
             <w:vAlign w:val="center"/>
           </w:tcPr>
-          <w:p>
+          <w:p ns2:paraId="4A630E7B" ns2:textId="77777777">
             <w:pPr>
               <w:pStyle w:val="Details"/>
             </w:pPr>
@@ -13733,7 +13729,7 @@
             </w:tcBorders>
             <w:vAlign w:val="center"/>
           </w:tcPr>
-          <w:p>
+          <w:p ns2:paraId="552F6C29" ns2:textId="77777777">
             <w:pPr>
               <w:pStyle w:val="Details"/>
             </w:pPr>
@@ -13749,7 +13745,7 @@
             </w:tcBorders>
             <w:vAlign w:val="center"/>
           </w:tcPr>
-          <w:p>
+          <w:p ns2:paraId="175534D1" ns2:textId="77777777">
             <w:pPr>
               <w:pStyle w:val="Details"/>
             </w:pPr>
@@ -13763,7 +13759,7 @@
             </w:tcBorders>
             <w:vAlign w:val="center"/>
           </w:tcPr>
-          <w:p>
+          <w:p ns2:paraId="3AD7FA30" ns2:textId="77777777">
             <w:pPr>
               <w:pStyle w:val="Details"/>
             </w:pPr>
@@ -13780,7 +13776,7 @@
             </w:tcBorders>
             <w:vAlign w:val="center"/>
           </w:tcPr>
-          <w:p>
+          <w:p ns2:paraId="0AA5C920" ns2:textId="77777777">
             <w:pPr>
               <w:pStyle w:val="Details"/>
             </w:pPr>
@@ -13796,7 +13792,7 @@
             </w:tcBorders>
             <w:vAlign w:val="center"/>
           </w:tcPr>
-          <w:p>
+          <w:p ns2:paraId="15218142" ns2:textId="77777777">
             <w:pPr>
               <w:pStyle w:val="Details"/>
             </w:pPr>
@@ -13810,7 +13806,7 @@
             </w:tcBorders>
             <w:vAlign w:val="center"/>
           </w:tcPr>
-          <w:p>
+          <w:p ns2:paraId="41687008" ns2:textId="77777777">
             <w:pPr>
               <w:pStyle w:val="Details"/>
             </w:pPr>
@@ -13827,7 +13823,7 @@
             </w:tcBorders>
             <w:vAlign w:val="center"/>
           </w:tcPr>
-          <w:p>
+          <w:p ns2:paraId="5E9EBF71" ns2:textId="77777777">
             <w:pPr>
               <w:pStyle w:val="Details"/>
             </w:pPr>
@@ -13843,7 +13839,7 @@
             </w:tcBorders>
             <w:vAlign w:val="center"/>
           </w:tcPr>
-          <w:p>
+          <w:p ns2:paraId="0B233868" ns2:textId="77777777">
             <w:pPr>
               <w:pStyle w:val="Details"/>
             </w:pPr>
@@ -13857,7 +13853,7 @@
             </w:tcBorders>
             <w:vAlign w:val="center"/>
           </w:tcPr>
-          <w:p>
+          <w:p ns2:paraId="6137A5E7" ns2:textId="77777777">
             <w:pPr>
               <w:pStyle w:val="Details"/>
             </w:pPr>
@@ -13874,7 +13870,7 @@
             </w:tcBorders>
             <w:vAlign w:val="center"/>
           </w:tcPr>
-          <w:p>
+          <w:p ns2:paraId="2EE46AA2" ns2:textId="77777777">
             <w:pPr>
               <w:pStyle w:val="Details"/>
             </w:pPr>
@@ -13891,7 +13887,7 @@
             </w:tcBorders>
             <w:vAlign w:val="center"/>
           </w:tcPr>
-          <w:p>
+          <w:p ns2:paraId="0BDB88EB" ns2:textId="77777777">
             <w:pPr>
               <w:pStyle w:val="Details"/>
             </w:pPr>
@@ -13909,7 +13905,7 @@
             </w:tcBorders>
             <w:vAlign w:val="center"/>
           </w:tcPr>
-          <w:p>
+          <w:p ns2:paraId="00205E77" ns2:textId="77777777">
             <w:pPr>
               <w:pStyle w:val="Details"/>
             </w:pPr>
@@ -13928,7 +13924,7 @@
               <w:right w:val="single" w:sz="2" w:space="0" w:color="999999"/>
             </w:tcBorders>
           </w:tcPr>
-          <w:p>
+          <w:p ns2:paraId="74D4AC75" ns2:textId="77777777">
             <w:pPr>
               <w:pStyle w:val="Details"/>
             </w:pPr>
@@ -13946,7 +13942,7 @@
             </w:tcBorders>
             <w:vAlign w:val="center"/>
           </w:tcPr>
-          <w:p>
+          <w:p ns2:paraId="1DE8EB4F" ns2:textId="77777777">
             <w:pPr>
               <w:pStyle w:val="Details"/>
             </w:pPr>
@@ -13955,7 +13951,7 @@
           </w:p>
         </w:tc>
       </w:tr>
-      <w:tr>
+      <w:tr ns2:paraId="425CC28D" ns2:textId="77777777">
         <w:tblPrEx>
           <w:tblLook w:val="04A0" w:firstRow="1" w:lastRow="0" w:firstColumn="1" w:lastColumn="0" w:noHBand="0" w:noVBand="1"/>
         </w:tblPrEx>
@@ -13969,7 +13965,7 @@
             <w:tcW w:w="2958" w:type="dxa"/>
             <w:vAlign w:val="center"/>
           </w:tcPr>
-          <w:p>
+          <w:p ns2:paraId="61378E38" ns2:textId="77777777">
             <w:pPr>
               <w:pStyle w:val="Details"/>
             </w:pPr>
@@ -13981,7 +13977,7 @@
             <w:gridSpan w:val="2"/>
             <w:vAlign w:val="center"/>
           </w:tcPr>
-          <w:p>
+          <w:p ns2:paraId="2B57F168" ns2:textId="77777777">
             <w:pPr>
               <w:pStyle w:val="Details"/>
             </w:pPr>
@@ -13996,7 +13992,7 @@
             </w:tcBorders>
             <w:vAlign w:val="center"/>
           </w:tcPr>
-          <w:p>
+          <w:p ns2:paraId="67D4EE4F" ns2:textId="77777777">
             <w:pPr>
               <w:pStyle w:val="Details"/>
             </w:pPr>
@@ -14007,7 +14003,7 @@
             <w:tcW w:w="280" w:type="dxa"/>
             <w:vAlign w:val="center"/>
           </w:tcPr>
-          <w:p>
+          <w:p ns2:paraId="6EC72A22" ns2:textId="77777777">
             <w:pPr>
               <w:pStyle w:val="Details"/>
             </w:pPr>
@@ -14018,7 +14014,7 @@
             <w:tcW w:w="279" w:type="dxa"/>
             <w:vAlign w:val="center"/>
           </w:tcPr>
-          <w:p>
+          <w:p ns2:paraId="69A84798" ns2:textId="77777777">
             <w:pPr>
               <w:pStyle w:val="Details"/>
             </w:pPr>
@@ -14033,7 +14029,7 @@
             </w:tcBorders>
             <w:vAlign w:val="center"/>
           </w:tcPr>
-          <w:p>
+          <w:p ns2:paraId="77CF8BF9" ns2:textId="77777777">
             <w:pPr>
               <w:pStyle w:val="Details"/>
             </w:pPr>
@@ -14044,7 +14040,7 @@
             <w:tcW w:w="280" w:type="dxa"/>
             <w:vAlign w:val="center"/>
           </w:tcPr>
-          <w:p>
+          <w:p ns2:paraId="7039D607" ns2:textId="77777777">
             <w:pPr>
               <w:pStyle w:val="Details"/>
             </w:pPr>
@@ -14055,7 +14051,7 @@
             <w:tcW w:w="280" w:type="dxa"/>
             <w:vAlign w:val="center"/>
           </w:tcPr>
-          <w:p>
+          <w:p ns2:paraId="75D4AD12" ns2:textId="77777777">
             <w:pPr>
               <w:pStyle w:val="Details"/>
             </w:pPr>
@@ -14070,7 +14066,7 @@
             </w:tcBorders>
             <w:vAlign w:val="center"/>
           </w:tcPr>
-          <w:p>
+          <w:p ns2:paraId="7B008658" ns2:textId="77777777">
             <w:pPr>
               <w:pStyle w:val="Details"/>
             </w:pPr>
@@ -14081,7 +14077,7 @@
             <w:tcW w:w="281" w:type="dxa"/>
             <w:vAlign w:val="center"/>
           </w:tcPr>
-          <w:p>
+          <w:p ns2:paraId="5E2ED315" ns2:textId="77777777">
             <w:pPr>
               <w:pStyle w:val="Details"/>
             </w:pPr>
@@ -14092,7 +14088,7 @@
             <w:tcW w:w="279" w:type="dxa"/>
             <w:vAlign w:val="center"/>
           </w:tcPr>
-          <w:p>
+          <w:p ns2:paraId="4564A2DF" ns2:textId="77777777">
             <w:pPr>
               <w:pStyle w:val="Details"/>
             </w:pPr>
@@ -14107,7 +14103,7 @@
             </w:tcBorders>
             <w:vAlign w:val="center"/>
           </w:tcPr>
-          <w:p>
+          <w:p ns2:paraId="40C92179" ns2:textId="77777777">
             <w:pPr>
               <w:pStyle w:val="Details"/>
             </w:pPr>
@@ -14118,7 +14114,7 @@
             <w:tcW w:w="280" w:type="dxa"/>
             <w:vAlign w:val="center"/>
           </w:tcPr>
-          <w:p>
+          <w:p ns2:paraId="7F15FE56" ns2:textId="77777777">
             <w:pPr>
               <w:pStyle w:val="Details"/>
             </w:pPr>
@@ -14134,7 +14130,7 @@
             </w:tcBorders>
             <w:vAlign w:val="center"/>
           </w:tcPr>
-          <w:p>
+          <w:p ns2:paraId="09CB3237" ns2:textId="77777777">
             <w:pPr>
               <w:pStyle w:val="Details"/>
             </w:pPr>
@@ -14144,7 +14140,7 @@
           <w:tcPr>
             <w:tcW w:w="261" w:type="dxa"/>
           </w:tcPr>
-          <w:p>
+          <w:p ns2:paraId="53521CF4" ns2:textId="77777777">
             <w:pPr>
               <w:pStyle w:val="Details"/>
             </w:pPr>
@@ -14160,14 +14156,14 @@
             </w:tcBorders>
             <w:vAlign w:val="center"/>
           </w:tcPr>
-          <w:p>
+          <w:p ns2:paraId="102DA698" ns2:textId="77777777">
             <w:pPr>
               <w:pStyle w:val="Details"/>
             </w:pPr>
           </w:p>
         </w:tc>
       </w:tr>
-      <w:tr>
+      <w:tr ns2:paraId="6D38475E" ns2:textId="77777777">
         <w:tblPrEx>
           <w:tblLook w:val="04A0" w:firstRow="1" w:lastRow="0" w:firstColumn="1" w:lastColumn="0" w:noHBand="0" w:noVBand="1"/>
         </w:tblPrEx>
@@ -14181,7 +14177,7 @@
             <w:tcW w:w="2958" w:type="dxa"/>
             <w:vAlign w:val="center"/>
           </w:tcPr>
-          <w:p>
+          <w:p ns2:paraId="7BA070F0" ns2:textId="77777777">
             <w:pPr>
               <w:pStyle w:val="Details"/>
             </w:pPr>
@@ -14196,7 +14192,7 @@
             </w:tcBorders>
             <w:vAlign w:val="center"/>
           </w:tcPr>
-          <w:p>
+          <w:p ns2:paraId="55199F99" ns2:textId="77777777">
             <w:pPr>
               <w:pStyle w:val="Details"/>
             </w:pPr>
@@ -14213,7 +14209,7 @@
             </w:tcBorders>
             <w:vAlign w:val="center"/>
           </w:tcPr>
-          <w:p>
+          <w:p ns2:paraId="530C8686" ns2:textId="77777777">
             <w:pPr>
               <w:pStyle w:val="Details"/>
             </w:pPr>
@@ -14229,7 +14225,7 @@
             </w:tcBorders>
             <w:vAlign w:val="center"/>
           </w:tcPr>
-          <w:p>
+          <w:p ns2:paraId="2291A9A2" ns2:textId="77777777">
             <w:pPr>
               <w:pStyle w:val="Details"/>
             </w:pPr>
@@ -14243,7 +14239,7 @@
             </w:tcBorders>
             <w:vAlign w:val="center"/>
           </w:tcPr>
-          <w:p>
+          <w:p ns2:paraId="4925755B" ns2:textId="77777777">
             <w:pPr>
               <w:pStyle w:val="Details"/>
             </w:pPr>
@@ -14260,7 +14256,7 @@
             </w:tcBorders>
             <w:vAlign w:val="center"/>
           </w:tcPr>
-          <w:p>
+          <w:p ns2:paraId="3D14052B" ns2:textId="77777777">
             <w:pPr>
               <w:pStyle w:val="Details"/>
             </w:pPr>
@@ -14276,7 +14272,7 @@
             </w:tcBorders>
             <w:vAlign w:val="center"/>
           </w:tcPr>
-          <w:p>
+          <w:p ns2:paraId="441705AF" ns2:textId="77777777">
             <w:pPr>
               <w:pStyle w:val="Details"/>
             </w:pPr>
@@ -14290,7 +14286,7 @@
             </w:tcBorders>
             <w:vAlign w:val="center"/>
           </w:tcPr>
-          <w:p>
+          <w:p ns2:paraId="4241D3DB" ns2:textId="77777777">
             <w:pPr>
               <w:pStyle w:val="Details"/>
             </w:pPr>
@@ -14307,7 +14303,7 @@
             </w:tcBorders>
             <w:vAlign w:val="center"/>
           </w:tcPr>
-          <w:p>
+          <w:p ns2:paraId="726944C2" ns2:textId="77777777">
             <w:pPr>
               <w:pStyle w:val="Details"/>
             </w:pPr>
@@ -14323,7 +14319,7 @@
             </w:tcBorders>
             <w:vAlign w:val="center"/>
           </w:tcPr>
-          <w:p>
+          <w:p ns2:paraId="4B7FBC43" ns2:textId="77777777">
             <w:pPr>
               <w:pStyle w:val="Details"/>
             </w:pPr>
@@ -14337,7 +14333,7 @@
             </w:tcBorders>
             <w:vAlign w:val="center"/>
           </w:tcPr>
-          <w:p>
+          <w:p ns2:paraId="7E6644DB" ns2:textId="77777777">
             <w:pPr>
               <w:pStyle w:val="Details"/>
             </w:pPr>
@@ -14354,7 +14350,7 @@
             </w:tcBorders>
             <w:vAlign w:val="center"/>
           </w:tcPr>
-          <w:p>
+          <w:p ns2:paraId="346C82B1" ns2:textId="77777777">
             <w:pPr>
               <w:pStyle w:val="Details"/>
             </w:pPr>
@@ -14371,7 +14367,7 @@
             </w:tcBorders>
             <w:vAlign w:val="center"/>
           </w:tcPr>
-          <w:p>
+          <w:p ns2:paraId="41DE80D0" ns2:textId="77777777">
             <w:pPr>
               <w:pStyle w:val="Details"/>
             </w:pPr>
@@ -14389,7 +14385,7 @@
             </w:tcBorders>
             <w:vAlign w:val="center"/>
           </w:tcPr>
-          <w:p>
+          <w:p ns2:paraId="10009477" ns2:textId="77777777">
             <w:pPr>
               <w:pStyle w:val="Details"/>
             </w:pPr>
@@ -14408,7 +14404,7 @@
               <w:right w:val="single" w:sz="2" w:space="0" w:color="999999"/>
             </w:tcBorders>
           </w:tcPr>
-          <w:p>
+          <w:p ns2:paraId="014C5819" ns2:textId="77777777">
             <w:pPr>
               <w:pStyle w:val="Details"/>
             </w:pPr>
@@ -14426,7 +14422,7 @@
             </w:tcBorders>
             <w:vAlign w:val="center"/>
           </w:tcPr>
-          <w:p>
+          <w:p ns2:paraId="68DC79C4" ns2:textId="77777777">
             <w:pPr>
               <w:pStyle w:val="Details"/>
             </w:pPr>
@@ -14436,7 +14432,7 @@
         </w:tc>
       </w:tr>
     </w:tbl>
-    <w:p>
+    <w:p ns2:paraId="2316CD6C" ns2:textId="77777777">
       <w:pPr>
         <w:pStyle w:val="NoSpacing"/>
       </w:pPr>
@@ -14462,7 +14458,7 @@
         <w:gridCol w:w="266"/>
         <w:gridCol w:w="21"/>
       </w:tblGrid>
-      <w:tr>
+      <w:tr ns2:paraId="5BD70650" ns2:textId="77777777">
         <w:trPr>
           <w:gridAfter w:val="1"/>
           <w:wAfter w:w="21" w:type="dxa"/>
@@ -14474,7 +14470,7 @@
             <w:shd w:val="clear" w:color="auto" w:fill="999999"/>
             <w:vAlign w:val="center"/>
           </w:tcPr>
-          <w:p>
+          <w:p ns2:paraId="3CD36DD8" ns2:textId="77777777">
             <w:pPr>
               <w:pStyle w:val="SectionHeads"/>
             </w:pPr>
@@ -14492,7 +14488,7 @@
             </w:tcBorders>
             <w:vAlign w:val="bottom"/>
           </w:tcPr>
-          <w:p>
+          <w:p ns2:paraId="1629C77F" ns2:textId="77777777">
             <w:pPr>
               <w:pStyle w:val="Details"/>
               <w:rPr>
@@ -14514,7 +14510,7 @@
           </w:p>
         </w:tc>
       </w:tr>
-      <w:tr>
+      <w:tr ns2:paraId="78703CF5" ns2:textId="77777777">
         <w:trPr>
           <w:gridAfter w:val="3"/>
           <w:wAfter w:w="440" w:type="dxa"/>
@@ -14524,7 +14520,7 @@
             <w:tcW w:w="3022" w:type="dxa"/>
             <w:vAlign w:val="center"/>
           </w:tcPr>
-          <w:p/>
+          <w:p ns2:paraId="631A0739" ns2:textId="77777777"/>
         </w:tc>
         <w:tc>
           <w:tcPr>
@@ -14535,7 +14531,7 @@
             </w:tcMar>
             <w:vAlign w:val="center"/>
           </w:tcPr>
-          <w:p>
+          <w:p ns2:paraId="7893FF94" ns2:textId="77777777">
             <w:pPr>
               <w:pStyle w:val="Bullet"/>
               <w:tabs>
@@ -14546,7 +14542,7 @@
               <w:t>If claiming hearing time, I have records of all hearing time covered by this claim.</w:t>
             </w:r>
           </w:p>
-          <w:p>
+          <w:p ns2:paraId="60C0C3DB" ns2:textId="77777777">
             <w:pPr>
               <w:pStyle w:val="Bullet"/>
               <w:tabs>
@@ -14557,7 +14553,7 @@
               <w:t>This claim is based on the tasks undertaken for the relevant activity/activities and disbursements actually and reasonably incurred</w:t>
             </w:r>
           </w:p>
-          <w:p>
+          <w:p ns2:paraId="5E268265" ns2:textId="77777777">
             <w:pPr>
               <w:pStyle w:val="Bullet"/>
               <w:tabs>
@@ -14568,7 +14564,7 @@
               <w:t>No other payment, remuneration or benefit has been or will be received in respect of this work (unless authorised by Legal Aid).</w:t>
             </w:r>
           </w:p>
-          <w:p>
+          <w:p ns2:paraId="066554BB" ns2:textId="77777777">
             <w:pPr>
               <w:pStyle w:val="Bullet"/>
               <w:tabs>
@@ -14581,7 +14577,7 @@
           </w:p>
         </w:tc>
       </w:tr>
-      <w:tr>
+      <w:tr ns2:paraId="5619956F" ns2:textId="77777777">
         <w:trPr>
           <w:gridAfter w:val="3"/>
           <w:wAfter w:w="440" w:type="dxa"/>
@@ -14592,7 +14588,7 @@
             <w:tcW w:w="3022" w:type="dxa"/>
             <w:vAlign w:val="center"/>
           </w:tcPr>
-          <w:p>
+          <w:p ns2:paraId="04DF7799" ns2:textId="77777777">
             <w:pPr>
               <w:pStyle w:val="Details"/>
             </w:pPr>
@@ -14607,7 +14603,7 @@
             </w:tcMar>
             <w:vAlign w:val="center"/>
           </w:tcPr>
-          <w:p>
+          <w:p ns2:paraId="0BFBCDFA" ns2:textId="77777777">
             <w:pPr>
               <w:pStyle w:val="Details"/>
               <w:rPr>
@@ -14623,7 +14619,7 @@
           </w:p>
         </w:tc>
       </w:tr>
-      <w:tr>
+      <w:tr ns2:paraId="51BED692" ns2:textId="77777777">
         <w:trPr>
           <w:gridAfter w:val="3"/>
           <w:wAfter w:w="440" w:type="dxa"/>
@@ -14633,7 +14629,7 @@
             <w:tcW w:w="3022" w:type="dxa"/>
             <w:vAlign w:val="center"/>
           </w:tcPr>
-          <w:p/>
+          <w:p ns2:paraId="2E86A435" ns2:textId="77777777"/>
         </w:tc>
         <w:tc>
           <w:tcPr>
@@ -14644,7 +14640,7 @@
             </w:tcMar>
             <w:vAlign w:val="center"/>
           </w:tcPr>
-          <w:p>
+          <w:p ns2:paraId="7E5659C5" ns2:textId="77777777">
             <w:pPr>
               <w:pStyle w:val="Bullet"/>
               <w:tabs>
@@ -14657,7 +14653,7 @@
           </w:p>
         </w:tc>
       </w:tr>
-      <w:tr>
+      <w:tr ns2:paraId="01B34A0C" ns2:textId="77777777">
         <w:trPr>
           <w:gridBefore w:val="2"/>
           <w:wBefore w:w="3145" w:type="dxa"/>
@@ -14675,7 +14671,7 @@
             </w:tcMar>
             <w:vAlign w:val="bottom"/>
           </w:tcPr>
-          <w:p>
+          <w:p ns2:paraId="213A908F" ns2:textId="77777777">
             <w:pPr>
               <w:pStyle w:val="Details"/>
               <w:rPr>
@@ -14697,7 +14693,7 @@
               <w:bottom w:w="57" w:type="dxa"/>
             </w:tcMar>
           </w:tcPr>
-          <w:p>
+          <w:p ns2:paraId="5EC8788B" ns2:textId="77777777">
             <w:pPr>
               <w:pStyle w:val="Details"/>
             </w:pPr>
@@ -14715,7 +14711,7 @@
             </w:tcMar>
             <w:vAlign w:val="bottom"/>
           </w:tcPr>
-          <w:p>
+          <w:p ns2:paraId="4BC547FC" ns2:textId="77777777">
             <w:pPr>
               <w:pStyle w:val="Details"/>
               <w:rPr>
@@ -14741,7 +14737,7 @@
             </w:tcMar>
             <w:vAlign w:val="bottom"/>
           </w:tcPr>
-          <w:p>
+          <w:p ns2:paraId="6A676011" ns2:textId="77777777">
             <w:pPr>
               <w:pStyle w:val="Details"/>
             </w:pPr>
@@ -14758,7 +14754,7 @@
             </w:tcMar>
             <w:vAlign w:val="bottom"/>
           </w:tcPr>
-          <w:p>
+          <w:p ns2:paraId="1ADD5DFF" ns2:textId="77777777">
             <w:pPr>
               <w:pStyle w:val="Details"/>
             </w:pPr>
@@ -14775,7 +14771,7 @@
             </w:tcMar>
             <w:vAlign w:val="bottom"/>
           </w:tcPr>
-          <w:p>
+          <w:p ns2:paraId="396BAFBE" ns2:textId="77777777">
             <w:pPr>
               <w:pStyle w:val="Details"/>
             </w:pPr>
@@ -14793,7 +14789,7 @@
             </w:tcMar>
             <w:vAlign w:val="bottom"/>
           </w:tcPr>
-          <w:p>
+          <w:p ns2:paraId="7341D706" ns2:textId="77777777">
             <w:pPr>
               <w:pStyle w:val="Details"/>
             </w:pPr>
@@ -14807,14 +14803,14 @@
               <w:bottom w:w="57" w:type="dxa"/>
             </w:tcMar>
           </w:tcPr>
-          <w:p>
+          <w:p ns2:paraId="3FE2FA90" ns2:textId="77777777">
             <w:pPr>
               <w:pStyle w:val="Details"/>
             </w:pPr>
           </w:p>
         </w:tc>
       </w:tr>
-      <w:tr>
+      <w:tr ns2:paraId="281B5911" ns2:textId="77777777">
         <w:trPr>
           <w:gridBefore w:val="2"/>
           <w:wBefore w:w="3145" w:type="dxa"/>
@@ -14833,7 +14829,7 @@
             </w:tcBorders>
             <w:vAlign w:val="center"/>
           </w:tcPr>
-          <w:p>
+          <w:p ns2:paraId="562C58C5" ns2:textId="77777777">
             <w:pPr>
               <w:pStyle w:val="Details"/>
             </w:pPr>
@@ -14847,7 +14843,7 @@
               <w:right w:val="single" w:sz="4" w:space="0" w:color="999999"/>
             </w:tcBorders>
           </w:tcPr>
-          <w:p>
+          <w:p ns2:paraId="7E565010" ns2:textId="77777777">
             <w:pPr>
               <w:pStyle w:val="Details"/>
             </w:pPr>
@@ -14865,7 +14861,7 @@
             </w:tcBorders>
             <w:vAlign w:val="center"/>
           </w:tcPr>
-          <w:p>
+          <w:p ns2:paraId="504A6621" ns2:textId="250DAEC7">
             <w:pPr>
               <w:pStyle w:val="Details"/>
             </w:pPr>
@@ -14895,14 +14891,14 @@
               <w:left w:val="single" w:sz="4" w:space="0" w:color="999999"/>
             </w:tcBorders>
           </w:tcPr>
-          <w:p>
+          <w:p ns2:paraId="513CE49E" ns2:textId="77777777">
             <w:pPr>
               <w:pStyle w:val="Details"/>
             </w:pPr>
           </w:p>
         </w:tc>
       </w:tr>
-      <w:tr>
+      <w:tr ns2:paraId="6290A430" ns2:textId="77777777">
         <w:trPr>
           <w:gridBefore w:val="2"/>
           <w:wBefore w:w="3145" w:type="dxa"/>
@@ -14920,7 +14916,7 @@
               <w:right w:val="single" w:sz="4" w:space="0" w:color="999999"/>
             </w:tcBorders>
           </w:tcPr>
-          <w:p>
+          <w:p ns2:paraId="3C34A895" ns2:textId="77777777">
             <w:pPr>
               <w:pStyle w:val="Details"/>
             </w:pPr>
@@ -14934,7 +14930,7 @@
               <w:right w:val="single" w:sz="4" w:space="0" w:color="999999"/>
             </w:tcBorders>
           </w:tcPr>
-          <w:p>
+          <w:p ns2:paraId="4B3439F0" ns2:textId="77777777">
             <w:pPr>
               <w:pStyle w:val="Details"/>
             </w:pPr>
@@ -14950,7 +14946,7 @@
               <w:right w:val="single" w:sz="4" w:space="0" w:color="999999"/>
             </w:tcBorders>
           </w:tcPr>
-          <w:p>
+          <w:p ns2:paraId="2D9F95EA" ns2:textId="77777777">
             <w:pPr>
               <w:pStyle w:val="Details"/>
             </w:pPr>
@@ -14964,14 +14960,14 @@
               <w:left w:val="single" w:sz="4" w:space="0" w:color="999999"/>
             </w:tcBorders>
           </w:tcPr>
-          <w:p>
+          <w:p ns2:paraId="5E46F0CC" ns2:textId="77777777">
             <w:pPr>
               <w:pStyle w:val="Details"/>
             </w:pPr>
           </w:p>
         </w:tc>
       </w:tr>
-      <w:tr>
+      <w:tr ns2:paraId="1DDD88AE" ns2:textId="77777777">
         <w:trPr>
           <w:gridBefore w:val="2"/>
           <w:wBefore w:w="3145" w:type="dxa"/>
@@ -14989,7 +14985,7 @@
               <w:right w:val="single" w:sz="4" w:space="0" w:color="999999"/>
             </w:tcBorders>
           </w:tcPr>
-          <w:p>
+          <w:p ns2:paraId="61F7BCB9" ns2:textId="77777777">
             <w:pPr>
               <w:pStyle w:val="Details"/>
             </w:pPr>
@@ -15003,7 +14999,7 @@
               <w:right w:val="single" w:sz="4" w:space="0" w:color="999999"/>
             </w:tcBorders>
           </w:tcPr>
-          <w:p>
+          <w:p ns2:paraId="780FE5A3" ns2:textId="77777777">
             <w:pPr>
               <w:pStyle w:val="Details"/>
             </w:pPr>
@@ -15019,7 +15015,7 @@
               <w:right w:val="single" w:sz="4" w:space="0" w:color="999999"/>
             </w:tcBorders>
           </w:tcPr>
-          <w:p>
+          <w:p ns2:paraId="14E995A7" ns2:textId="77777777">
             <w:pPr>
               <w:pStyle w:val="Details"/>
             </w:pPr>
@@ -15033,14 +15029,14 @@
               <w:left w:val="single" w:sz="4" w:space="0" w:color="999999"/>
             </w:tcBorders>
           </w:tcPr>
-          <w:p>
+          <w:p ns2:paraId="601EEFAC" ns2:textId="77777777">
             <w:pPr>
               <w:pStyle w:val="Details"/>
             </w:pPr>
           </w:p>
         </w:tc>
       </w:tr>
-      <w:tr>
+      <w:tr ns2:paraId="3353292E" ns2:textId="77777777">
         <w:trPr>
           <w:gridBefore w:val="2"/>
           <w:wBefore w:w="3145" w:type="dxa"/>
@@ -15058,7 +15054,7 @@
               <w:right w:val="single" w:sz="4" w:space="0" w:color="999999"/>
             </w:tcBorders>
           </w:tcPr>
-          <w:p>
+          <w:p ns2:paraId="56D143F7" ns2:textId="77777777">
             <w:pPr>
               <w:pStyle w:val="Details"/>
             </w:pPr>
@@ -15072,7 +15068,7 @@
               <w:right w:val="single" w:sz="4" w:space="0" w:color="999999"/>
             </w:tcBorders>
           </w:tcPr>
-          <w:p>
+          <w:p ns2:paraId="352942E2" ns2:textId="77777777">
             <w:pPr>
               <w:pStyle w:val="Details"/>
             </w:pPr>
@@ -15088,7 +15084,7 @@
               <w:right w:val="single" w:sz="4" w:space="0" w:color="999999"/>
             </w:tcBorders>
           </w:tcPr>
-          <w:p>
+          <w:p ns2:paraId="0AF79E03" ns2:textId="77777777">
             <w:pPr>
               <w:pStyle w:val="Details"/>
             </w:pPr>
@@ -15102,14 +15098,14 @@
               <w:left w:val="single" w:sz="4" w:space="0" w:color="999999"/>
             </w:tcBorders>
           </w:tcPr>
-          <w:p>
+          <w:p ns2:paraId="58759E9F" ns2:textId="77777777">
             <w:pPr>
               <w:pStyle w:val="Details"/>
             </w:pPr>
           </w:p>
         </w:tc>
       </w:tr>
-      <w:tr>
+      <w:tr ns2:paraId="436177A1" ns2:textId="77777777">
         <w:trPr>
           <w:gridBefore w:val="2"/>
           <w:wBefore w:w="3145" w:type="dxa"/>
@@ -15126,7 +15122,7 @@
               <w:right w:val="single" w:sz="4" w:space="0" w:color="999999"/>
             </w:tcBorders>
           </w:tcPr>
-          <w:p>
+          <w:p ns2:paraId="185FA760" ns2:textId="77777777">
             <w:pPr>
               <w:pStyle w:val="Details"/>
             </w:pPr>
@@ -15140,7 +15136,7 @@
               <w:right w:val="single" w:sz="4" w:space="0" w:color="999999"/>
             </w:tcBorders>
           </w:tcPr>
-          <w:p>
+          <w:p ns2:paraId="28A4C34D" ns2:textId="77777777">
             <w:pPr>
               <w:pStyle w:val="Details"/>
             </w:pPr>
@@ -15158,7 +15154,7 @@
             </w:tcBorders>
             <w:vAlign w:val="bottom"/>
           </w:tcPr>
-          <w:p>
+          <w:p ns2:paraId="53E52801" ns2:textId="77777777">
             <w:pPr>
               <w:pStyle w:val="6PtCenteredDetails"/>
             </w:pPr>
@@ -15172,14 +15168,14 @@
               <w:left w:val="single" w:sz="4" w:space="0" w:color="999999"/>
             </w:tcBorders>
           </w:tcPr>
-          <w:p>
+          <w:p ns2:paraId="193C8FB3" ns2:textId="77777777">
             <w:pPr>
               <w:pStyle w:val="7PtCeneteredDetails"/>
             </w:pPr>
           </w:p>
         </w:tc>
       </w:tr>
-      <w:tr>
+      <w:tr ns2:paraId="0A6610EA" ns2:textId="77777777">
         <w:trPr>
           <w:gridBefore w:val="2"/>
           <w:wBefore w:w="3145" w:type="dxa"/>
@@ -15191,7 +15187,7 @@
               <w:top w:val="single" w:sz="4" w:space="0" w:color="999999"/>
             </w:tcBorders>
           </w:tcPr>
-          <w:p>
+          <w:p ns2:paraId="0D373EC6" ns2:textId="77777777">
             <w:pPr>
               <w:pStyle w:val="Details"/>
             </w:pPr>
@@ -15204,7 +15200,7 @@
               <w:left w:val="nil"/>
             </w:tcBorders>
           </w:tcPr>
-          <w:p>
+          <w:p ns2:paraId="1B6FD8E5" ns2:textId="77777777">
             <w:pPr>
               <w:pStyle w:val="Details"/>
             </w:pPr>
@@ -15218,7 +15214,7 @@
             </w:tcBorders>
             <w:vAlign w:val="bottom"/>
           </w:tcPr>
-          <w:p>
+          <w:p ns2:paraId="2CE08E0D" ns2:textId="77777777">
             <w:pPr>
               <w:pStyle w:val="6PtCenteredDetails"/>
             </w:pPr>
@@ -15236,7 +15232,7 @@
             </w:tcBorders>
             <w:vAlign w:val="bottom"/>
           </w:tcPr>
-          <w:p>
+          <w:p ns2:paraId="3DB65FCA" ns2:textId="77777777">
             <w:pPr>
               <w:pStyle w:val="6PtCenteredDetails"/>
             </w:pPr>
@@ -15254,7 +15250,7 @@
             </w:tcBorders>
             <w:vAlign w:val="bottom"/>
           </w:tcPr>
-          <w:p>
+          <w:p ns2:paraId="1885A4C6" ns2:textId="77777777">
             <w:pPr>
               <w:pStyle w:val="6PtCenteredDetails"/>
             </w:pPr>
@@ -15268,7 +15264,7 @@
             <w:tcW w:w="287" w:type="dxa"/>
             <w:gridSpan w:val="2"/>
           </w:tcPr>
-          <w:p>
+          <w:p ns2:paraId="5A0EF1FB" ns2:textId="77777777">
             <w:pPr>
               <w:pStyle w:val="7PtCeneteredDetails"/>
             </w:pPr>
@@ -15276,11 +15272,11 @@
         </w:tc>
       </w:tr>
     </w:tbl>
-    <w:p/>
+    <w:p ns2:paraId="08A3959C" ns2:textId="77777777"/>
     <w:sectPr>
-      <w:footerReference w:type="default" r:id="rId7"/>
-      <w:headerReference w:type="first" r:id="rId8"/>
-      <w:footerReference w:type="first" r:id="rId9"/>
+      <w:footerReference w:type="default" ns3:id="rId7"/>
+      <w:headerReference w:type="first" ns3:id="rId8"/>
+      <w:footerReference w:type="first" ns3:id="rId9"/>
       <w:pgSz w:w="11906" w:h="16838" w:code="9"/>
       <w:pgMar w:top="567" w:right="851" w:bottom="692" w:left="851" w:header="567" w:footer="680" w:gutter="0"/>
       <w:cols w:space="708"/>

--- a/templates/Form32B Template.docx
+++ b/templates/Form32B Template.docx
@@ -322,7 +322,7 @@
               <w:pStyle w:val="DetailsFlushRight"/>
             </w:pPr>
             <w:r>
-              <w:t>GST number</w:t>
+              <w:t/>
             </w:r>
           </w:p>
         </w:tc>
@@ -776,7 +776,7 @@
             <w:bookmarkStart w:id="8" w:name="LeadProvider"/>
             <w:bookmarkEnd w:id="8"/>
             <w:r>
-              <w:t>Natalie Quirke</w:t>
+              <w:t>NEW GEN AUTOMATION</w:t>
             </w:r>
           </w:p>
         </w:tc>
@@ -794,7 +794,7 @@
               <w:pStyle w:val="DetailsFlushRight"/>
             </w:pPr>
             <w:r>
-              <w:t>Provider number</w:t>
+              <w:t/>
             </w:r>
           </w:p>
         </w:tc>
@@ -923,7 +923,7 @@
             <w:bookmarkStart w:id="10" w:name="LawFirm"/>
             <w:bookmarkEnd w:id="10"/>
             <w:r>
-              <w:t>Liberty Chambers</w:t>
+              <w:t>New Gen Automation</w:t>
             </w:r>
           </w:p>
         </w:tc>
@@ -941,7 +941,7 @@
               <w:pStyle w:val="DetailsFlushRight"/>
             </w:pPr>
             <w:r>
-              <w:t>Firm number</w:t>
+              <w:t/>
             </w:r>
           </w:p>
         </w:tc>

--- a/templates/Form32B Template.docx
+++ b/templates/Form32B Template.docx
@@ -814,7 +814,7 @@
             <w:bookmarkStart w:id="9" w:name="ProviderNumber"/>
             <w:bookmarkEnd w:id="9"/>
             <w:r>
-              <w:t>14334</w:t>
+              <w:t>90001</w:t>
             </w:r>
           </w:p>
         </w:tc>
@@ -961,7 +961,7 @@
             <w:bookmarkStart w:id="11" w:name="FirmNumber"/>
             <w:bookmarkEnd w:id="11"/>
             <w:r>
-              <w:t>1678</w:t>
+              <w:t>90002</w:t>
             </w:r>
           </w:p>
         </w:tc>

--- a/templates/Form32B Template.docx
+++ b/templates/Form32B Template.docx
@@ -347,7 +347,7 @@
             <w:bookmarkStart w:id="3" w:name="GSTNumber"/>
             <w:bookmarkEnd w:id="3"/>
             <w:r>
-              <w:t>136-053-361</w:t>
+              <w:t>101-101-101</w:t>
             </w:r>
           </w:p>
         </w:tc>
